--- a/docx/capitulo-1.docx
+++ b/docx/capitulo-1.docx
@@ -64,436 +64,871 @@
       </w:r>
     </w:p>
     <w:p>
+      <w:pPr>
+        <w:spacing w:after="120" w:line="360" w:lineRule="auto"/>
+        <w:ind w:firstLine="432"/>
+        <w:jc w:val="both"/>
+      </w:pPr>
       <w:r>
         <w:t>Todo termina convirtiéndose en ceniza, pero algunas cosas se niegan a permanecer muertas. No recordaba su nombre, tampoco recordaba el cielo, aunque lo tenía delante. No recordaba su rostro. Solo sabía que no debía soltarlo.</w:t>
       </w:r>
     </w:p>
     <w:p>
+      <w:pPr>
+        <w:spacing w:after="120" w:line="360" w:lineRule="auto"/>
+        <w:ind w:firstLine="432"/>
+        <w:jc w:val="both"/>
+      </w:pPr>
       <w:r>
         <w:t>Sobre él se extendía una inmensidad gris, atravesada por nubes que ocultaban cualquier rastro del sol. No sabía si estaba amaneciendo o si el día llevaba horas muriendo detrás de aquella capa de humo. La luz apenas alcanzaba para distinguir las formas que se levantaban a su alrededor: muros quebrados, columnas vencidas junto a musgo y piedras amontonadas donde alguna vez debieron existir habitaciones. El viento arrastraba polvo entre las ruinas.</w:t>
       </w:r>
     </w:p>
     <w:p>
+      <w:pPr>
+        <w:spacing w:after="120" w:line="360" w:lineRule="auto"/>
+        <w:ind w:firstLine="432"/>
+        <w:jc w:val="both"/>
+      </w:pPr>
       <w:r>
         <w:t>Intentó respirar.</w:t>
       </w:r>
     </w:p>
     <w:p>
+      <w:pPr>
+        <w:spacing w:after="120" w:line="360" w:lineRule="auto"/>
+        <w:ind w:firstLine="432"/>
+        <w:jc w:val="both"/>
+      </w:pPr>
       <w:r>
         <w:t>No pudo.</w:t>
       </w:r>
     </w:p>
     <w:p>
+      <w:pPr>
+        <w:spacing w:after="120" w:line="360" w:lineRule="auto"/>
+        <w:ind w:firstLine="432"/>
+        <w:jc w:val="both"/>
+      </w:pPr>
       <w:r>
         <w:t>La ausencia de aire le produjo una angustia que su mente no supo explicar. Abrió la boca, contrajo el pecho y buscó con desesperación algo que no estaba allí. El cuerpo no respondió. Ni siquiera consiguió toser. Durante un instante, que pudo haber durado un segundo o una eternidad, permaneció inmóvil, incapaz de comprender.</w:t>
       </w:r>
     </w:p>
     <w:p>
+      <w:pPr>
+        <w:spacing w:after="120" w:line="360" w:lineRule="auto"/>
+        <w:ind w:firstLine="432"/>
+        <w:jc w:val="both"/>
+      </w:pPr>
       <w:r>
         <w:t>Entonces sintió dolor.</w:t>
       </w:r>
     </w:p>
     <w:p>
+      <w:pPr>
+        <w:spacing w:after="120" w:line="360" w:lineRule="auto"/>
+        <w:ind w:firstLine="432"/>
+        <w:jc w:val="both"/>
+      </w:pPr>
       <w:r>
         <w:t>No llegó de golpe. Empezó como una presión débil en algún lugar bajo las costillas y se extendió lentamente hacia los brazos, el cuello y el rostro. Era una sensación remota, como si perteneciera a otra persona. Después se volvió más intensa, hasta que encogió el cuerpo por puro instinto.</w:t>
       </w:r>
     </w:p>
     <w:p>
+      <w:pPr>
+        <w:spacing w:after="120" w:line="360" w:lineRule="auto"/>
+        <w:ind w:firstLine="432"/>
+        <w:jc w:val="both"/>
+      </w:pPr>
       <w:r>
         <w:t>El aire entró en sus pulmones.</w:t>
       </w:r>
     </w:p>
     <w:p>
+      <w:pPr>
+        <w:spacing w:after="120" w:line="360" w:lineRule="auto"/>
+        <w:ind w:firstLine="432"/>
+        <w:jc w:val="both"/>
+      </w:pPr>
       <w:r>
         <w:t>Fue una bocanada áspera, desesperada, seguida por una tos seca que le sacudió el pecho. Se dobló sobre sí mismo. Algo raspó su garganta y le dejó un sabor amargo en la lengua. Intentó apartarse de aquello que tenía delante, pero sus brazos se negaron a obedecerle.</w:t>
       </w:r>
     </w:p>
     <w:p>
+      <w:pPr>
+        <w:spacing w:after="120" w:line="360" w:lineRule="auto"/>
+        <w:ind w:firstLine="432"/>
+        <w:jc w:val="both"/>
+      </w:pPr>
       <w:r>
         <w:t>Solo entonces descubrió que estaba sosteniendo algo, un cuerpo.</w:t>
       </w:r>
     </w:p>
     <w:p>
+      <w:pPr>
+        <w:spacing w:after="120" w:line="360" w:lineRule="auto"/>
+        <w:ind w:firstLine="432"/>
+        <w:jc w:val="both"/>
+      </w:pPr>
       <w:r>
         <w:t>Lo tenía entre los brazos, apoyado contra su pecho, con la cabeza inclinada hacia un lado. La figura era humana, o al menos conservaba una forma que alguna vez debió pertenecer a una persona. Estaba cubierta de una capa gris que se acumulaba sobre la ropa, el cabello y los pliegues de la piel. La ceniza se había adherido a cada rincón, borrando los rasgos hasta convertir el rostro en una superficie irregular, casi irreconocible.</w:t>
       </w:r>
     </w:p>
     <w:p>
+      <w:pPr>
+        <w:spacing w:after="120" w:line="360" w:lineRule="auto"/>
+        <w:ind w:firstLine="432"/>
+        <w:jc w:val="both"/>
+      </w:pPr>
       <w:r>
         <w:t>No podía decir si era un hombre o una mujer. No podía distinguir el color de sus ojos, ni la forma de su boca, ni siquiera si el cabello que le cubría parte de la frente había sido claro u oscuro. No sabía quién era. Pero le importaba.</w:t>
       </w:r>
     </w:p>
     <w:p>
+      <w:pPr>
+        <w:spacing w:after="120" w:line="360" w:lineRule="auto"/>
+        <w:ind w:firstLine="432"/>
+        <w:jc w:val="both"/>
+      </w:pPr>
       <w:r>
         <w:t>La certeza apareció sin explicación, tan completa que por un momento le pareció absurda. No recordaba una conversación, un nombre o una sola imagen que pudiera justificarla. No había un recuerdo al que regresar, una promesa que pudiera repetir ni una historia que le permitiera entender por qué aquella cosa frente a él ocupaba un lugar tan profundo dentro de él.</w:t>
       </w:r>
     </w:p>
     <w:p>
+      <w:pPr>
+        <w:spacing w:after="120" w:line="360" w:lineRule="auto"/>
+        <w:ind w:firstLine="432"/>
+        <w:jc w:val="both"/>
+      </w:pPr>
       <w:r>
         <w:t>Solo sabía que no debía soltarla.</w:t>
       </w:r>
     </w:p>
     <w:p>
+      <w:pPr>
+        <w:spacing w:after="120" w:line="360" w:lineRule="auto"/>
+        <w:ind w:firstLine="432"/>
+        <w:jc w:val="both"/>
+      </w:pPr>
       <w:r>
         <w:t>Sus brazos se cerraron con más fuerza alrededor del cuerpo. El movimiento fue torpe, débil. Apenas consiguió acercarlo unos centímetros a su pecho.</w:t>
       </w:r>
     </w:p>
     <w:p>
+      <w:pPr>
+        <w:spacing w:after="120" w:line="360" w:lineRule="auto"/>
+        <w:ind w:firstLine="432"/>
+        <w:jc w:val="both"/>
+      </w:pPr>
       <w:r>
         <w:t>—No… —la palabra salió rota, al igual que su voz ronca.</w:t>
       </w:r>
     </w:p>
     <w:p>
+      <w:pPr>
+        <w:spacing w:after="120" w:line="360" w:lineRule="auto"/>
+        <w:ind w:firstLine="432"/>
+        <w:jc w:val="both"/>
+      </w:pPr>
       <w:r>
         <w:t>No sabía qué estaba negando. Quizá que aquello hubiera ocurrido. Quizá que fuera demasiado tarde. Tal vez intentaba decir algo que había pronunciado tantas veces que su cuerpo lo recordaba incluso después de que su mente lo hubiera perdido.</w:t>
       </w:r>
     </w:p>
     <w:p>
+      <w:pPr>
+        <w:spacing w:after="120" w:line="360" w:lineRule="auto"/>
+        <w:ind w:firstLine="432"/>
+        <w:jc w:val="both"/>
+      </w:pPr>
       <w:r>
         <w:t>La figura no respondió.</w:t>
       </w:r>
     </w:p>
     <w:p>
+      <w:pPr>
+        <w:spacing w:after="120" w:line="360" w:lineRule="auto"/>
+        <w:ind w:firstLine="432"/>
+        <w:jc w:val="both"/>
+      </w:pPr>
       <w:r>
         <w:t>Él bajó la mirada y trató de limpiar el rostro con el pulgar. La ceniza se desprendió bajo el contacto, revelando una pequeña porción de piel oscurecida. Intentó retirar más. Quería encontrar unos ojos, una expresión, cualquier rasgo que le permitiera reconocer a quien sostenía, pero el material cedió entre sus dedos. Una parte de la mejilla se deshizo.</w:t>
       </w:r>
     </w:p>
     <w:p>
+      <w:pPr>
+        <w:spacing w:after="120" w:line="360" w:lineRule="auto"/>
+        <w:ind w:firstLine="432"/>
+        <w:jc w:val="both"/>
+      </w:pPr>
       <w:r>
         <w:t>No comprendió lo que acababa de ocurrir. Observó el polvo acumulado en su palma, después el rostro que seguía sosteniendo y, por último, sus propias manos. Le temblaban tanto que apenas podía mantenerlas abiertas.</w:t>
       </w:r>
     </w:p>
     <w:p>
+      <w:pPr>
+        <w:spacing w:after="120" w:line="360" w:lineRule="auto"/>
+        <w:ind w:firstLine="432"/>
+        <w:jc w:val="both"/>
+      </w:pPr>
       <w:r>
         <w:t>Volvió a intentarlo, esta vez con una delicadeza desesperada.</w:t>
       </w:r>
     </w:p>
     <w:p>
+      <w:pPr>
+        <w:spacing w:after="120" w:line="360" w:lineRule="auto"/>
+        <w:ind w:firstLine="432"/>
+        <w:jc w:val="both"/>
+      </w:pPr>
       <w:r>
         <w:t>—Espera.</w:t>
       </w:r>
     </w:p>
     <w:p>
+      <w:pPr>
+        <w:spacing w:after="120" w:line="360" w:lineRule="auto"/>
+        <w:ind w:firstLine="432"/>
+        <w:jc w:val="both"/>
+      </w:pPr>
       <w:r>
         <w:t>No supo por qué dijo aquello. El cuerpo no podía escucharlo. No podía obedecerlo, ni pedirle que tuviera cuidado, ni reprocharle que hubiera llegado tarde. Sin embargo, habló como si todavía existiera la posibilidad de que alguien respondiera.</w:t>
       </w:r>
     </w:p>
     <w:p>
+      <w:pPr>
+        <w:spacing w:after="120" w:line="360" w:lineRule="auto"/>
+        <w:ind w:firstLine="432"/>
+        <w:jc w:val="both"/>
+      </w:pPr>
       <w:r>
         <w:t>—Espera, por favor.</w:t>
       </w:r>
     </w:p>
     <w:p>
+      <w:pPr>
+        <w:spacing w:after="120" w:line="360" w:lineRule="auto"/>
+        <w:ind w:firstLine="432"/>
+        <w:jc w:val="both"/>
+      </w:pPr>
       <w:r>
         <w:t>Otra porción de ceniza se desprendió de la figura y cayó sobre sus piernas. Dejó de respirar durante un instante. Después intentó recogerla, usando ambas manos para impedir que el polvo se dispersara. Lo hizo con torpeza, acercando los dedos, formando una pequeña barrera alrededor de los restos. Cada movimiento parecía empeorar las cosas. La ceniza se deslizaba entre las articulaciones, escapaba por los espacios que quedaban entre sus palmas y desaparecía entre las grietas de las piedras.</w:t>
       </w:r>
     </w:p>
     <w:p>
+      <w:pPr>
+        <w:spacing w:after="120" w:line="360" w:lineRule="auto"/>
+        <w:ind w:firstLine="432"/>
+        <w:jc w:val="both"/>
+      </w:pPr>
       <w:r>
         <w:t>No había nada que pudiera hacer, la idea llegó antes que cualquier recuerdo.</w:t>
       </w:r>
     </w:p>
     <w:p>
+      <w:pPr>
+        <w:spacing w:after="120" w:line="360" w:lineRule="auto"/>
+        <w:ind w:firstLine="432"/>
+        <w:jc w:val="both"/>
+      </w:pPr>
       <w:r>
         <w:t>Incluso inclinó la cabeza hasta apoyar la frente contra la de aquella persona. La superficie estaba fría. No recordaba haber sentido un frío semejante, ni siquiera podía explicar por qué lo reconocía como algo terrible. Su pecho se contrajo y una presión insoportable le cerró la garganta.</w:t>
       </w:r>
     </w:p>
     <w:p>
+      <w:pPr>
+        <w:spacing w:after="120" w:line="360" w:lineRule="auto"/>
+        <w:ind w:firstLine="432"/>
+        <w:jc w:val="both"/>
+      </w:pPr>
       <w:r>
         <w:t>Lloró.</w:t>
       </w:r>
     </w:p>
     <w:p>
+      <w:pPr>
+        <w:spacing w:after="120" w:line="360" w:lineRule="auto"/>
+        <w:ind w:firstLine="432"/>
+        <w:jc w:val="both"/>
+      </w:pPr>
       <w:r>
         <w:t>No supo cuándo había empezado. Las lágrimas le recorrieron las mejillas y arrastraron pequeños surcos por la ceniza que cubría su rostro. No había tristeza en un sentido que pudiera describir. Era algo más profundo, una herida que parecía existir antes que cualquier pensamiento, anterior incluso a la posibilidad de comprender qué había perdido.</w:t>
       </w:r>
     </w:p>
     <w:p>
+      <w:pPr>
+        <w:spacing w:after="120" w:line="360" w:lineRule="auto"/>
+        <w:ind w:firstLine="432"/>
+        <w:jc w:val="both"/>
+      </w:pPr>
       <w:r>
         <w:t>Lloró por alguien cuyo nombre no conocía, lloró por un rostro que no podía recordar y mientras lo hacía, tuvo la impresión de que ya había llorado de aquella manera.</w:t>
       </w:r>
     </w:p>
     <w:p>
+      <w:pPr>
+        <w:spacing w:after="120" w:line="360" w:lineRule="auto"/>
+        <w:ind w:firstLine="432"/>
+        <w:jc w:val="both"/>
+      </w:pPr>
       <w:r>
         <w:t>La sensación desapareció cuando intentó aferrarse a ella. No llegó a convertirse en un recuerdo. Apenas fue una sombra, un eco que se desvaneció antes de que pudiera preguntarse de dónde procedía. Cerró los ojos, no quería mirar cómo se deshacía.</w:t>
       </w:r>
     </w:p>
     <w:p>
+      <w:pPr>
+        <w:spacing w:after="120" w:line="360" w:lineRule="auto"/>
+        <w:ind w:firstLine="432"/>
+        <w:jc w:val="both"/>
+      </w:pPr>
       <w:r>
         <w:t>Cuando volvió a abrirlos, el viento había cambiado de dirección.</w:t>
       </w:r>
     </w:p>
     <w:p>
+      <w:pPr>
+        <w:spacing w:after="120" w:line="360" w:lineRule="auto"/>
+        <w:ind w:firstLine="432"/>
+        <w:jc w:val="both"/>
+      </w:pPr>
       <w:r>
         <w:t>La ceniza se acumulaba en el hueco de sus rodillas y cubría el suelo a su alrededor. Una corriente más fuerte atravesó las ruinas, levantando una nube que le obligó a proteger el rostro. Durante unos segundos no vio nada. Solo escuchó el silbido del aire entre las piedras, el roce de los restos contra el suelo y su propia respiración, todavía irregular.</w:t>
       </w:r>
     </w:p>
     <w:p>
+      <w:pPr>
+        <w:spacing w:after="120" w:line="360" w:lineRule="auto"/>
+        <w:ind w:firstLine="432"/>
+        <w:jc w:val="both"/>
+      </w:pPr>
       <w:r>
         <w:t>Abrazó el cuerpo.</w:t>
       </w:r>
     </w:p>
     <w:p>
+      <w:pPr>
+        <w:spacing w:after="120" w:line="360" w:lineRule="auto"/>
+        <w:ind w:firstLine="432"/>
+        <w:jc w:val="both"/>
+      </w:pPr>
       <w:r>
         <w:t>Fue un gesto inútil. Lo supo en cuanto sintió que algo se desprendía contra su pecho. La figura perdió parte de su forma, y la cabeza se inclinó aún más hacia atrás. Intentó sujetarla antes de que cayera, pero sus manos se hundieron en un material blando que se desmoronaba al contacto.</w:t>
       </w:r>
     </w:p>
     <w:p>
+      <w:pPr>
+        <w:spacing w:after="120" w:line="360" w:lineRule="auto"/>
+        <w:ind w:firstLine="432"/>
+        <w:jc w:val="both"/>
+      </w:pPr>
       <w:r>
         <w:t>Retrocedió.</w:t>
       </w:r>
     </w:p>
     <w:p>
+      <w:pPr>
+        <w:spacing w:after="120" w:line="360" w:lineRule="auto"/>
+        <w:ind w:firstLine="432"/>
+        <w:jc w:val="both"/>
+      </w:pPr>
       <w:r>
         <w:t>La espalda le chocó con una piedra. Un dolor agudo le atravesó el hombro y le arrancó un quejido. Por primera vez se permitió mirar alrededor, buscando algo que pudiera explicarle dónde estaba. No encontró nada que reconociera.</w:t>
       </w:r>
     </w:p>
     <w:p>
+      <w:pPr>
+        <w:spacing w:after="120" w:line="360" w:lineRule="auto"/>
+        <w:ind w:firstLine="432"/>
+        <w:jc w:val="both"/>
+      </w:pPr>
       <w:r>
         <w:t>Las ruinas se extendían mucho más allá de lo que había podido distinguir al despertar. Había restos de muros que todavía conservaban parte de su altura, escaleras que terminaban en el vacío y arcos rotos bajo los que se acumulaban montones de escombros. Algunas piedras mostraban manchas negras, como si el fuego hubiera pasado sobre ellas y hubiera decidido no consumirlas por completo.</w:t>
       </w:r>
     </w:p>
     <w:p>
+      <w:pPr>
+        <w:spacing w:after="120" w:line="360" w:lineRule="auto"/>
+        <w:ind w:firstLine="432"/>
+        <w:jc w:val="both"/>
+      </w:pPr>
       <w:r>
         <w:t>En un extremo se alzaba una torre partida por la mitad. La parte superior había desaparecido y el resto se inclinaba sobre una estructura que ya no parecía capaz de sostener su propio peso. Cerca de ella, una estatua yacía boca abajo, con los brazos separados del torso y la cabeza perdida entre los cascotes.</w:t>
       </w:r>
     </w:p>
     <w:p>
+      <w:pPr>
+        <w:spacing w:after="120" w:line="360" w:lineRule="auto"/>
+        <w:ind w:firstLine="432"/>
+        <w:jc w:val="both"/>
+      </w:pPr>
       <w:r>
         <w:t>Miró desesperado de nuevo el cuerpo, lo que quedaba de él.</w:t>
       </w:r>
     </w:p>
     <w:p>
+      <w:pPr>
+        <w:spacing w:after="120" w:line="360" w:lineRule="auto"/>
+        <w:ind w:firstLine="432"/>
+        <w:jc w:val="both"/>
+      </w:pPr>
       <w:r>
         <w:t>La figura se había deshecho casi por completo. Sobre sus piernas descansaba una acumulación irregular de ceniza, entre la que todavía se distinguían fragmentos de tela. Los recogió con ambas manos y los acercó al pecho, como si todavía pudiera protegerlos. La ceniza le cubrió las palmas, se deslizó entre sus dedos y cayó sobre la ropa. Una ráfaga de viento atravesó las ruinas.</w:t>
       </w:r>
     </w:p>
     <w:p>
+      <w:pPr>
+        <w:spacing w:after="120" w:line="360" w:lineRule="auto"/>
+        <w:ind w:firstLine="432"/>
+        <w:jc w:val="both"/>
+      </w:pPr>
       <w:r>
         <w:t>—No, no, no…</w:t>
       </w:r>
     </w:p>
     <w:p>
+      <w:pPr>
+        <w:spacing w:after="120" w:line="360" w:lineRule="auto"/>
+        <w:ind w:firstLine="432"/>
+        <w:jc w:val="both"/>
+      </w:pPr>
       <w:r>
         <w:t>Trató de cubrirla con los brazos. El viento se llevó una parte, después otra. El polvo gris se elevó por encima de sus manos y se dispersó entre las piedras, sin dejar nada que pudiera recuperar. Permaneció encorvado mucho después de que el aire volviera a quedar quieto, sus brazos seguían cerrados. Pero no había nada dentro de ellos, tardó en darse cuenta.</w:t>
       </w:r>
     </w:p>
     <w:p>
+      <w:pPr>
+        <w:spacing w:after="120" w:line="360" w:lineRule="auto"/>
+        <w:ind w:firstLine="432"/>
+        <w:jc w:val="both"/>
+      </w:pPr>
       <w:r>
         <w:t>Miró sus manos vacías y sintió que algo se quebraba en su interior. No era la primera vez que experimentaba aquella ausencia. De eso estaba seguro, aunque no podía recordar cuándo había sucedido antes. Era como llegar a una habitación donde alguien acababa de marcharse: todavía quedaba algo en el aire, una impresión de presencia que no podía confundirse con el vacío, pero que tampoco podía convertirse en una prueba.</w:t>
       </w:r>
     </w:p>
     <w:p>
+      <w:pPr>
+        <w:spacing w:after="120" w:line="360" w:lineRule="auto"/>
+        <w:ind w:firstLine="432"/>
+        <w:jc w:val="both"/>
+      </w:pPr>
       <w:r>
         <w:t>Se apretó la muñeca y esperó. Al principio no ocurrió nada. Entonces sintió un golpe débil bajo la piel. Después otro. Un tercero.</w:t>
       </w:r>
     </w:p>
     <w:p>
+      <w:pPr>
+        <w:spacing w:after="120" w:line="360" w:lineRule="auto"/>
+        <w:ind w:firstLine="432"/>
+        <w:jc w:val="both"/>
+      </w:pPr>
       <w:r>
         <w:t>Su corazón latía.</w:t>
       </w:r>
     </w:p>
     <w:p>
+      <w:pPr>
+        <w:spacing w:after="120" w:line="360" w:lineRule="auto"/>
+        <w:ind w:firstLine="432"/>
+        <w:jc w:val="both"/>
+      </w:pPr>
       <w:r>
         <w:t>Se llevó la otra mano al pecho, por encima de la ropa rígida de ceniza, para confirmarlo desde dentro. Ahí estaba: lento, demasiado lento, como un tambor que alguien hubiera olvidado tocar durante mucho tiempo y volviera a intentarlo sin recordar del todo el compás. Contó los latidos igual que un náufrago cuenta las tablas que le quedan: con la certeza de que podían fallarle en cualquier momento y el miedo de que, si dejaba de contarlos, se detuvieran. Diez. Veinte. No se detuvieron. Pero tampoco se aceleraron, ni se calmaron del todo, y aquello —un corazón que latía como si hubiera que recordarle cómo hacerlo— lo inquietó más que el silencio de antes.</w:t>
       </w:r>
     </w:p>
     <w:p>
+      <w:pPr>
+        <w:spacing w:after="120" w:line="360" w:lineRule="auto"/>
+        <w:ind w:firstLine="432"/>
+        <w:jc w:val="both"/>
+      </w:pPr>
       <w:r>
         <w:t>Había algo profundamente equivocado en estar vivo. No sabía explicarlo mejor que así. No era alivio lo que sentía al notar el pulso; era extrañeza, la de quien encuentra una herramienta en la mano y no recuerda haberla cogido. El cuerpo funcionaba. Respiraba, dolía, sangraba, latía. Y aun así le quedaba la sensación insistente de ser un huésped en él, de haber vuelto a una casa que seguía siendo suya pero en la que alguien había movido todos los muebles mientras él no estaba.</w:t>
       </w:r>
     </w:p>
     <w:p>
+      <w:pPr>
+        <w:spacing w:after="120" w:line="360" w:lineRule="auto"/>
+        <w:ind w:firstLine="432"/>
+        <w:jc w:val="both"/>
+      </w:pPr>
       <w:r>
         <w:t>Estaba vivo, no sabía cómo, no sabía por qué. Solo sabía que, en algún momento que no podía recordar, había dejado de estarlo. La certeza no procedía de una imagen ni de una explicación. Surgía de algo más profundo: la ausencia de aire que había sentido al despertar, el frío que parecía haber ocupado cada rincón de su existencia y la extraña sensación de que el mundo había continuado sin él.</w:t>
       </w:r>
     </w:p>
     <w:p>
+      <w:pPr>
+        <w:spacing w:after="120" w:line="360" w:lineRule="auto"/>
+        <w:ind w:firstLine="432"/>
+        <w:jc w:val="both"/>
+      </w:pPr>
       <w:r>
         <w:t>Por más que intentó recordar el momento anterior a su despertar, encontró oscuridad. Buscó algo que pudiera precederla: una voz, un golpe, el calor de una hoguera, el sonido de alguien pronunciando su nombre. Cualquier cosa habría bastado.</w:t>
       </w:r>
     </w:p>
     <w:p>
+      <w:pPr>
+        <w:spacing w:after="120" w:line="360" w:lineRule="auto"/>
+        <w:ind w:firstLine="432"/>
+        <w:jc w:val="both"/>
+      </w:pPr>
       <w:r>
         <w:t>Nada. La oscuridad no era un recuerdo. Era la ausencia de uno.</w:t>
       </w:r>
     </w:p>
     <w:p>
+      <w:pPr>
+        <w:spacing w:after="120" w:line="360" w:lineRule="auto"/>
+        <w:ind w:firstLine="432"/>
+        <w:jc w:val="both"/>
+      </w:pPr>
       <w:r>
         <w:t>Cerró los ojos y apretó los dientes. Buscó más profundamente, sin saber siquiera qué esperaba encontrar. La presión detrás de sus ojos aumentó. Un dolor punzante le recorrió la cabeza y le obligó a inclinarse hacia delante. Por un instante creyó escuchar algo.</w:t>
       </w:r>
     </w:p>
     <w:p>
+      <w:pPr>
+        <w:spacing w:after="120" w:line="360" w:lineRule="auto"/>
+        <w:ind w:firstLine="432"/>
+        <w:jc w:val="both"/>
+      </w:pPr>
       <w:r>
         <w:t>No fue una voz clara. Tampoco una palabra que pudiera reconocer. Apenas una vibración lejana, como el eco de un sonido que había atravesado demasiados muros para llegar hasta él. Abrió los ojos, pero el viento seguía soplando y las ruinas continuaban vacías. No había nadie.</w:t>
       </w:r>
     </w:p>
     <w:p>
+      <w:pPr>
+        <w:spacing w:after="120" w:line="360" w:lineRule="auto"/>
+        <w:ind w:firstLine="432"/>
+        <w:jc w:val="both"/>
+      </w:pPr>
       <w:r>
         <w:t>Se llevó una mano a la cabeza, respirando con dificultad. El dolor comenzó a disminuir, pero dejó tras de sí una sensación desagradable, la certeza de que había intentado abrir una puerta que no debía abrirse.</w:t>
       </w:r>
     </w:p>
     <w:p>
+      <w:pPr>
+        <w:spacing w:after="120" w:line="360" w:lineRule="auto"/>
+        <w:ind w:firstLine="432"/>
+        <w:jc w:val="both"/>
+      </w:pPr>
       <w:r>
         <w:t>No volvió a intentarlo, todavía no.</w:t>
       </w:r>
     </w:p>
     <w:p>
+      <w:pPr>
+        <w:spacing w:after="120" w:line="360" w:lineRule="auto"/>
+        <w:ind w:firstLine="432"/>
+        <w:jc w:val="both"/>
+      </w:pPr>
       <w:r>
         <w:t>El cielo seguía gris cuando consiguió ponerse de pie. Tuvo que apoyarse en una columna quebrada, esperar a que sus piernas dejaran de temblar y avanzar con pasos pequeños. No podía permanecer allí. No sabía quién había construido aquellas estructuras ni por qué había despertado en medio de sus restos, pero quedarse significaba continuar mirando algo que no podía comprender.</w:t>
       </w:r>
     </w:p>
     <w:p>
+      <w:pPr>
+        <w:spacing w:after="120" w:line="360" w:lineRule="auto"/>
+        <w:ind w:firstLine="432"/>
+        <w:jc w:val="both"/>
+      </w:pPr>
       <w:r>
         <w:t>Encontró la salida mucho después: un tramo de muralla derrumbada, una abertura irregular entre piedras ennegrecidas. Al llegar a la parte superior, se detuvo. Desde allí pudo ver la extensión de las ruinas, los muros que se perdían en todas direcciones, los restos de una construcción mucho más grande de lo que había imaginado. No sintió nostalgia, no reconoció un hogar. Sin embargo, una presión le oprimió el pecho: la sensación de haber llegado tarde a un lugar donde todavía debía existir alguien.</w:t>
       </w:r>
     </w:p>
     <w:p>
+      <w:pPr>
+        <w:spacing w:after="120" w:line="360" w:lineRule="auto"/>
+        <w:ind w:firstLine="432"/>
+        <w:jc w:val="both"/>
+      </w:pPr>
       <w:r>
         <w:t>Miró hacia atrás una última vez. En algún lugar entre aquellas piedras, la ceniza que había intentado conservar se había mezclado con todo lo demás. Sus dedos volvieron a cerrarse, como si todavía sostuvieran algo. Durante un instante protegió un vacío que solo él parecía capaz de sentir. Después separó las manos.</w:t>
       </w:r>
     </w:p>
     <w:p>
+      <w:pPr>
+        <w:spacing w:after="120" w:line="360" w:lineRule="auto"/>
+        <w:ind w:firstLine="432"/>
+        <w:jc w:val="both"/>
+      </w:pPr>
       <w:r>
         <w:t>El viento pasó entre ellas. Esta vez no intentó detenerlo.</w:t>
       </w:r>
     </w:p>
     <w:p>
+      <w:pPr>
+        <w:spacing w:after="120" w:line="360" w:lineRule="auto"/>
+        <w:ind w:firstLine="432"/>
+        <w:jc w:val="both"/>
+      </w:pPr>
       <w:r>
         <w:t>El terreno descendía hacia una extensión de tierra irregular. Avanzó despacio, midiendo cada paso. Necesitaba agua, alimento, un lugar donde descansar. Necesitaba descubrir quién era. La última necesidad era la más difícil, porque no recordaba su nombre, y la idea de carecer de él le producía una incomodidad que no podía atribuir al miedo. Un nombre debía ser algo sencillo. Sin embargo, al intentar encontrar el suyo, sintió que buscaba algo mucho más grande. Algo que no podía permitirse perder.</w:t>
       </w:r>
     </w:p>
     <w:p>
+      <w:pPr>
+        <w:spacing w:after="120" w:line="360" w:lineRule="auto"/>
+        <w:ind w:firstLine="432"/>
+        <w:jc w:val="both"/>
+      </w:pPr>
       <w:r>
         <w:t>No tenía una promesa que cumplir, ni un destino que perseguir, ni una voz que le indicara qué camino debía tomar. No sabía si había sido un soldado, un campesino, un noble o alguien que jamás había tenido un lugar al que regresar. Solo sabía que, cuando despertó, había intentado conservar aquel cuerpo. Y que, cuando no pudo, siguió buscando una forma de impedir que desapareciera.</w:t>
       </w:r>
     </w:p>
     <w:p>
+      <w:pPr>
+        <w:spacing w:after="120" w:line="360" w:lineRule="auto"/>
+        <w:ind w:firstLine="432"/>
+        <w:jc w:val="both"/>
+      </w:pPr>
       <w:r>
         <w:t>No podía quedarse allí, no mientras existiera la posibilidad de que alguien más necesitara ayuda. La certeza no llegó acompañada de orgullo. Tampoco de esperanza. Era una obligación que no recordaba haber aceptado y que, sin embargo, no podía ignorar. Quizá siempre había sido así. Quizá acababa de decidirlo por primera vez.</w:t>
       </w:r>
     </w:p>
     <w:p>
+      <w:pPr>
+        <w:spacing w:after="120" w:line="360" w:lineRule="auto"/>
+        <w:ind w:firstLine="432"/>
+        <w:jc w:val="both"/>
+      </w:pPr>
       <w:r>
         <w:t>Fue entonces cuando vio el brillo.</w:t>
       </w:r>
     </w:p>
     <w:p>
+      <w:pPr>
+        <w:spacing w:after="120" w:line="360" w:lineRule="auto"/>
+        <w:ind w:firstLine="432"/>
+        <w:jc w:val="both"/>
+      </w:pPr>
       <w:r>
         <w:t>A unos pasos del sendero, medio oculto bajo unas ramas secas, había un fragmento de vidrio. Se agachó para recogerlo y descubrió que pertenecía a un espejo. Lo limpió con la manga. Al principio solo distinguió el cielo gris y las formas borrosas de los árboles. Después inclinó el fragmento, buscando un ángulo que le permitiera verse.</w:t>
       </w:r>
     </w:p>
     <w:p>
+      <w:pPr>
+        <w:spacing w:after="120" w:line="360" w:lineRule="auto"/>
+        <w:ind w:firstLine="432"/>
+        <w:jc w:val="both"/>
+      </w:pPr>
       <w:r>
         <w:t>Y encontró un rostro.</w:t>
       </w:r>
     </w:p>
     <w:p>
+      <w:pPr>
+        <w:spacing w:after="120" w:line="360" w:lineRule="auto"/>
+        <w:ind w:firstLine="432"/>
+        <w:jc w:val="both"/>
+      </w:pPr>
       <w:r>
         <w:t>El muchacho que lo observaba desde el vidrio tenía el cabello negro, abundante y desordenado, levantado en mechones puntiagudos. Algunos caían sobre su frente y ocultaban parcialmente sus ojos, oscuros, de una concentración casi hostil. Tenía la mandíbula marcada, la nariz recta y la expresión severa de alguien dispuesto a enfrentarse al mundo. No reconoció nada. Ni una cicatriz, ni un gesto familiar. Aquel rostro era suyo, pero la certeza no venía acompañada de pertenencia. Era como mirar el retrato de un desconocido y descubrir, sin ninguna posibilidad de negarlo, que estaba contemplando su propia imagen.</w:t>
       </w:r>
     </w:p>
     <w:p>
+      <w:pPr>
+        <w:spacing w:after="120" w:line="360" w:lineRule="auto"/>
+        <w:ind w:firstLine="432"/>
+        <w:jc w:val="both"/>
+      </w:pPr>
       <w:r>
         <w:t>Una grieta atravesaba el espejo de lado a lado. Al inclinarlo, la fractura dividió su rostro en dos partes desiguales: un ojo por encima de la línea, el otro por debajo. Dejó escapar una respiración lenta y guardó el vidrio bajo la capa. No tenía sentido seguir interrogando a una imagen que no podía responderle.</w:t>
       </w:r>
     </w:p>
     <w:p>
+      <w:pPr>
+        <w:spacing w:after="120" w:line="360" w:lineRule="auto"/>
+        <w:ind w:firstLine="432"/>
+        <w:jc w:val="both"/>
+      </w:pPr>
       <w:r>
         <w:t>Entonces oyó un graznido.</w:t>
       </w:r>
     </w:p>
     <w:p>
+      <w:pPr>
+        <w:spacing w:after="120" w:line="360" w:lineRule="auto"/>
+        <w:ind w:firstLine="432"/>
+        <w:jc w:val="both"/>
+      </w:pPr>
       <w:r>
         <w:t>Sobre una roca situada unos metros más adelante había una urraca. El ave permanecía quieta, con la cabeza ladeada, observándolo con uno de sus ojos oscuros. El plumaje negro reflejaba destellos azulados; las plumas blancas de los costados contrastaban con la piedra gris. No parecía asustada.</w:t>
       </w:r>
     </w:p>
     <w:p>
+      <w:pPr>
+        <w:spacing w:after="120" w:line="360" w:lineRule="auto"/>
+        <w:ind w:firstLine="432"/>
+        <w:jc w:val="both"/>
+      </w:pPr>
       <w:r>
         <w:t>—¿Qué haces aquí? —murmuró.</w:t>
       </w:r>
     </w:p>
     <w:p>
+      <w:pPr>
+        <w:spacing w:after="120" w:line="360" w:lineRule="auto"/>
+        <w:ind w:firstLine="432"/>
+        <w:jc w:val="both"/>
+      </w:pPr>
       <w:r>
         <w:t>El ave no respondió, por supuesto. Y, sin embargo, algo cambió en él. Una presión detrás de las costillas, semejante a la que había sentido entre las ruinas. Por un instante, el graznido pareció despertar algo demasiado lejano para convertirse en un recuerdo. No era miedo. Tampoco familiaridad. Era la impresión de que había algo pendiente entre ambos.</w:t>
       </w:r>
     </w:p>
     <w:p>
+      <w:pPr>
+        <w:spacing w:after="120" w:line="360" w:lineRule="auto"/>
+        <w:ind w:firstLine="432"/>
+        <w:jc w:val="both"/>
+      </w:pPr>
       <w:r>
         <w:t>La urraca echó a volar.</w:t>
       </w:r>
     </w:p>
     <w:p>
+      <w:pPr>
+        <w:spacing w:after="120" w:line="360" w:lineRule="auto"/>
+        <w:ind w:firstLine="432"/>
+        <w:jc w:val="both"/>
+      </w:pPr>
       <w:r>
         <w:t>—¡Espera!</w:t>
       </w:r>
     </w:p>
     <w:p>
+      <w:pPr>
+        <w:spacing w:after="120" w:line="360" w:lineRule="auto"/>
+        <w:ind w:firstLine="432"/>
+        <w:jc w:val="both"/>
+      </w:pPr>
       <w:r>
         <w:t>No supo por qué gritó aquello. El ave cruzó por encima de las rocas y se posó a cierta distancia. Giró la cabeza hacia él, como si comprobara que seguía allí. Cuando él avanzó, ella voló de nuevo. No se alejó demasiado. Esperó sobre una rama mientras él se acercaba y, cuando estuvo a punto de alcanzarla, desplegó las alas y se marchó otra vez.</w:t>
       </w:r>
     </w:p>
     <w:p>
+      <w:pPr>
+        <w:spacing w:after="120" w:line="360" w:lineRule="auto"/>
+        <w:ind w:firstLine="432"/>
+        <w:jc w:val="both"/>
+      </w:pPr>
       <w:r>
         <w:t>—¿Qué demonios quieres? —su voz sonó más irritada de lo que pretendía.</w:t>
       </w:r>
     </w:p>
     <w:p>
+      <w:pPr>
+        <w:spacing w:after="120" w:line="360" w:lineRule="auto"/>
+        <w:ind w:firstLine="432"/>
+        <w:jc w:val="both"/>
+      </w:pPr>
       <w:r>
         <w:t>Podía dejarla marchar. Era un animal. No tenía motivos para perseguirlo, y mucho menos cuando apenas podía sostenerse. Pero llevaba demasiado tiempo rodeado de preguntas sin respuesta. Una más no podía hacerle daño.</w:t>
       </w:r>
     </w:p>
     <w:p>
+      <w:pPr>
+        <w:spacing w:after="120" w:line="360" w:lineRule="auto"/>
+        <w:ind w:firstLine="432"/>
+        <w:jc w:val="both"/>
+      </w:pPr>
       <w:r>
         <w:t>—Está bien. Ya voy.</w:t>
       </w:r>
     </w:p>
     <w:p>
+      <w:pPr>
+        <w:spacing w:after="120" w:line="360" w:lineRule="auto"/>
+        <w:ind w:firstLine="432"/>
+        <w:jc w:val="both"/>
+      </w:pPr>
       <w:r>
         <w:t>El ave lo condujo entre las rocas, bordeando una pendiente que se volvía cada vez más pronunciada. El terreno se estrechó hasta convertirse en una franja de piedra que rodeaba la ladera. A un lado se levantaba la montaña; al otro, el suelo caía en una pendiente abrupta. El viento soplaba con más fuerza allí arriba, empujando los bordes de su capa y levantando pequeñas nubes de polvo.</w:t>
       </w:r>
     </w:p>
     <w:p>
+      <w:pPr>
+        <w:spacing w:after="120" w:line="360" w:lineRule="auto"/>
+        <w:ind w:firstLine="432"/>
+        <w:jc w:val="both"/>
+      </w:pPr>
       <w:r>
         <w:t>La urraca esperaba sobre una piedra situada al otro extremo de la franja. Él dio un paso. Después otro.</w:t>
       </w:r>
     </w:p>
     <w:p>
+      <w:pPr>
+        <w:spacing w:after="120" w:line="360" w:lineRule="auto"/>
+        <w:ind w:firstLine="432"/>
+        <w:jc w:val="both"/>
+      </w:pPr>
       <w:r>
         <w:t>La piedra bajo su pie se desplazó.</w:t>
       </w:r>
     </w:p>
     <w:p>
+      <w:pPr>
+        <w:spacing w:after="120" w:line="360" w:lineRule="auto"/>
+        <w:ind w:firstLine="432"/>
+        <w:jc w:val="both"/>
+      </w:pPr>
       <w:r>
         <w:t>No tuvo tiempo de reaccionar. Su cuerpo perdió el equilibrio y chocó con la pared rocosa. Intentó aferrarse a una saliente, pero los dedos resbalaron sobre la superficie cubierta de polvo. Durante un instante consiguió sostenerse con una sola mano, sintiendo cómo el peso de su cuerpo tiraba del hombro.</w:t>
       </w:r>
     </w:p>
     <w:p>
+      <w:pPr>
+        <w:spacing w:after="120" w:line="360" w:lineRule="auto"/>
+        <w:ind w:firstLine="432"/>
+        <w:jc w:val="both"/>
+      </w:pPr>
       <w:r>
         <w:t>La roca cedió bajo sus dedos.</w:t>
       </w:r>
     </w:p>
     <w:p>
+      <w:pPr>
+        <w:spacing w:after="120" w:line="360" w:lineRule="auto"/>
+        <w:ind w:firstLine="432"/>
+        <w:jc w:val="both"/>
+      </w:pPr>
       <w:r>
         <w:t>Cayó.</w:t>
       </w:r>
     </w:p>
     <w:p>
+      <w:pPr>
+        <w:spacing w:after="120" w:line="360" w:lineRule="auto"/>
+        <w:ind w:firstLine="432"/>
+        <w:jc w:val="both"/>
+      </w:pPr>
       <w:r>
         <w:t>El primer golpe le arrancó el aire de los pulmones. Rodó sobre una superficie inclinada, golpeándose contra piedras y raíces que apenas alcanzó a distinguir. La capa tiró de su cuello antes de soltarse. El mundo se convirtió en una sucesión de cielo gris, roca y sombras. Un último impacto le golpeó la cabeza.</w:t>
       </w:r>
     </w:p>
     <w:p>
+      <w:pPr>
+        <w:spacing w:after="120" w:line="360" w:lineRule="auto"/>
+        <w:ind w:firstLine="432"/>
+        <w:jc w:val="both"/>
+      </w:pPr>
       <w:r>
         <w:t>Había muerto una vez, sin saber cómo.</w:t>
       </w:r>
     </w:p>
     <w:p>
+      <w:pPr>
+        <w:spacing w:after="120" w:line="360" w:lineRule="auto"/>
+        <w:ind w:firstLine="432"/>
+        <w:jc w:val="both"/>
+      </w:pPr>
       <w:r>
         <w:t>Esta vez, mientras la oscuridad volvía a cerrarse sobre él, solo tuvo tiempo para un pensamiento: que nadie, en ninguna parte, sabía que había despertado.</w:t>
       </w:r>
     </w:p>
     <w:p>
+      <w:pPr>
+        <w:spacing w:after="120" w:line="360" w:lineRule="auto"/>
+        <w:ind w:firstLine="432"/>
+        <w:jc w:val="both"/>
+      </w:pPr>
       <w:r>
         <w:t>Después, nada.</w:t>
       </w:r>
@@ -518,16 +953,31 @@
       </w:r>
     </w:p>
     <w:p>
+      <w:pPr>
+        <w:spacing w:after="120" w:line="360" w:lineRule="auto"/>
+        <w:ind w:firstLine="432"/>
+        <w:jc w:val="both"/>
+      </w:pPr>
       <w:r>
         <w:t>La primera vez que Eloy vio a un hombre convertir la magia en algo útil, el hombre perdió una uña.</w:t>
       </w:r>
     </w:p>
     <w:p>
+      <w:pPr>
+        <w:spacing w:after="120" w:line="360" w:lineRule="auto"/>
+        <w:ind w:firstLine="432"/>
+        <w:jc w:val="both"/>
+      </w:pPr>
       <w:r>
         <w:t>No fue un accidente memorable. La uña cayó sobre la mesa de trabajo, pequeña y oscura, y el maestre la recogió con la misma expresión con la que habría apartado una miga de pan. Después cerró el tomo, se limpió con un paño la sangre que le asomaba bajo el borde del dedo y le ordenó al muchacho que dejara de mirar y acercara la lámpara.</w:t>
       </w:r>
     </w:p>
     <w:p>
+      <w:pPr>
+        <w:spacing w:after="120" w:line="360" w:lineRule="auto"/>
+        <w:ind w:firstLine="432"/>
+        <w:jc w:val="both"/>
+      </w:pPr>
       <w:r>
         <w:t xml:space="preserve">Eloy tenía doce años entonces, y no apartó la lámpara. La acercó, sí, pero siguió mirando. Había visto desaparecer una grieta de una jarra. Había visto cómo el barro cocido se volvía liso bajo los dedos del maestre, como si el tiempo diera marcha atrás en un solo punto del mundo. Y lo único que su mente de doce años consiguió preguntarse, con una claridad que lo asustó, fue: </w:t>
       </w:r>
@@ -539,66 +989,131 @@
       </w:r>
     </w:p>
     <w:p>
+      <w:pPr>
+        <w:spacing w:after="120" w:line="360" w:lineRule="auto"/>
+        <w:ind w:firstLine="432"/>
+        <w:jc w:val="both"/>
+      </w:pPr>
       <w:r>
         <w:t>No la jarra. No el barro. La uña. ¿Qué tenía que ver el dedo del maestre con una grieta en la cerámica? ¿Qué clase de ley unía esas dos cosas tan distintas que, al arreglar una, se rompía la otra?</w:t>
       </w:r>
     </w:p>
     <w:p>
+      <w:pPr>
+        <w:spacing w:after="120" w:line="360" w:lineRule="auto"/>
+        <w:ind w:firstLine="432"/>
+        <w:jc w:val="both"/>
+      </w:pPr>
       <w:r>
         <w:t>Cuatro años después, todavía no tenía la respuesta. Y todavía lo asustaba.</w:t>
       </w:r>
     </w:p>
     <w:p>
+      <w:pPr>
+        <w:spacing w:after="120" w:line="360" w:lineRule="auto"/>
+        <w:ind w:firstLine="432"/>
+        <w:jc w:val="both"/>
+      </w:pPr>
       <w:r>
         <w:t>—Otra vez —murmuró el maestre, sin levantar la vista.</w:t>
       </w:r>
     </w:p>
     <w:p>
+      <w:pPr>
+        <w:spacing w:after="120" w:line="360" w:lineRule="auto"/>
+        <w:ind w:firstLine="432"/>
+        <w:jc w:val="both"/>
+      </w:pPr>
       <w:r>
         <w:t>La voz del anciano lo arrancó de sus pensamientos. Sobre la mesa reposaban un tomo abierto, dos piezas de cerámica y una lámpara que apenas conseguía iluminar los rincones del taller. La lluvia repiqueteaba contra los postigos. Olía a polvo húmedo, aceite y pergamino viejo, el olor que Eloy asociaba, desde que tenía memoria útil, con la única clase de felicidad que le parecía digna de confianza: la de estar a punto de entender algo.</w:t>
       </w:r>
     </w:p>
     <w:p>
+      <w:pPr>
+        <w:spacing w:after="120" w:line="360" w:lineRule="auto"/>
+        <w:ind w:firstLine="432"/>
+        <w:jc w:val="both"/>
+      </w:pPr>
       <w:r>
         <w:t>Se acomodó las gafas circulares, que amenazaban con caérsele de la nariz, y se inclinó sobre la mesa.</w:t>
       </w:r>
     </w:p>
     <w:p>
+      <w:pPr>
+        <w:spacing w:after="120" w:line="360" w:lineRule="auto"/>
+        <w:ind w:firstLine="432"/>
+        <w:jc w:val="both"/>
+      </w:pPr>
       <w:r>
         <w:t>—Ya lo he hecho tres veces hoy, maestre.</w:t>
       </w:r>
     </w:p>
     <w:p>
+      <w:pPr>
+        <w:spacing w:after="120" w:line="360" w:lineRule="auto"/>
+        <w:ind w:firstLine="432"/>
+        <w:jc w:val="both"/>
+      </w:pPr>
       <w:r>
         <w:t>—Y las tres veces has mirado el resultado antes de comprender el procedimiento.</w:t>
       </w:r>
     </w:p>
     <w:p>
+      <w:pPr>
+        <w:spacing w:after="120" w:line="360" w:lineRule="auto"/>
+        <w:ind w:firstLine="432"/>
+        <w:jc w:val="both"/>
+      </w:pPr>
       <w:r>
         <w:t>—El resultado es parte del procedimiento.</w:t>
       </w:r>
     </w:p>
     <w:p>
+      <w:pPr>
+        <w:spacing w:after="120" w:line="360" w:lineRule="auto"/>
+        <w:ind w:firstLine="432"/>
+        <w:jc w:val="both"/>
+      </w:pPr>
       <w:r>
         <w:t>El maestre alzó la mirada en desafío, y Eloy supo, demasiado tarde, que no había sido una respuesta inteligente. Gareth tenía esa habilidad: convertir el silencio que seguía a una impertinencia en una forma de castigo mucho más eficaz que cualquier regaño.</w:t>
       </w:r>
     </w:p>
     <w:p>
+      <w:pPr>
+        <w:spacing w:after="120" w:line="360" w:lineRule="auto"/>
+        <w:ind w:firstLine="432"/>
+        <w:jc w:val="both"/>
+      </w:pPr>
       <w:r>
         <w:t>—La mayoría de aprendices se conforman con aprender a invocar el hechizo —dijo al fin, cerrando el libro de un golpe seco. La cubierta, ennegrecida por el uso, llevaba grabados unos signos que Eloy había copiado tantas veces que podía trazarlos con los ojos cerrados. No conocía todos sus significados. Tampoco estaba seguro de que alguien los conociera—. Tú quieres saber cómo funciona. Por eso me entretienes.</w:t>
       </w:r>
     </w:p>
     <w:p>
+      <w:pPr>
+        <w:spacing w:after="120" w:line="360" w:lineRule="auto"/>
+        <w:ind w:firstLine="432"/>
+        <w:jc w:val="both"/>
+      </w:pPr>
       <w:r>
         <w:t>—¿No es cosa de todos? Es magia. Todos aman la magia.</w:t>
       </w:r>
     </w:p>
     <w:p>
+      <w:pPr>
+        <w:spacing w:after="120" w:line="360" w:lineRule="auto"/>
+        <w:ind w:firstLine="432"/>
+        <w:jc w:val="both"/>
+      </w:pPr>
       <w:r>
         <w:t>—No. —el anciano lo miró por encima de las gafas, con esa paciencia gastada de quien ha tenido la misma conversación un centenar de veces—. La mayoría solo quiere que funcione. Y hace bien.</w:t>
       </w:r>
     </w:p>
     <w:p>
+      <w:pPr>
+        <w:spacing w:after="120" w:line="360" w:lineRule="auto"/>
+        <w:ind w:firstLine="432"/>
+        <w:jc w:val="both"/>
+      </w:pPr>
       <w:r>
         <w:t xml:space="preserve">Eloy contempló las dos piezas de cerámica. Una estaba intacta; la otra tenía una grieta que la atravesaba de lado a lado. El ejercicio parecía sencillo desde la silla del que observa: tomar la materia de una pieza, dársela a la otra, cerrar la herida del barro. La primera ley, el primer principio que se enseñaba en cualquier taller de Veridia: </w:t>
       </w:r>
@@ -610,91 +1125,181 @@
       </w:r>
     </w:p>
     <w:p>
+      <w:pPr>
+        <w:spacing w:after="120" w:line="360" w:lineRule="auto"/>
+        <w:ind w:firstLine="432"/>
+        <w:jc w:val="both"/>
+      </w:pPr>
       <w:r>
         <w:t>Lo había leído cien veces. Lo había recitado ante Gareth hasta que las palabras perdieron su forma. Y, sin embargo, cada vez que el hechizo funcionaba, le quedaba la sensación de haber copiado la respuesta de un problema sin entender el enunciado.</w:t>
       </w:r>
     </w:p>
     <w:p>
+      <w:pPr>
+        <w:spacing w:after="120" w:line="360" w:lineRule="auto"/>
+        <w:ind w:firstLine="432"/>
+        <w:jc w:val="both"/>
+      </w:pPr>
       <w:r>
         <w:t>—Concéntrate esta vez.</w:t>
       </w:r>
     </w:p>
     <w:p>
+      <w:pPr>
+        <w:spacing w:after="120" w:line="360" w:lineRule="auto"/>
+        <w:ind w:firstLine="432"/>
+        <w:jc w:val="both"/>
+      </w:pPr>
       <w:r>
         <w:t>Eloy obedeció. Repasó las instrucciones del tomo moviendo los labios sin emitir sonido, como quien vocaliza una oración. Luego apoyó las manos sobre la mesa, una a cada lado de las piezas, y siguió los pasos grabados. No había nada grandioso en el ejercicio. Ninguna llamarada, ningún estruendo capaz de sacudir los postigos. Solo un trabajo minucioso y la posibilidad de equivocarse delante de alguien que recordaría el error mucho después de que él lo olvidara.</w:t>
       </w:r>
     </w:p>
     <w:p>
+      <w:pPr>
+        <w:spacing w:after="120" w:line="360" w:lineRule="auto"/>
+        <w:ind w:firstLine="432"/>
+        <w:jc w:val="both"/>
+      </w:pPr>
       <w:r>
         <w:t>La pieza intacta se oscureció, perdió el brillo y, con un susurro casi inaudible, se deshizo en un polvo fino que se escurrió entre los dedos de Eloy. En el mismo instante, la grieta de la otra pieza se cerró. El barro corrió sobre sí mismo como agua que encuentra su nivel, y cuando se detuvo, la segunda jarra estaba entera.</w:t>
       </w:r>
     </w:p>
     <w:p>
+      <w:pPr>
+        <w:spacing w:after="120" w:line="360" w:lineRule="auto"/>
+        <w:ind w:firstLine="432"/>
+        <w:jc w:val="both"/>
+      </w:pPr>
       <w:r>
         <w:t>Una por otra. La materia que se iba de un lado aparecía en el otro. La balanza cerraba.</w:t>
       </w:r>
     </w:p>
     <w:p>
+      <w:pPr>
+        <w:spacing w:after="120" w:line="360" w:lineRule="auto"/>
+        <w:ind w:firstLine="432"/>
+        <w:jc w:val="both"/>
+      </w:pPr>
       <w:r>
         <w:t>—Mucho mejor —el maestre ladeó una sutil sonrisa de gratificación.</w:t>
       </w:r>
     </w:p>
     <w:p>
+      <w:pPr>
+        <w:spacing w:after="120" w:line="360" w:lineRule="auto"/>
+        <w:ind w:firstLine="432"/>
+        <w:jc w:val="both"/>
+      </w:pPr>
       <w:r>
         <w:t>Pero Eloy no estaba mirando la jarra entera. Estaba mirando el polvo en su palma, lo que quedaba de la pieza sacrificada, y pensaba —como siempre, como no podía evitar— en la pregunta que había detrás del resultado.</w:t>
       </w:r>
     </w:p>
     <w:p>
+      <w:pPr>
+        <w:spacing w:after="120" w:line="360" w:lineRule="auto"/>
+        <w:ind w:firstLine="432"/>
+        <w:jc w:val="both"/>
+      </w:pPr>
       <w:r>
         <w:t>—Maestre. ¿Por qué se deshace en polvo?</w:t>
       </w:r>
     </w:p>
     <w:p>
+      <w:pPr>
+        <w:spacing w:after="120" w:line="360" w:lineRule="auto"/>
+        <w:ind w:firstLine="432"/>
+        <w:jc w:val="both"/>
+      </w:pPr>
       <w:r>
         <w:t>—Porque le has quitado la forma.</w:t>
       </w:r>
     </w:p>
     <w:p>
+      <w:pPr>
+        <w:spacing w:after="120" w:line="360" w:lineRule="auto"/>
+        <w:ind w:firstLine="432"/>
+        <w:jc w:val="both"/>
+      </w:pPr>
       <w:r>
         <w:t>—No pregunto eso. —se incorporó un poco, y la lámpara proyectó su sombra temblorosa contra las estanterías—. Le he quitado la forma a la primera para dársela a la segunda. De acuerdo. Pero la cantidad de barro no es la misma. Mire. —señaló el polvo, luego la jarra reparada—. La grieta era fina. Necesitaba poco material para cerrarse. Y sin embargo la pieza entera, la que sacrifiqué, ha desaparecido por completo. Toda. Si solo hacía falta un poco, ¿a dónde ha ido el resto?</w:t>
       </w:r>
     </w:p>
     <w:p>
+      <w:pPr>
+        <w:spacing w:after="120" w:line="360" w:lineRule="auto"/>
+        <w:ind w:firstLine="432"/>
+        <w:jc w:val="both"/>
+      </w:pPr>
       <w:r>
         <w:t>El maestre lo miró un instante más largo de lo habitual.</w:t>
       </w:r>
     </w:p>
     <w:p>
+      <w:pPr>
+        <w:spacing w:after="120" w:line="360" w:lineRule="auto"/>
+        <w:ind w:firstLine="432"/>
+        <w:jc w:val="both"/>
+      </w:pPr>
       <w:r>
         <w:t>—¿Y qué crees tú?</w:t>
       </w:r>
     </w:p>
     <w:p>
+      <w:pPr>
+        <w:spacing w:after="120" w:line="360" w:lineRule="auto"/>
+        <w:ind w:firstLine="432"/>
+        <w:jc w:val="both"/>
+      </w:pPr>
       <w:r>
         <w:t>—Creo que o la ley miente, o yo no la entiendo. Y como no me gusta ninguna de las dos posibilidades, pregunto.</w:t>
       </w:r>
     </w:p>
     <w:p>
+      <w:pPr>
+        <w:spacing w:after="120" w:line="360" w:lineRule="auto"/>
+        <w:ind w:firstLine="432"/>
+        <w:jc w:val="both"/>
+      </w:pPr>
       <w:r>
         <w:t>Gareth soltó el aire por la nariz. No era una risa, pero se le parecía.</w:t>
       </w:r>
     </w:p>
     <w:p>
+      <w:pPr>
+        <w:spacing w:after="120" w:line="360" w:lineRule="auto"/>
+        <w:ind w:firstLine="432"/>
+        <w:jc w:val="both"/>
+      </w:pPr>
       <w:r>
         <w:t>—Por todos los Dioses y por la inteligencia de Zortash… —se pasó la mano por la calvicie hasta la nuca, con el gesto de quien no vive aquello por primera vez—. La ley no miente, muchacho. La ley simplifica. Que no es lo mismo, aunque a tu edad lo parezca.</w:t>
       </w:r>
     </w:p>
     <w:p>
+      <w:pPr>
+        <w:spacing w:after="120" w:line="360" w:lineRule="auto"/>
+        <w:ind w:firstLine="432"/>
+        <w:jc w:val="both"/>
+      </w:pPr>
       <w:r>
         <w:t>—¿Simplifica el qué?</w:t>
       </w:r>
     </w:p>
     <w:p>
+      <w:pPr>
+        <w:spacing w:after="120" w:line="360" w:lineRule="auto"/>
+        <w:ind w:firstLine="432"/>
+        <w:jc w:val="both"/>
+      </w:pPr>
       <w:r>
         <w:t>—Siéntate.</w:t>
       </w:r>
     </w:p>
     <w:p>
+      <w:pPr>
+        <w:spacing w:after="120" w:line="360" w:lineRule="auto"/>
+        <w:ind w:firstLine="432"/>
+        <w:jc w:val="both"/>
+      </w:pPr>
       <w:r>
         <w:t xml:space="preserve">Eloy se sentó. Cuando el maestre decía </w:t>
       </w:r>
@@ -709,46 +1314,91 @@
       </w:r>
     </w:p>
     <w:p>
+      <w:pPr>
+        <w:spacing w:after="120" w:line="360" w:lineRule="auto"/>
+        <w:ind w:firstLine="432"/>
+        <w:jc w:val="both"/>
+      </w:pPr>
       <w:r>
         <w:t>Gareth tardó en hablar. Se acercó a la estantería, pasó un dedo por los lomos de los tomos sin sacar ninguno, como si contara viejos amigos muertos, y cuando por fin habló lo hizo sin volverse, de cara a los libros.</w:t>
       </w:r>
     </w:p>
     <w:p>
+      <w:pPr>
+        <w:spacing w:after="120" w:line="360" w:lineRule="auto"/>
+        <w:ind w:firstLine="432"/>
+        <w:jc w:val="both"/>
+      </w:pPr>
       <w:r>
         <w:t>—¿Qué te han enseñado sobre por qué usamos los tomos?</w:t>
       </w:r>
     </w:p>
     <w:p>
+      <w:pPr>
+        <w:spacing w:after="120" w:line="360" w:lineRule="auto"/>
+        <w:ind w:firstLine="432"/>
+        <w:jc w:val="both"/>
+      </w:pPr>
       <w:r>
         <w:t>—Que no todos pueden invocar un hechizo por sí mismos. Que el tomo guarda el hechizo ya hecho, y nosotros solo lo… despertamos.</w:t>
       </w:r>
     </w:p>
     <w:p>
+      <w:pPr>
+        <w:spacing w:after="120" w:line="360" w:lineRule="auto"/>
+        <w:ind w:firstLine="432"/>
+        <w:jc w:val="both"/>
+      </w:pPr>
       <w:r>
         <w:t>—Despertamos. —el maestre repitió la palabra como si tuviera un sabor amargo—. Sí. Eso es lo que decimos. Lo que no decimos es por qué necesitamos despertarlo de un libro en lugar de hacerlo con las manos, como el agua moja o el fuego quema.</w:t>
       </w:r>
     </w:p>
     <w:p>
+      <w:pPr>
+        <w:spacing w:after="120" w:line="360" w:lineRule="auto"/>
+        <w:ind w:firstLine="432"/>
+        <w:jc w:val="both"/>
+      </w:pPr>
       <w:r>
         <w:t>—Porque no tenemos el don.</w:t>
       </w:r>
     </w:p>
     <w:p>
+      <w:pPr>
+        <w:spacing w:after="120" w:line="360" w:lineRule="auto"/>
+        <w:ind w:firstLine="432"/>
+        <w:jc w:val="both"/>
+      </w:pPr>
       <w:r>
         <w:t>—No hay ningún don, Eloy.</w:t>
       </w:r>
     </w:p>
     <w:p>
+      <w:pPr>
+        <w:spacing w:after="120" w:line="360" w:lineRule="auto"/>
+        <w:ind w:firstLine="432"/>
+        <w:jc w:val="both"/>
+      </w:pPr>
       <w:r>
         <w:t>El muchacho parpadeó. Era de esas frases que un aprendiz oía una vez en la vida, si tenía suerte, y que contradecía todo lo que le habían dicho antes.</w:t>
       </w:r>
     </w:p>
     <w:p>
+      <w:pPr>
+        <w:spacing w:after="120" w:line="360" w:lineRule="auto"/>
+        <w:ind w:firstLine="432"/>
+        <w:jc w:val="both"/>
+      </w:pPr>
       <w:r>
         <w:t>—Todos los libros dicen que…</w:t>
       </w:r>
     </w:p>
     <w:p>
+      <w:pPr>
+        <w:spacing w:after="120" w:line="360" w:lineRule="auto"/>
+        <w:ind w:firstLine="432"/>
+        <w:jc w:val="both"/>
+      </w:pPr>
       <w:r>
         <w:t xml:space="preserve">—Los libros dicen muchas cosas. —Gareth se volvió por fin—. La magia no obedece a quien nace con una marca en la sangre. Obedece a quien </w:t>
       </w:r>
@@ -763,31 +1413,61 @@
       </w:r>
     </w:p>
     <w:p>
+      <w:pPr>
+        <w:spacing w:after="120" w:line="360" w:lineRule="auto"/>
+        <w:ind w:firstLine="432"/>
+        <w:jc w:val="both"/>
+      </w:pPr>
       <w:r>
         <w:t>Eloy no recordaba haberle hablado nunca de la uña. Abrió la boca para decirlo y la cerró. El maestre lo sabía porque, probablemente, todos los aprendices que de verdad valían la pena habían hecho la misma pregunta, y Gareth llevaba demasiados años esperando a los que la hacían.</w:t>
       </w:r>
     </w:p>
     <w:p>
+      <w:pPr>
+        <w:spacing w:after="120" w:line="360" w:lineRule="auto"/>
+        <w:ind w:firstLine="432"/>
+        <w:jc w:val="both"/>
+      </w:pPr>
       <w:r>
         <w:t>—Entonces, si la magia es comprender —dijo Eloy, despacio, armando la idea en voz alta—, el tomo es…</w:t>
       </w:r>
     </w:p>
     <w:p>
+      <w:pPr>
+        <w:spacing w:after="120" w:line="360" w:lineRule="auto"/>
+        <w:ind w:firstLine="432"/>
+        <w:jc w:val="both"/>
+      </w:pPr>
       <w:r>
         <w:t>—Comprensión de otro. Enlatada. —el maestre dio unos golpecitos sobre la cubierta ennegrecida—. Alguien, hace mucho, comprendió este hechizo hasta el fondo. Lo grabó aquí, en estos signos que ni tú ni yo entendemos del todo, de modo que cualquiera pueda ejecutarlo sin pagar el precio de comprenderlo. El tomo es una muleta. Una muleta magnífica, que sostiene a toda una civilización. Pero una muleta. Por eso puedes reparar una jarra a los dieciséis años y aun así no saber a dónde fue a parar el barro que sobró. No lo entiendes. Solo lo ejecutas.</w:t>
       </w:r>
     </w:p>
     <w:p>
+      <w:pPr>
+        <w:spacing w:after="120" w:line="360" w:lineRule="auto"/>
+        <w:ind w:firstLine="432"/>
+        <w:jc w:val="both"/>
+      </w:pPr>
       <w:r>
         <w:t>—Usted habla de un precio. —Eloy se había quedado muy quieto—. ¿Qué precio?</w:t>
       </w:r>
     </w:p>
     <w:p>
+      <w:pPr>
+        <w:spacing w:after="120" w:line="360" w:lineRule="auto"/>
+        <w:ind w:firstLine="432"/>
+        <w:jc w:val="both"/>
+      </w:pPr>
       <w:r>
         <w:t>Gareth levantó la mano derecha. A la luz de la lámpara, Eloy vio lo que llevaba cuatro años viendo sin mirar de verdad: que al maestre le faltaban dos uñas por completo, y que una tercera crecía deforme, como un árbol que hubiera aprendido a torcerse.</w:t>
       </w:r>
     </w:p>
     <w:p>
+      <w:pPr>
+        <w:spacing w:after="120" w:line="360" w:lineRule="auto"/>
+        <w:ind w:firstLine="432"/>
+        <w:jc w:val="both"/>
+      </w:pPr>
       <w:r>
         <w:t xml:space="preserve">—Cuando comprendes un hechizo y lo ejecutas tú mismo, sin tomo, con tu propia comprensión… el hechizo se cobra esa comprensión. Se la lleva. —el anciano flexionó los dedos, despacio—. La primera vez que transmuté sin libro, tenía tu edad. Y cerré una herida como esa grieta. Funcionó. Fue lo más hermoso que había hecho en mi vida. Y a la mañana siguiente no recordaba cómo lo había hecho. No la teoría, no: eso lo volví a leer. Lo que no volvió nunca fue la </w:t>
       </w:r>
@@ -802,76 +1482,151 @@
       </w:r>
     </w:p>
     <w:p>
+      <w:pPr>
+        <w:spacing w:after="120" w:line="360" w:lineRule="auto"/>
+        <w:ind w:firstLine="432"/>
+        <w:jc w:val="both"/>
+      </w:pPr>
       <w:r>
         <w:t>El taller se había quedado en completo silencio. Hasta la lluvia parecía haber bajado la voz.</w:t>
       </w:r>
     </w:p>
     <w:p>
+      <w:pPr>
+        <w:spacing w:after="120" w:line="360" w:lineRule="auto"/>
+        <w:ind w:firstLine="432"/>
+        <w:jc w:val="both"/>
+      </w:pPr>
       <w:r>
         <w:t>—La uña es lo de menos —continuó Gareth—. La uña es lo que el cuerpo deja ver. El precio verdadero no se ve. Usas la magia con la cabeza, y es la cabeza la que paga. Un hechizo pequeño te quita una fórmula, un cómo, un porqué. Uno grande… —no terminó la frase—. Por eso los tomos, muchacho. Por eso formamos maestres que memorizan sin comprender del todo. Por eso en la Ciudadela se guardan los libros bajo llave y se enseña a usarlos, no a entenderlos. No es prudencia de viejos asustados. Es lo único que impide que la gente que de verdad podría hacer magia se vacíe hasta dejar de ser gente.</w:t>
       </w:r>
     </w:p>
     <w:p>
+      <w:pPr>
+        <w:spacing w:after="120" w:line="360" w:lineRule="auto"/>
+        <w:ind w:firstLine="432"/>
+        <w:jc w:val="both"/>
+      </w:pPr>
       <w:r>
         <w:t>—¿Vaciarse? —Eloy sintió un frío que no venía de la ventana.</w:t>
       </w:r>
     </w:p>
     <w:p>
+      <w:pPr>
+        <w:spacing w:after="120" w:line="360" w:lineRule="auto"/>
+        <w:ind w:firstLine="432"/>
+        <w:jc w:val="both"/>
+      </w:pPr>
       <w:r>
         <w:t>—¿No te has preguntado nunca dónde están? —Gareth lo miró con una tristeza que el muchacho no le había visto jamás—. Los grandes. Los que comprendían la magia como tú quieres comprenderla. Un reino entero debería estar lleno de ellos. Deberían gobernarnos, o aterrarnos, o las dos cosas. Y sin embargo tú y yo reparamos jarras con un libro prestado en un pueblo que huele a mina y a nieve. ¿Dónde están, Eloy?</w:t>
       </w:r>
     </w:p>
     <w:p>
+      <w:pPr>
+        <w:spacing w:after="120" w:line="360" w:lineRule="auto"/>
+        <w:ind w:firstLine="432"/>
+        <w:jc w:val="both"/>
+      </w:pPr>
       <w:r>
         <w:t>El muchacho no respondió. No sabía la respuesta. Y por primera vez en mucho tiempo, la ignorancia no le dio curiosidad.</w:t>
       </w:r>
     </w:p>
     <w:p>
+      <w:pPr>
+        <w:spacing w:after="120" w:line="360" w:lineRule="auto"/>
+        <w:ind w:firstLine="432"/>
+        <w:jc w:val="both"/>
+      </w:pPr>
       <w:r>
         <w:t>Le dio miedo.</w:t>
       </w:r>
     </w:p>
     <w:p>
+      <w:pPr>
+        <w:spacing w:after="120" w:line="360" w:lineRule="auto"/>
+        <w:ind w:firstLine="432"/>
+        <w:jc w:val="both"/>
+      </w:pPr>
       <w:r>
         <w:t>—Hubo una guerra —dijo Gareth, y bajó la voz como si las palabras mismas pudieran gastarse al pronunciarlas—. Hace tanto que ya es casi una canción de cuna. La Guerra Rúnica. Los que comprendían se enfrentaron entre ellos, y no murieron solo de espada. Se gastaron. Comprendieron tanto, usaron tanto, que al final no quedó nadie dentro de sus propios cuerpos. Poder sin persona. Y los que sobrevivieron, los pocos, decidieron que el mundo no debía volver a aprender lo que ellos habían aprendido. Encerraron la comprensión en los tomos, donde no puede hacer daño, y dejaron que la verdad se muriera con ellos. Lo que hoy llamamos magia, muchacho, es lo que quedó después de que los hombres decidieran, muy sabiamente, dejar de entenderla.</w:t>
       </w:r>
     </w:p>
     <w:p>
+      <w:pPr>
+        <w:spacing w:after="120" w:line="360" w:lineRule="auto"/>
+        <w:ind w:firstLine="432"/>
+        <w:jc w:val="both"/>
+      </w:pPr>
       <w:r>
         <w:t>—Eso no puede estar en los libros.</w:t>
       </w:r>
     </w:p>
     <w:p>
+      <w:pPr>
+        <w:spacing w:after="120" w:line="360" w:lineRule="auto"/>
+        <w:ind w:firstLine="432"/>
+        <w:jc w:val="both"/>
+      </w:pPr>
       <w:r>
         <w:t>—No. —el maestre casi sonrió—. Lo que está en los libros es que hubo una guerra y que fue terrible. El resto se cuenta en voz baja, de maestre a aprendiz, y solo a los aprendices que harían la pregunta de todos modos. Preferimos contarla nosotros a que la descubráis solos. Los que la descubren solos suelen acabar mal.</w:t>
       </w:r>
     </w:p>
     <w:p>
+      <w:pPr>
+        <w:spacing w:after="120" w:line="360" w:lineRule="auto"/>
+        <w:ind w:firstLine="432"/>
+        <w:jc w:val="both"/>
+      </w:pPr>
       <w:r>
         <w:t>Eloy miró el polvo en su palma. El barro que había sobrado y, al mismo tiempo, no había sobrado. La ley que simplificaba. Pensó que debería sentir el peso de la advertencia, el frío del tabú, la prudencia que el maestre llevaba cuatro años intentando inocularle.</w:t>
       </w:r>
     </w:p>
     <w:p>
+      <w:pPr>
+        <w:spacing w:after="120" w:line="360" w:lineRule="auto"/>
+        <w:ind w:firstLine="432"/>
+        <w:jc w:val="both"/>
+      </w:pPr>
       <w:r>
         <w:t>Lo que sintió, en cambio, fue la cosa más peligrosa del mundo.</w:t>
       </w:r>
     </w:p>
     <w:p>
+      <w:pPr>
+        <w:spacing w:after="120" w:line="360" w:lineRule="auto"/>
+        <w:ind w:firstLine="432"/>
+        <w:jc w:val="both"/>
+      </w:pPr>
       <w:r>
         <w:t>Sintió que, por fin, alguien había admitido que la pregunta tenía respuesta.</w:t>
       </w:r>
     </w:p>
     <w:p>
+      <w:pPr>
+        <w:spacing w:after="120" w:line="360" w:lineRule="auto"/>
+        <w:ind w:firstLine="432"/>
+        <w:jc w:val="both"/>
+      </w:pPr>
       <w:r>
         <w:t>—Pero usted lo entendió —dijo en voz baja—. Al menos una vez. Antes de perderlo.</w:t>
       </w:r>
     </w:p>
     <w:p>
+      <w:pPr>
+        <w:spacing w:after="120" w:line="360" w:lineRule="auto"/>
+        <w:ind w:firstLine="432"/>
+        <w:jc w:val="both"/>
+      </w:pPr>
       <w:r>
         <w:t>—Y lo perdí. Esa es la parte que no estás escuchando.</w:t>
       </w:r>
     </w:p>
     <w:p>
+      <w:pPr>
+        <w:spacing w:after="120" w:line="360" w:lineRule="auto"/>
+        <w:ind w:firstLine="432"/>
+        <w:jc w:val="both"/>
+      </w:pPr>
       <w:r>
         <w:t xml:space="preserve">—La estoy escuchando. —Eloy levantó la mirada, y había en ella algo que hizo que el anciano frunciera el ceño—. La escucho perfectamente, maestre. Usted comprendió, pagó y se quedó sin la comprensión. Pero </w:t>
       </w:r>
@@ -886,31 +1641,61 @@
       </w:r>
     </w:p>
     <w:p>
+      <w:pPr>
+        <w:spacing w:after="120" w:line="360" w:lineRule="auto"/>
+        <w:ind w:firstLine="432"/>
+        <w:jc w:val="both"/>
+      </w:pPr>
       <w:r>
         <w:t>—Significa que te vas a hacer daño.</w:t>
       </w:r>
     </w:p>
     <w:p>
+      <w:pPr>
+        <w:spacing w:after="120" w:line="360" w:lineRule="auto"/>
+        <w:ind w:firstLine="432"/>
+        <w:jc w:val="both"/>
+      </w:pPr>
       <w:r>
         <w:t>—Puede ser.</w:t>
       </w:r>
     </w:p>
     <w:p>
+      <w:pPr>
+        <w:spacing w:after="120" w:line="360" w:lineRule="auto"/>
+        <w:ind w:firstLine="432"/>
+        <w:jc w:val="both"/>
+      </w:pPr>
       <w:r>
         <w:t>Era, palabra por palabra, la misma respuesta que le había dado horas antes sobre un ejercicio de cerámica. Pero esta vez ninguno de los dos sonrió.</w:t>
       </w:r>
     </w:p>
     <w:p>
+      <w:pPr>
+        <w:spacing w:after="120" w:line="360" w:lineRule="auto"/>
+        <w:ind w:firstLine="432"/>
+        <w:jc w:val="both"/>
+      </w:pPr>
       <w:r>
         <w:t>Gareth lo observó un largo rato. Después, con un cansancio que parecía venir de más atrás que aquella tarde, volvió a sentarse frente al tomo y lo abrió por una página cualquiera, como si el gesto pudiera devolver la conversación al terreno seguro de los ejercicios y las correcciones.</w:t>
       </w:r>
     </w:p>
     <w:p>
+      <w:pPr>
+        <w:spacing w:after="120" w:line="360" w:lineRule="auto"/>
+        <w:ind w:firstLine="432"/>
+        <w:jc w:val="both"/>
+      </w:pPr>
       <w:r>
         <w:t>—Recoge los restos —dijo—. Y no vuelvas a transmutar hoy. Ya has gastado bastante.</w:t>
       </w:r>
     </w:p>
     <w:p>
+      <w:pPr>
+        <w:spacing w:after="120" w:line="360" w:lineRule="auto"/>
+        <w:ind w:firstLine="432"/>
+        <w:jc w:val="both"/>
+      </w:pPr>
       <w:r>
         <w:t>Eloy no supo si se refería a la cerámica o a otra cosa.</w:t>
       </w:r>
@@ -926,56 +1711,111 @@
       </w:r>
     </w:p>
     <w:p>
+      <w:pPr>
+        <w:spacing w:after="120" w:line="360" w:lineRule="auto"/>
+        <w:ind w:firstLine="432"/>
+        <w:jc w:val="both"/>
+      </w:pPr>
       <w:r>
         <w:t>La puerta se abrió sin que nadie llamara. Nunca lo hacía.</w:t>
       </w:r>
     </w:p>
     <w:p>
+      <w:pPr>
+        <w:spacing w:after="120" w:line="360" w:lineRule="auto"/>
+        <w:ind w:firstLine="432"/>
+        <w:jc w:val="both"/>
+      </w:pPr>
       <w:r>
         <w:t>—Te he buscado por medio edificio, Eloy. Solo encuentro tus libros tirados.</w:t>
       </w:r>
     </w:p>
     <w:p>
+      <w:pPr>
+        <w:spacing w:after="120" w:line="360" w:lineRule="auto"/>
+        <w:ind w:firstLine="432"/>
+        <w:jc w:val="both"/>
+      </w:pPr>
       <w:r>
         <w:t>—Entonces encontraste la mitad equivocada.</w:t>
       </w:r>
     </w:p>
     <w:p>
+      <w:pPr>
+        <w:spacing w:after="120" w:line="360" w:lineRule="auto"/>
+        <w:ind w:firstLine="432"/>
+        <w:jc w:val="both"/>
+      </w:pPr>
       <w:r>
         <w:t>—Qué gracioso, tonto.</w:t>
       </w:r>
     </w:p>
     <w:p>
+      <w:pPr>
+        <w:spacing w:after="120" w:line="360" w:lineRule="auto"/>
+        <w:ind w:firstLine="432"/>
+        <w:jc w:val="both"/>
+      </w:pPr>
       <w:r>
         <w:t>Hope entró con el cabello húmedo por la lluvia y una expresión que sugería que el mundo entero había cometido una ofensa personal contra ella, aunque fuese difícil sostener esa impresión en una muchacha que emanaba aquella clase de ternura. Se acomodó la bufanda, ocultando parcialmente el largo de su cabellera café y sus pecas. Al exhalar, el vapor salía de sus labios.</w:t>
       </w:r>
     </w:p>
     <w:p>
+      <w:pPr>
+        <w:spacing w:after="120" w:line="360" w:lineRule="auto"/>
+        <w:ind w:firstLine="432"/>
+        <w:jc w:val="both"/>
+      </w:pPr>
       <w:r>
         <w:t>El invierno no era indulgente.</w:t>
       </w:r>
     </w:p>
     <w:p>
+      <w:pPr>
+        <w:spacing w:after="120" w:line="360" w:lineRule="auto"/>
+        <w:ind w:firstLine="432"/>
+        <w:jc w:val="both"/>
+      </w:pPr>
       <w:r>
         <w:t>Su llegada hizo algo que Eloy agradeció sin reconocerlo: barrió de la habitación el frío que la conversación con Gareth había dejado. El maestre, que afilaba la mirada contra Eloy por la interrupción —o, sospechó el muchacho, aliviado de que la interrumpieran—, aprovechó para darse a la fuga con un carraspeo y el pretexto de ordenar una estantería que llevaba años sin ordenar.</w:t>
       </w:r>
     </w:p>
     <w:p>
+      <w:pPr>
+        <w:spacing w:after="120" w:line="360" w:lineRule="auto"/>
+        <w:ind w:firstLine="432"/>
+        <w:jc w:val="both"/>
+      </w:pPr>
       <w:r>
         <w:t>—¿Qué le has hecho esta vez? —Hope miró de reojo la huida del anciano.</w:t>
       </w:r>
     </w:p>
     <w:p>
+      <w:pPr>
+        <w:spacing w:after="120" w:line="360" w:lineRule="auto"/>
+        <w:ind w:firstLine="432"/>
+        <w:jc w:val="both"/>
+      </w:pPr>
       <w:r>
         <w:t>—Le he hecho una pregunta que no le gustaba.</w:t>
       </w:r>
     </w:p>
     <w:p>
+      <w:pPr>
+        <w:spacing w:after="120" w:line="360" w:lineRule="auto"/>
+        <w:ind w:firstLine="432"/>
+        <w:jc w:val="both"/>
+      </w:pPr>
       <w:r>
         <w:t>—Entonces un día normal. —dejó algo envuelto en un trozo de tela sobre la mesa—. ¿Y a ti? Tienes cara de haber visto un fantasma.</w:t>
       </w:r>
     </w:p>
     <w:p>
+      <w:pPr>
+        <w:spacing w:after="120" w:line="360" w:lineRule="auto"/>
+        <w:ind w:firstLine="432"/>
+        <w:jc w:val="both"/>
+      </w:pPr>
       <w:r>
         <w:t>Eloy pensó en la mano del maestre. En las uñas que faltaban. En la pregunta —</w:t>
       </w:r>
@@ -990,116 +1830,231 @@
       </w:r>
     </w:p>
     <w:p>
+      <w:pPr>
+        <w:spacing w:after="120" w:line="360" w:lineRule="auto"/>
+        <w:ind w:firstLine="432"/>
+        <w:jc w:val="both"/>
+      </w:pPr>
       <w:r>
         <w:t>—Estoy bien —dijo, y cambió de tema con la destreza de quien lleva toda la vida esquivando preocupar a los demás—. ¿Qué traes?</w:t>
       </w:r>
     </w:p>
     <w:p>
+      <w:pPr>
+        <w:spacing w:after="120" w:line="360" w:lineRule="auto"/>
+        <w:ind w:firstLine="432"/>
+        <w:jc w:val="both"/>
+      </w:pPr>
       <w:r>
         <w:t>Hope no le creyó. Lo supo por cómo lo miró, un segundo de más, con esa perspicacia suya que no necesitaba estudios ni tomos. Pero también supo —porque lo conocía— que insistir no serviría de nada, así que lo dejó pasar y desenvolvió el paquete.</w:t>
       </w:r>
     </w:p>
     <w:p>
+      <w:pPr>
+        <w:spacing w:after="120" w:line="360" w:lineRule="auto"/>
+        <w:ind w:firstLine="432"/>
+        <w:jc w:val="both"/>
+      </w:pPr>
       <w:r>
         <w:t>Dentro había un objeto pequeño, deteriorado por el uso. Un relicario. El metal estaba oscurecido por los años. El cierre estaba dañado; una de las piezas que mantenían unidas ambas mitades se había deformado hasta impedir que encajaran.</w:t>
       </w:r>
     </w:p>
     <w:p>
+      <w:pPr>
+        <w:spacing w:after="120" w:line="360" w:lineRule="auto"/>
+        <w:ind w:firstLine="432"/>
+        <w:jc w:val="both"/>
+      </w:pPr>
       <w:r>
         <w:t>—Antes de que empieces —dijo ella—, tienes que prometerme que no vas a empezar con tus preguntas.</w:t>
       </w:r>
     </w:p>
     <w:p>
+      <w:pPr>
+        <w:spacing w:after="120" w:line="360" w:lineRule="auto"/>
+        <w:ind w:firstLine="432"/>
+        <w:jc w:val="both"/>
+      </w:pPr>
       <w:r>
         <w:t>—No puedo prometer eso.</w:t>
       </w:r>
     </w:p>
     <w:p>
+      <w:pPr>
+        <w:spacing w:after="120" w:line="360" w:lineRule="auto"/>
+        <w:ind w:firstLine="432"/>
+        <w:jc w:val="both"/>
+      </w:pPr>
       <w:r>
         <w:t>—Eloy.</w:t>
       </w:r>
     </w:p>
     <w:p>
+      <w:pPr>
+        <w:spacing w:after="120" w:line="360" w:lineRule="auto"/>
+        <w:ind w:firstLine="432"/>
+        <w:jc w:val="both"/>
+      </w:pPr>
       <w:r>
         <w:t>—Puedo prometer que intentaré hacerlas en orden.</w:t>
       </w:r>
     </w:p>
     <w:p>
+      <w:pPr>
+        <w:spacing w:after="120" w:line="360" w:lineRule="auto"/>
+        <w:ind w:firstLine="432"/>
+        <w:jc w:val="both"/>
+      </w:pPr>
       <w:r>
         <w:t>Hope suspiró, pero le acercó el relicario. Eloy lo tomó con cuidado, girándolo bajo la lámpara. Pasó el pulgar por las marcas de la superficie: no eran grabados ni adornos, solo el desgaste de unas manos que lo habían abierto y cerrado miles de veces.</w:t>
       </w:r>
     </w:p>
     <w:p>
+      <w:pPr>
+        <w:spacing w:after="120" w:line="360" w:lineRule="auto"/>
+        <w:ind w:firstLine="432"/>
+        <w:jc w:val="both"/>
+      </w:pPr>
       <w:r>
         <w:t>—¿De dónde lo sacaste?</w:t>
       </w:r>
     </w:p>
     <w:p>
+      <w:pPr>
+        <w:spacing w:after="120" w:line="360" w:lineRule="auto"/>
+        <w:ind w:firstLine="432"/>
+        <w:jc w:val="both"/>
+      </w:pPr>
       <w:r>
         <w:t>—Era de mi madre.</w:t>
       </w:r>
     </w:p>
     <w:p>
+      <w:pPr>
+        <w:spacing w:after="120" w:line="360" w:lineRule="auto"/>
+        <w:ind w:firstLine="432"/>
+        <w:jc w:val="both"/>
+      </w:pPr>
       <w:r>
         <w:t>La respuesta fue breve. Hope no apartó la mirada del objeto, pero tampoco pareció dispuesta a decir nada más, y Eloy —que tenía en la lengua tres preguntas más, afiladas, listas— hizo algo que no le salía con facilidad. Las tragó. Todas.</w:t>
       </w:r>
     </w:p>
     <w:p>
+      <w:pPr>
+        <w:spacing w:after="120" w:line="360" w:lineRule="auto"/>
+        <w:ind w:firstLine="432"/>
+        <w:jc w:val="both"/>
+      </w:pPr>
       <w:r>
         <w:t>—¿Puedo abrirlo?</w:t>
       </w:r>
     </w:p>
     <w:p>
+      <w:pPr>
+        <w:spacing w:after="120" w:line="360" w:lineRule="auto"/>
+        <w:ind w:firstLine="432"/>
+        <w:jc w:val="both"/>
+      </w:pPr>
       <w:r>
         <w:t>Ella asintió. Él introdujo la uña bajo el borde. El cierre cedió apenas un instante antes de atascarse con un chasquido torpe.</w:t>
       </w:r>
     </w:p>
     <w:p>
+      <w:pPr>
+        <w:spacing w:after="120" w:line="360" w:lineRule="auto"/>
+        <w:ind w:firstLine="432"/>
+        <w:jc w:val="both"/>
+      </w:pPr>
       <w:r>
         <w:t>—Está bastante dañado.</w:t>
       </w:r>
     </w:p>
     <w:p>
+      <w:pPr>
+        <w:spacing w:after="120" w:line="360" w:lineRule="auto"/>
+        <w:ind w:firstLine="432"/>
+        <w:jc w:val="both"/>
+      </w:pPr>
       <w:r>
         <w:t>—Gracias por la observación, maestre.</w:t>
       </w:r>
     </w:p>
     <w:p>
+      <w:pPr>
+        <w:spacing w:after="120" w:line="360" w:lineRule="auto"/>
+        <w:ind w:firstLine="432"/>
+        <w:jc w:val="both"/>
+      </w:pPr>
       <w:r>
         <w:t>—Todavía no me han concedido el título.</w:t>
       </w:r>
     </w:p>
     <w:p>
+      <w:pPr>
+        <w:spacing w:after="120" w:line="360" w:lineRule="auto"/>
+        <w:ind w:firstLine="432"/>
+        <w:jc w:val="both"/>
+      </w:pPr>
       <w:r>
         <w:t>—Por algo será.</w:t>
       </w:r>
     </w:p>
     <w:p>
+      <w:pPr>
+        <w:spacing w:after="120" w:line="360" w:lineRule="auto"/>
+        <w:ind w:firstLine="432"/>
+        <w:jc w:val="both"/>
+      </w:pPr>
       <w:r>
         <w:t>Eloy le dedicó una mirada ofendida que no ocultó del todo su sonrisa, y examinó el mecanismo con la atención que habría dedicado a cualquier cosa que se negara a funcionar. La pieza deformada no tenía arreglo: el metal estaba fatigado, vencido. Habría que sustituirla. Y para sustituirla, necesitaba metal del mismo tipo.</w:t>
       </w:r>
     </w:p>
     <w:p>
+      <w:pPr>
+        <w:spacing w:after="120" w:line="360" w:lineRule="auto"/>
+        <w:ind w:firstLine="432"/>
+        <w:jc w:val="both"/>
+      </w:pPr>
       <w:r>
         <w:t>Buscó entre los restos de la mesa hasta encontrar el fragmento de cerámica que había sobrado del ejercicio con Gareth. Lo sopesó. Era más pequeño que su pulgar; una esquirla sin utilidad, de las que se barrían al final del día.</w:t>
       </w:r>
     </w:p>
     <w:p>
+      <w:pPr>
+        <w:spacing w:after="120" w:line="360" w:lineRule="auto"/>
+        <w:ind w:firstLine="432"/>
+        <w:jc w:val="both"/>
+      </w:pPr>
       <w:r>
         <w:t>—¿Harás uno nuevo? —murmuró Hope, que se había sentado al otro lado de la mesa y jugueteaba con un mechón de su cabello.</w:t>
       </w:r>
     </w:p>
     <w:p>
+      <w:pPr>
+        <w:spacing w:after="120" w:line="360" w:lineRule="auto"/>
+        <w:ind w:firstLine="432"/>
+        <w:jc w:val="both"/>
+      </w:pPr>
       <w:r>
         <w:t>—No. Lo repararé. —colocó la esquirla junto al relicario—. Con esto.</w:t>
       </w:r>
     </w:p>
     <w:p>
+      <w:pPr>
+        <w:spacing w:after="120" w:line="360" w:lineRule="auto"/>
+        <w:ind w:firstLine="432"/>
+        <w:jc w:val="both"/>
+      </w:pPr>
       <w:r>
         <w:t>—¿Con un trozo de jarra rota?</w:t>
       </w:r>
     </w:p>
     <w:p>
+      <w:pPr>
+        <w:spacing w:after="120" w:line="360" w:lineRule="auto"/>
+        <w:ind w:firstLine="432"/>
+        <w:jc w:val="both"/>
+      </w:pPr>
       <w:r>
         <w:t xml:space="preserve">—Con el </w:t>
       </w:r>
@@ -1114,21 +2069,41 @@
       </w:r>
     </w:p>
     <w:p>
+      <w:pPr>
+        <w:spacing w:after="120" w:line="360" w:lineRule="auto"/>
+        <w:ind w:firstLine="432"/>
+        <w:jc w:val="both"/>
+      </w:pPr>
       <w:r>
         <w:t>—Ah. —Hope asintió, solemne—. Completamente distinto.</w:t>
       </w:r>
     </w:p>
     <w:p>
+      <w:pPr>
+        <w:spacing w:after="120" w:line="360" w:lineRule="auto"/>
+        <w:ind w:firstLine="432"/>
+        <w:jc w:val="both"/>
+      </w:pPr>
       <w:r>
         <w:t>—Me alegra que lo entien…</w:t>
       </w:r>
     </w:p>
     <w:p>
+      <w:pPr>
+        <w:spacing w:after="120" w:line="360" w:lineRule="auto"/>
+        <w:ind w:firstLine="432"/>
+        <w:jc w:val="both"/>
+      </w:pPr>
       <w:r>
         <w:t>—No he dicho que lo entienda.</w:t>
       </w:r>
     </w:p>
     <w:p>
+      <w:pPr>
+        <w:spacing w:after="120" w:line="360" w:lineRule="auto"/>
+        <w:ind w:firstLine="432"/>
+        <w:jc w:val="both"/>
+      </w:pPr>
       <w:r>
         <w:t xml:space="preserve">Eloy sonrió para sí mismo y volvió a abrir el tomo. Pero esta vez, antes de recitar los pasos, se detuvo un segundo sobre la página. </w:t>
       </w:r>
@@ -1143,76 +2118,151 @@
       </w:r>
     </w:p>
     <w:p>
+      <w:pPr>
+        <w:spacing w:after="120" w:line="360" w:lineRule="auto"/>
+        <w:ind w:firstLine="432"/>
+        <w:jc w:val="both"/>
+      </w:pPr>
       <w:r>
         <w:t>La tentación duró lo que un latido. Después miró a Hope —que esperaba, paciente, un objeto de su madre entre sus manos— y recordó que aquello no era un experimento. Era un favor. Y los favores no eran el lugar para averiguar cuánto estaba dispuesto a perder.</w:t>
       </w:r>
     </w:p>
     <w:p>
+      <w:pPr>
+        <w:spacing w:after="120" w:line="360" w:lineRule="auto"/>
+        <w:ind w:firstLine="432"/>
+        <w:jc w:val="both"/>
+      </w:pPr>
       <w:r>
         <w:t>Usó el tomo.</w:t>
       </w:r>
     </w:p>
     <w:p>
+      <w:pPr>
+        <w:spacing w:after="120" w:line="360" w:lineRule="auto"/>
+        <w:ind w:firstLine="432"/>
+        <w:jc w:val="both"/>
+      </w:pPr>
       <w:r>
         <w:t>No hubo estallido de luz. La esquirla de cerámica se oscureció, susurró y se deshizo, y en el mismo instante el metal nuevo apareció sobre el banco, junto al relicario, con el color exacto y el peso exacto que el mecanismo necesitaba. Eloy contuvo el aliento. Siempre lo contenía. Por muchas veces que lo hiciera, el momento en que una cosa dejaba de ser lo que era para convertirse en otra le parecía lo más cercano a un milagro que el mundo le permitiría tocar.</w:t>
       </w:r>
     </w:p>
     <w:p>
+      <w:pPr>
+        <w:spacing w:after="120" w:line="360" w:lineRule="auto"/>
+        <w:ind w:firstLine="432"/>
+        <w:jc w:val="both"/>
+      </w:pPr>
       <w:r>
         <w:t>Con el metal preparado, reparó el cierre a mano, ajustando y limando y corrigiendo hasta que las dos mitades encajaron. Aquella parte no era magia. Era paciencia, y la paciencia no cobraba precio. Cuando terminó, limpió el relicario con un paño y se lo tendió.</w:t>
       </w:r>
     </w:p>
     <w:p>
+      <w:pPr>
+        <w:spacing w:after="120" w:line="360" w:lineRule="auto"/>
+        <w:ind w:firstLine="432"/>
+        <w:jc w:val="both"/>
+      </w:pPr>
       <w:r>
         <w:t>—Prueba.</w:t>
       </w:r>
     </w:p>
     <w:p>
+      <w:pPr>
+        <w:spacing w:after="120" w:line="360" w:lineRule="auto"/>
+        <w:ind w:firstLine="432"/>
+        <w:jc w:val="both"/>
+      </w:pPr>
       <w:r>
         <w:t>Hope lo abrió. Lo cerró. Un chasquido limpio, firme. Lo repitió. Y una tercera vez, solo por el placer de oírlo funcionar.</w:t>
       </w:r>
     </w:p>
     <w:p>
+      <w:pPr>
+        <w:spacing w:after="120" w:line="360" w:lineRule="auto"/>
+        <w:ind w:firstLine="432"/>
+        <w:jc w:val="both"/>
+      </w:pPr>
       <w:r>
         <w:t>—Funciona —dijo, y la sonrisa que le iluminó la cara valió, para Eloy, toda la tarde.</w:t>
       </w:r>
     </w:p>
     <w:p>
+      <w:pPr>
+        <w:spacing w:after="120" w:line="360" w:lineRule="auto"/>
+        <w:ind w:firstLine="432"/>
+        <w:jc w:val="both"/>
+      </w:pPr>
       <w:r>
         <w:t>Abrió el relicario del todo. Las dos mitades revelaron un interior vacío. No había retrato, ni inscripción, ni mechón de pelo, ni nada que explicara por qué alguien conservaría durante tantos años un objeto que no guardaba nada.</w:t>
       </w:r>
     </w:p>
     <w:p>
+      <w:pPr>
+        <w:spacing w:after="120" w:line="360" w:lineRule="auto"/>
+        <w:ind w:firstLine="432"/>
+        <w:jc w:val="both"/>
+      </w:pPr>
       <w:r>
         <w:t>—¿No hay nada dentro?</w:t>
       </w:r>
     </w:p>
     <w:p>
+      <w:pPr>
+        <w:spacing w:after="120" w:line="360" w:lineRule="auto"/>
+        <w:ind w:firstLine="432"/>
+        <w:jc w:val="both"/>
+      </w:pPr>
       <w:r>
         <w:t>—Nunca ha tenido nada. —Hope negó con la cabeza, y lo cerró, y se lo guardó bajo la ropa, cerca del pecho, con un cuidado que desmentía la ligereza de sus palabras—. No necesito que tenga algo para quererlo.</w:t>
       </w:r>
     </w:p>
     <w:p>
+      <w:pPr>
+        <w:spacing w:after="120" w:line="360" w:lineRule="auto"/>
+        <w:ind w:firstLine="432"/>
+        <w:jc w:val="both"/>
+      </w:pPr>
       <w:r>
         <w:t>Eloy archivó la frase en el lugar de su cabeza donde guardaba las cosas que no entendía pero sospechaba importantes. Luego ella le lanzó, desde la puerta, una bola de papel de cocina que él atrapó en el aire: dentro, un dulce del convento, todavía templado. Su paga.</w:t>
       </w:r>
     </w:p>
     <w:p>
+      <w:pPr>
+        <w:spacing w:after="120" w:line="360" w:lineRule="auto"/>
+        <w:ind w:firstLine="432"/>
+        <w:jc w:val="both"/>
+      </w:pPr>
       <w:r>
         <w:t>—Cuando necesites otro trabajo de precisión, ya sabes dónde encontrarme.</w:t>
       </w:r>
     </w:p>
     <w:p>
+      <w:pPr>
+        <w:spacing w:after="120" w:line="360" w:lineRule="auto"/>
+        <w:ind w:firstLine="432"/>
+        <w:jc w:val="both"/>
+      </w:pPr>
       <w:r>
         <w:t>—Espero no necesitarlo.</w:t>
       </w:r>
     </w:p>
     <w:p>
+      <w:pPr>
+        <w:spacing w:after="120" w:line="360" w:lineRule="auto"/>
+        <w:ind w:firstLine="432"/>
+        <w:jc w:val="both"/>
+      </w:pPr>
       <w:r>
         <w:t>—Yo también. Mi tarifa acaba de subir —trató de decir, con la boca ya llena de dulce de leche.</w:t>
       </w:r>
     </w:p>
     <w:p>
+      <w:pPr>
+        <w:spacing w:after="120" w:line="360" w:lineRule="auto"/>
+        <w:ind w:firstLine="432"/>
+        <w:jc w:val="both"/>
+      </w:pPr>
       <w:r>
         <w:t>Hope negó con la cabeza, sonriendo, y desapareció por el pasillo. El taller volvió a quedarse en silencio, con el olor a lluvia que ella había traído disipándose poco a poco.</w:t>
       </w:r>
@@ -1228,31 +2278,61 @@
       </w:r>
     </w:p>
     <w:p>
+      <w:pPr>
+        <w:spacing w:after="120" w:line="360" w:lineRule="auto"/>
+        <w:ind w:firstLine="432"/>
+        <w:jc w:val="both"/>
+      </w:pPr>
       <w:r>
         <w:t>Aquella noche, en casa, Eloy no probó bocado con atención.</w:t>
       </w:r>
     </w:p>
     <w:p>
+      <w:pPr>
+        <w:spacing w:after="120" w:line="360" w:lineRule="auto"/>
+        <w:ind w:firstLine="432"/>
+        <w:jc w:val="both"/>
+      </w:pPr>
       <w:r>
         <w:t>Su madre lo notó —Yiel lo notaba todo— y lo regañó por comerse la paga en dulces antes de la cena. Su padre, Bron, que llenaba media mesa con su complexión de minero, tomó partido por él solo para llevarle la contraria a ella, y los tres acabaron riéndose como todas las noches. Era una risa buena. Una risa de casa pobre y caliente, de las que Eloy no sabía todavía que se echan de menos solo cuando faltan.</w:t>
       </w:r>
     </w:p>
     <w:p>
+      <w:pPr>
+        <w:spacing w:after="120" w:line="360" w:lineRule="auto"/>
+        <w:ind w:firstLine="432"/>
+        <w:jc w:val="both"/>
+      </w:pPr>
       <w:r>
         <w:t>—Hoy estás callado —dijo Bron, cuando la risa se apagó—. Para ti, eso es como si otro gritara.</w:t>
       </w:r>
     </w:p>
     <w:p>
+      <w:pPr>
+        <w:spacing w:after="120" w:line="360" w:lineRule="auto"/>
+        <w:ind w:firstLine="432"/>
+        <w:jc w:val="both"/>
+      </w:pPr>
       <w:r>
         <w:t>—Pienso.</w:t>
       </w:r>
     </w:p>
     <w:p>
+      <w:pPr>
+        <w:spacing w:after="120" w:line="360" w:lineRule="auto"/>
+        <w:ind w:firstLine="432"/>
+        <w:jc w:val="both"/>
+      </w:pPr>
       <w:r>
         <w:t>—Eso también lo haces siempre. —su padre lo miró con los ojos casi ocultos bajo las cejas pobladas—. Pero hoy piensas feo. ¿Qué pasa?</w:t>
       </w:r>
     </w:p>
     <w:p>
+      <w:pPr>
+        <w:spacing w:after="120" w:line="360" w:lineRule="auto"/>
+        <w:ind w:firstLine="432"/>
+        <w:jc w:val="both"/>
+      </w:pPr>
       <w:r>
         <w:t xml:space="preserve">Eloy jugueteó con el pan. Quiso decir: </w:t>
       </w:r>
@@ -1264,36 +2344,71 @@
       </w:r>
     </w:p>
     <w:p>
+      <w:pPr>
+        <w:spacing w:after="120" w:line="360" w:lineRule="auto"/>
+        <w:ind w:firstLine="432"/>
+        <w:jc w:val="both"/>
+      </w:pPr>
       <w:r>
         <w:t>Dijo:</w:t>
       </w:r>
     </w:p>
     <w:p>
+      <w:pPr>
+        <w:spacing w:after="120" w:line="360" w:lineRule="auto"/>
+        <w:ind w:firstLine="432"/>
+        <w:jc w:val="both"/>
+      </w:pPr>
       <w:r>
         <w:t>—¿Alguna vez has querido entender algo tanto que te daba igual lo que costara?</w:t>
       </w:r>
     </w:p>
     <w:p>
+      <w:pPr>
+        <w:spacing w:after="120" w:line="360" w:lineRule="auto"/>
+        <w:ind w:firstLine="432"/>
+        <w:jc w:val="both"/>
+      </w:pPr>
       <w:r>
         <w:t>Bron masticó despacio. Yiel dejó de recoger y se quedó quieta, con un plato en las manos.</w:t>
       </w:r>
     </w:p>
     <w:p>
+      <w:pPr>
+        <w:spacing w:after="120" w:line="360" w:lineRule="auto"/>
+        <w:ind w:firstLine="432"/>
+        <w:jc w:val="both"/>
+      </w:pPr>
       <w:r>
         <w:t>—Sí —dijo el padre al fin—. Una vez.</w:t>
       </w:r>
     </w:p>
     <w:p>
+      <w:pPr>
+        <w:spacing w:after="120" w:line="360" w:lineRule="auto"/>
+        <w:ind w:firstLine="432"/>
+        <w:jc w:val="both"/>
+      </w:pPr>
       <w:r>
         <w:t>—¿Y qué era?</w:t>
       </w:r>
     </w:p>
     <w:p>
+      <w:pPr>
+        <w:spacing w:after="120" w:line="360" w:lineRule="auto"/>
+        <w:ind w:firstLine="432"/>
+        <w:jc w:val="both"/>
+      </w:pPr>
       <w:r>
         <w:t>—Tu madre. —y se rio, con esa risa grande de pino en tormenta, y Yiel le tiró un paño a la cara, y la cosa seria se deshizo antes de cuajar, como todas las cosas serias en aquella casa.</w:t>
       </w:r>
     </w:p>
     <w:p>
+      <w:pPr>
+        <w:spacing w:after="120" w:line="360" w:lineRule="auto"/>
+        <w:ind w:firstLine="432"/>
+        <w:jc w:val="both"/>
+      </w:pPr>
       <w:r>
         <w:t>Pero Eloy se dio cuenta de que su padre no había contestado del todo. Y de que, por una vez, no quiso insistir.</w:t>
       </w:r>
@@ -1309,31 +2424,61 @@
       </w:r>
     </w:p>
     <w:p>
+      <w:pPr>
+        <w:spacing w:after="120" w:line="360" w:lineRule="auto"/>
+        <w:ind w:firstLine="432"/>
+        <w:jc w:val="both"/>
+      </w:pPr>
       <w:r>
         <w:t>Más tarde, en su habitación, no consiguió dormir.</w:t>
       </w:r>
     </w:p>
     <w:p>
+      <w:pPr>
+        <w:spacing w:after="120" w:line="360" w:lineRule="auto"/>
+        <w:ind w:firstLine="432"/>
+        <w:jc w:val="both"/>
+      </w:pPr>
       <w:r>
         <w:t>No era por las preguntas de siempre. Era por el relicario.</w:t>
       </w:r>
     </w:p>
     <w:p>
+      <w:pPr>
+        <w:spacing w:after="120" w:line="360" w:lineRule="auto"/>
+        <w:ind w:firstLine="432"/>
+        <w:jc w:val="both"/>
+      </w:pPr>
       <w:r>
         <w:t>Se sentó junto a la ventana con el cuaderno sobre las rodillas. La lluvia había amainado; las luces de las casas vecinas brillaban pequeñas y cálidas en la oscuridad. Reconstruyó la transmutación paso a paso, como hacía con todo lo que le importaba. Y cuanto más la reconstruía, menos le cuadraba.</w:t>
       </w:r>
     </w:p>
     <w:p>
+      <w:pPr>
+        <w:spacing w:after="120" w:line="360" w:lineRule="auto"/>
+        <w:ind w:firstLine="432"/>
+        <w:jc w:val="both"/>
+      </w:pPr>
       <w:r>
         <w:t>La equivalencia era una ley. Para obtener una cantidad de materia, se entregaba una cantidad igual. La balanza cerraba. Siempre. Lo había comprobado cientos de veces con el propio Gareth vigilándole la mano.</w:t>
       </w:r>
     </w:p>
     <w:p>
+      <w:pPr>
+        <w:spacing w:after="120" w:line="360" w:lineRule="auto"/>
+        <w:ind w:firstLine="432"/>
+        <w:jc w:val="both"/>
+      </w:pPr>
       <w:r>
         <w:t>Pero aquella tarde había usado una esquirla de cerámica más pequeña que su pulgar. La recordaba con precisión porque la había elegido precisamente por ser un desecho, lo más insignificante que había sobre la mesa. Y de esa esquirla minúscula había salido el metal necesario para reparar el cierre: una pieza pequeña, sí, pero más grande y más densa que el fragmento de barro del que supuestamente procedía.</w:t>
       </w:r>
     </w:p>
     <w:p>
+      <w:pPr>
+        <w:spacing w:after="120" w:line="360" w:lineRule="auto"/>
+        <w:ind w:firstLine="432"/>
+        <w:jc w:val="both"/>
+      </w:pPr>
       <w:r>
         <w:t xml:space="preserve">Había salido </w:t>
       </w:r>
@@ -1348,16 +2493,31 @@
       </w:r>
     </w:p>
     <w:p>
+      <w:pPr>
+        <w:spacing w:after="120" w:line="360" w:lineRule="auto"/>
+        <w:ind w:firstLine="432"/>
+        <w:jc w:val="both"/>
+      </w:pPr>
       <w:r>
         <w:t>Eloy dibujó las dos piezas en el cuaderno, anotando los tamaños que recordaba. Las miró durante un largo rato. Había tres explicaciones posibles.</w:t>
       </w:r>
     </w:p>
     <w:p>
+      <w:pPr>
+        <w:spacing w:after="120" w:line="360" w:lineRule="auto"/>
+        <w:ind w:firstLine="432"/>
+        <w:jc w:val="both"/>
+      </w:pPr>
       <w:r>
         <w:t>Una: se había equivocado al calcular. Poco probable; tenía buen ojo, y lo sabía sin vanidad.</w:t>
       </w:r>
     </w:p>
     <w:p>
+      <w:pPr>
+        <w:spacing w:after="120" w:line="360" w:lineRule="auto"/>
+        <w:ind w:firstLine="432"/>
+        <w:jc w:val="both"/>
+      </w:pPr>
       <w:r>
         <w:t xml:space="preserve">Dos: la ley admitía excepciones que los tomos no mencionaban. Lo cual encajaba, de un modo que le erizó la piel, con lo que Gareth había dicho aquella tarde. </w:t>
       </w:r>
@@ -1372,46 +2532,91 @@
       </w:r>
     </w:p>
     <w:p>
+      <w:pPr>
+        <w:spacing w:after="120" w:line="360" w:lineRule="auto"/>
+        <w:ind w:firstLine="432"/>
+        <w:jc w:val="both"/>
+      </w:pPr>
       <w:r>
         <w:t>Tres: el material del relicario no era exactamente lo que parecía. Que el metal de la madre de Hope tuviera algo —una propiedad, una impureza, una historia— que alterara la balanza.</w:t>
       </w:r>
     </w:p>
     <w:p>
+      <w:pPr>
+        <w:spacing w:after="120" w:line="360" w:lineRule="auto"/>
+        <w:ind w:firstLine="432"/>
+        <w:jc w:val="both"/>
+      </w:pPr>
       <w:r>
         <w:t>Ninguna de las tres le gustaba. La primera lo insultaba. La segunda lo asustaba. La tercera no tenía ningún sentido.</w:t>
       </w:r>
     </w:p>
     <w:p>
+      <w:pPr>
+        <w:spacing w:after="120" w:line="360" w:lineRule="auto"/>
+        <w:ind w:firstLine="432"/>
+        <w:jc w:val="both"/>
+      </w:pPr>
       <w:r>
         <w:t>Tomó nota de la anomalía, como hacía siempre. Pero esta vez no la archivó junto a las demás preguntas, en la lista larga y paciente de cosas que algún día entendería. Esta vez la subrayó. Dos veces. Y se quedó mirando el subrayado hasta que la lámpara empezó a parpadear, pidiendo aceite.</w:t>
       </w:r>
     </w:p>
     <w:p>
+      <w:pPr>
+        <w:spacing w:after="120" w:line="360" w:lineRule="auto"/>
+        <w:ind w:firstLine="432"/>
+        <w:jc w:val="both"/>
+      </w:pPr>
       <w:r>
         <w:t>Durante toda su vida, Eloy había hecho preguntas sobre libros. Sobre lo que otros habían escrito, comprendido, grabado y guardado bajo llave en la Ciudadela de una ciudad que él solo conocía por los mapas.</w:t>
       </w:r>
     </w:p>
     <w:p>
+      <w:pPr>
+        <w:spacing w:after="120" w:line="360" w:lineRule="auto"/>
+        <w:ind w:firstLine="432"/>
+        <w:jc w:val="both"/>
+      </w:pPr>
       <w:r>
         <w:t>Esta era distinta.</w:t>
       </w:r>
     </w:p>
     <w:p>
+      <w:pPr>
+        <w:spacing w:after="120" w:line="360" w:lineRule="auto"/>
+        <w:ind w:firstLine="432"/>
+        <w:jc w:val="both"/>
+      </w:pPr>
       <w:r>
         <w:t>Esta era una pregunta sobre algo que había tocado con sus propias manos. Algo que había ocurrido en su mesa, bajo su lámpara, entre sus dedos, y que ninguna ley conocida sabía explicar. Algo que había sobrado de la nada, o que había venido de algún lugar que las leyes no mencionaban.</w:t>
       </w:r>
     </w:p>
     <w:p>
+      <w:pPr>
+        <w:spacing w:after="120" w:line="360" w:lineRule="auto"/>
+        <w:ind w:firstLine="432"/>
+        <w:jc w:val="both"/>
+      </w:pPr>
       <w:r>
         <w:t>Apagó la lámpara antes de que se apagara sola. En la oscuridad, con el frío colándose por el marco de la ventana, Eloy sonrió sin darse cuenta: la sonrisa pequeña y terrible del que acaba de encontrar un hilo suelto en el borde del mundo y sabe, ya, que no va a poder dejar de tirar de él.</w:t>
       </w:r>
     </w:p>
     <w:p>
+      <w:pPr>
+        <w:spacing w:after="120" w:line="360" w:lineRule="auto"/>
+        <w:ind w:firstLine="432"/>
+        <w:jc w:val="both"/>
+      </w:pPr>
       <w:r>
         <w:t>El invierno no era indulgente.</w:t>
       </w:r>
     </w:p>
     <w:p>
+      <w:pPr>
+        <w:spacing w:after="120" w:line="360" w:lineRule="auto"/>
+        <w:ind w:firstLine="432"/>
+        <w:jc w:val="both"/>
+      </w:pPr>
       <w:r>
         <w:t>Y, por primera vez, a Eloy le pareció que el mundo tampoco pretendía serlo.</w:t>
       </w:r>
@@ -1436,106 +2641,211 @@
       </w:r>
     </w:p>
     <w:p>
+      <w:pPr>
+        <w:spacing w:after="120" w:line="360" w:lineRule="auto"/>
+        <w:ind w:firstLine="432"/>
+        <w:jc w:val="both"/>
+      </w:pPr>
       <w:r>
         <w:t>La campana del palacio sonó siete veces antes del amanecer, y para la séptima la ciudad ya había empezado a mentir.</w:t>
       </w:r>
     </w:p>
     <w:p>
+      <w:pPr>
+        <w:spacing w:after="120" w:line="360" w:lineRule="auto"/>
+        <w:ind w:firstLine="432"/>
+        <w:jc w:val="both"/>
+      </w:pPr>
       <w:r>
         <w:t>No era una mentira grande. Era la mentira diaria, la que toda capital se cuenta a sí misma al amanecer: que el orden de ayer seguiría siendo el orden de hoy. Las cocinas encendían sus hornos. Los mozos corrían por los corredores con bandejas cubiertas. Los guardias de la muralla oriental relevaban a sus compañeros con el mismo gesto cansado de siempre, y en los barrios interiores los comerciantes levantaban las persianas convencidos de que el día les pertenecía. Desde las ventanas del palacio, Adoral parecía creérselo todo.</w:t>
       </w:r>
     </w:p>
     <w:p>
+      <w:pPr>
+        <w:spacing w:after="120" w:line="360" w:lineRule="auto"/>
+        <w:ind w:firstLine="432"/>
+        <w:jc w:val="both"/>
+      </w:pPr>
       <w:r>
         <w:t>El rey Darius llevaba demasiados años mirándola desde aquella altura como para creérselo con ella.</w:t>
       </w:r>
     </w:p>
     <w:p>
+      <w:pPr>
+        <w:spacing w:after="120" w:line="360" w:lineRule="auto"/>
+        <w:ind w:firstLine="432"/>
+        <w:jc w:val="both"/>
+      </w:pPr>
       <w:r>
         <w:t>Las torres de piedra clara recogían la primera luz. Los tejados de cobre brillaban sobre las avenidas principales. Las fuentes de las plazas empezaban a llenarse con el agua que bajaba de las colinas, y las banderas de las grandes casas colgaban inmóviles sobre los edificios administrativos, esperando el viento que decidiera por ellas hacia dónde ondear. Era una vista hermosa. Darius la conocía lo suficiente para saber que la belleza de una ciudad, vista desde arriba, es casi siempre una forma de distancia.</w:t>
       </w:r>
     </w:p>
     <w:p>
+      <w:pPr>
+        <w:spacing w:after="120" w:line="360" w:lineRule="auto"/>
+        <w:ind w:firstLine="432"/>
+        <w:jc w:val="both"/>
+      </w:pPr>
       <w:r>
         <w:t>Porque más allá de los muros interiores, donde las avenidas perdían el pavimento y las fachadas se apretaban unas contra otras como dientes torcidos, empezaba la otra Adoral. La que no tenía tejados de cobre. La que los mapas de la sala del consejo dibujaban como un borrón al sur, sin nombres de calle, como si no hubiera suficientes nombres para tanta gente. Allí, el barro conservaba las huellas de los carros de la noche anterior, y las huellas eran lo único que el día heredaba del día.</w:t>
       </w:r>
     </w:p>
     <w:p>
+      <w:pPr>
+        <w:spacing w:after="120" w:line="360" w:lineRule="auto"/>
+        <w:ind w:firstLine="432"/>
+        <w:jc w:val="both"/>
+      </w:pPr>
       <w:r>
         <w:t>Desde el palacio, incluso aquello parecía ordenado. Esa era la peor parte. La distancia volvía ordenada la miseria, y un rey que gobernaba desde la distancia podía pasarse la vida corrigiendo el orden de las cosas sin tocar nunca las cosas mismas.</w:t>
       </w:r>
     </w:p>
     <w:p>
+      <w:pPr>
+        <w:spacing w:after="120" w:line="360" w:lineRule="auto"/>
+        <w:ind w:firstLine="432"/>
+        <w:jc w:val="both"/>
+      </w:pPr>
       <w:r>
         <w:t>—Han vuelto a cerrar el paso del norte.</w:t>
       </w:r>
     </w:p>
     <w:p>
+      <w:pPr>
+        <w:spacing w:after="120" w:line="360" w:lineRule="auto"/>
+        <w:ind w:firstLine="432"/>
+        <w:jc w:val="both"/>
+      </w:pPr>
       <w:r>
         <w:t>La voz llegó desde detrás, serena, sin alzarse. Darius no necesitó volverse para saber quién era: nadie más entraba en sus aposentos a aquella hora, y nadie más tenía aquella forma de anunciar un desastre como quien comenta el tiempo. El capitán de la Corte Dorada esperaba a tres pasos, con la espalda recta y las manos cruzadas tras ella. La luz temprana se enredaba en su cabellera albina, tan clara que a veces, de refilón, parecía un anciano, y tan recia que, cuando uno lo miraba de frente, no lo parecía en absoluto.</w:t>
       </w:r>
     </w:p>
     <w:p>
+      <w:pPr>
+        <w:spacing w:after="120" w:line="360" w:lineRule="auto"/>
+        <w:ind w:firstLine="432"/>
+        <w:jc w:val="both"/>
+      </w:pPr>
       <w:r>
         <w:t>—¿Quién, Jerah?</w:t>
       </w:r>
     </w:p>
     <w:p>
+      <w:pPr>
+        <w:spacing w:after="120" w:line="360" w:lineRule="auto"/>
+        <w:ind w:firstLine="432"/>
+        <w:jc w:val="both"/>
+      </w:pPr>
       <w:r>
         <w:t>—Los hombres de Dravon. Dicen que los carros de grano no tienen autorización militar para cruzar el segundo control.</w:t>
       </w:r>
     </w:p>
     <w:p>
+      <w:pPr>
+        <w:spacing w:after="120" w:line="360" w:lineRule="auto"/>
+        <w:ind w:firstLine="432"/>
+        <w:jc w:val="both"/>
+      </w:pPr>
       <w:r>
         <w:t>—La autorización lleva mi sello.</w:t>
       </w:r>
     </w:p>
     <w:p>
+      <w:pPr>
+        <w:spacing w:after="120" w:line="360" w:lineRule="auto"/>
+        <w:ind w:firstLine="432"/>
+        <w:jc w:val="both"/>
+      </w:pPr>
       <w:r>
         <w:t>—Lo saben, majestad. —el capitán hizo una pausa mínima—. Precisamente por eso.</w:t>
       </w:r>
     </w:p>
     <w:p>
+      <w:pPr>
+        <w:spacing w:after="120" w:line="360" w:lineRule="auto"/>
+        <w:ind w:firstLine="432"/>
+        <w:jc w:val="both"/>
+      </w:pPr>
       <w:r>
         <w:t>Darius se volvió al fin.</w:t>
       </w:r>
     </w:p>
     <w:p>
+      <w:pPr>
+        <w:spacing w:after="120" w:line="360" w:lineRule="auto"/>
+        <w:ind w:firstLine="432"/>
+        <w:jc w:val="both"/>
+      </w:pPr>
       <w:r>
         <w:t>Jerah Burdoun no parecía enfadado. Nunca lo parecía; era demasiado viejo en el oficio para confundir el enfado con una herramienta, y lo bastante leal para no gastar en el rey la poca paciencia que le quedaba. Pero Darius lo conocía desde antes de ser rey, desde los años en que ninguno de los dos cargaba todavía el peso que ahora los encorvaba por dentro, y sabía leer la tensión de aquella mandíbula como otros leían un mapa. Había tensión. La había desde hacía meses. Y últimamente, cada mañana, un poco más.</w:t>
       </w:r>
     </w:p>
     <w:p>
+      <w:pPr>
+        <w:spacing w:after="120" w:line="360" w:lineRule="auto"/>
+        <w:ind w:firstLine="432"/>
+        <w:jc w:val="both"/>
+      </w:pPr>
       <w:r>
         <w:t>—¿Cuántos carros?</w:t>
       </w:r>
     </w:p>
     <w:p>
+      <w:pPr>
+        <w:spacing w:after="120" w:line="360" w:lineRule="auto"/>
+        <w:ind w:firstLine="432"/>
+        <w:jc w:val="both"/>
+      </w:pPr>
       <w:r>
         <w:t>—Veintisiete. Grano, harina, salazones. Si el bloqueo sigue, no llegan a los almacenes antes del mediodía.</w:t>
       </w:r>
     </w:p>
     <w:p>
+      <w:pPr>
+        <w:spacing w:after="120" w:line="360" w:lineRule="auto"/>
+        <w:ind w:firstLine="432"/>
+        <w:jc w:val="both"/>
+      </w:pPr>
       <w:r>
         <w:t>—¿Y la excusa?</w:t>
       </w:r>
     </w:p>
     <w:p>
+      <w:pPr>
+        <w:spacing w:after="120" w:line="360" w:lineRule="auto"/>
+        <w:ind w:firstLine="432"/>
+        <w:jc w:val="both"/>
+      </w:pPr>
       <w:r>
         <w:t>—Que los registros de carga no coinciden con las cantidades declaradas.</w:t>
       </w:r>
     </w:p>
     <w:p>
+      <w:pPr>
+        <w:spacing w:after="120" w:line="360" w:lineRule="auto"/>
+        <w:ind w:firstLine="432"/>
+        <w:jc w:val="both"/>
+      </w:pPr>
       <w:r>
         <w:t>—¿Coinciden?</w:t>
       </w:r>
     </w:p>
     <w:p>
+      <w:pPr>
+        <w:spacing w:after="120" w:line="360" w:lineRule="auto"/>
+        <w:ind w:firstLine="432"/>
+        <w:jc w:val="both"/>
+      </w:pPr>
       <w:r>
         <w:t>—Como siempre, majestad.</w:t>
       </w:r>
     </w:p>
     <w:p>
+      <w:pPr>
+        <w:spacing w:after="120" w:line="360" w:lineRule="auto"/>
+        <w:ind w:firstLine="432"/>
+        <w:jc w:val="both"/>
+      </w:pPr>
       <w:r>
         <w:t xml:space="preserve">Darius cerró los ojos un instante. </w:t>
       </w:r>
@@ -1550,96 +2860,191 @@
       </w:r>
     </w:p>
     <w:p>
+      <w:pPr>
+        <w:spacing w:after="120" w:line="360" w:lineRule="auto"/>
+        <w:ind w:firstLine="432"/>
+        <w:jc w:val="both"/>
+      </w:pPr>
       <w:r>
         <w:t>Y, mientras tanto, veintisiete carros detenidos al sol. Veintisiete oportunidades para que alguien exigiera un pago, favoreciera a un comerciante amigo o, sobre todo, demostrara —sin decirlo, sin firmarlo, sin dejar rastro— que podía desobedecer el sello del rey y seguir desayunando tranquilo a la mañana siguiente.</w:t>
       </w:r>
     </w:p>
     <w:p>
+      <w:pPr>
+        <w:spacing w:after="120" w:line="360" w:lineRule="auto"/>
+        <w:ind w:firstLine="432"/>
+        <w:jc w:val="both"/>
+      </w:pPr>
       <w:r>
         <w:t>Eso era lo que de verdad cansaba a Darius de gobernar Adoral. No la guerra, que al menos tenía la decencia de llamarse por su nombre. No los impuestos, ni las peticiones interminables de quienes subían al palacio convencidos de que su desgracia era la única del reino. Lo que lo vaciaba, año tras año, era tener que negociar cada decisión con hombres que le sonreían mientras calculaban cuánto podían sacar de su obediencia.</w:t>
       </w:r>
     </w:p>
     <w:p>
+      <w:pPr>
+        <w:spacing w:after="120" w:line="360" w:lineRule="auto"/>
+        <w:ind w:firstLine="432"/>
+        <w:jc w:val="both"/>
+      </w:pPr>
       <w:r>
         <w:t>—Libere los carros —dijo—. Y que los responsables comparezcan ante mí.</w:t>
       </w:r>
     </w:p>
     <w:p>
+      <w:pPr>
+        <w:spacing w:after="120" w:line="360" w:lineRule="auto"/>
+        <w:ind w:firstLine="432"/>
+        <w:jc w:val="both"/>
+      </w:pPr>
       <w:r>
         <w:t>El capitán inclinó la cabeza. Pero hubo una pausa antes del gesto. Un instante, apenas, de duda. Darius lo vio.</w:t>
       </w:r>
     </w:p>
     <w:p>
+      <w:pPr>
+        <w:spacing w:after="120" w:line="360" w:lineRule="auto"/>
+        <w:ind w:firstLine="432"/>
+        <w:jc w:val="both"/>
+      </w:pPr>
       <w:r>
         <w:t>—Di lo que piensas.</w:t>
       </w:r>
     </w:p>
     <w:p>
+      <w:pPr>
+        <w:spacing w:after="120" w:line="360" w:lineRule="auto"/>
+        <w:ind w:firstLine="432"/>
+        <w:jc w:val="both"/>
+      </w:pPr>
       <w:r>
         <w:t>—Majestad…</w:t>
       </w:r>
     </w:p>
     <w:p>
+      <w:pPr>
+        <w:spacing w:after="120" w:line="360" w:lineRule="auto"/>
+        <w:ind w:firstLine="432"/>
+        <w:jc w:val="both"/>
+      </w:pPr>
       <w:r>
         <w:t>—Jerah. Llevamos treinta años. Di lo que piensas.</w:t>
       </w:r>
     </w:p>
     <w:p>
+      <w:pPr>
+        <w:spacing w:after="120" w:line="360" w:lineRule="auto"/>
+        <w:ind w:firstLine="432"/>
+        <w:jc w:val="both"/>
+      </w:pPr>
       <w:r>
         <w:t>El capitán soltó el aire despacio.</w:t>
       </w:r>
     </w:p>
     <w:p>
+      <w:pPr>
+        <w:spacing w:after="120" w:line="360" w:lineRule="auto"/>
+        <w:ind w:firstLine="432"/>
+        <w:jc w:val="both"/>
+      </w:pPr>
       <w:r>
         <w:t>—Si comparecen ante usted, sus superiores dirán que fue un error administrativo. Enviarán documentos. Testigos. Un oficial de rango medio al que sacrificar, muy compungido, muy arrepentido. Dentro de tres días habrá una audiencia. Dentro de una semana estaremos discutiendo quién tiene potestad para sancionar a hombres que hoy han desobedecido su sello. Y dentro de un mes, nadie recordará que hubo veintisiete carros. —hizo una pausa—. Ese es el castigo que ellos quieren, majestad. Uno con forma de ceremonia. Les sale barato y los hace parecer respetuosos.</w:t>
       </w:r>
     </w:p>
     <w:p>
+      <w:pPr>
+        <w:spacing w:after="120" w:line="360" w:lineRule="auto"/>
+        <w:ind w:firstLine="432"/>
+        <w:jc w:val="both"/>
+      </w:pPr>
       <w:r>
         <w:t>—¿Y qué propones tú?</w:t>
       </w:r>
     </w:p>
     <w:p>
+      <w:pPr>
+        <w:spacing w:after="120" w:line="360" w:lineRule="auto"/>
+        <w:ind w:firstLine="432"/>
+        <w:jc w:val="both"/>
+      </w:pPr>
       <w:r>
         <w:t>—Que los carros pasen. Hoy. Que los hombres del control sean apartados sin ruido y que se investigue, en silencio, quién les dio la orden de aplicar un procedimiento que llevaba meses sin aplicarse. Sin audiencia pública. Sin anunciarlo. Un castigo que ellos no puedan convertir en teatro. —levantó la vista—. Con castigo, majestad. Pero uno que sirva para algo más que para que todos quedemos satisfechos de lo civilizados que somos.</w:t>
       </w:r>
     </w:p>
     <w:p>
+      <w:pPr>
+        <w:spacing w:after="120" w:line="360" w:lineRule="auto"/>
+        <w:ind w:firstLine="432"/>
+        <w:jc w:val="both"/>
+      </w:pPr>
       <w:r>
         <w:t>Darius lo miró. Había gobernado junto a aquel hombre los años suficientes para saber que no disfrutaba de la crueldad, que no confundía la violencia con la autoridad, que no creía —como creían otros bajo aquel mismo techo— que todo desacuerdo debía terminar con alguien de rodillas. Jerah entendía el poder como entendía la espada: una herramienta que se desenvaina tarde y se envaina pronto, y que pierde todo su valor el día en que todos saben que no la usarás.</w:t>
       </w:r>
     </w:p>
     <w:p>
+      <w:pPr>
+        <w:spacing w:after="120" w:line="360" w:lineRule="auto"/>
+        <w:ind w:firstLine="432"/>
+        <w:jc w:val="both"/>
+      </w:pPr>
       <w:r>
         <w:t>El problema era que Darius había pasado veinte años sin desenvainarla. Y empezaba a sospechar que las casas lo sabían.</w:t>
       </w:r>
     </w:p>
     <w:p>
+      <w:pPr>
+        <w:spacing w:after="120" w:line="360" w:lineRule="auto"/>
+        <w:ind w:firstLine="432"/>
+        <w:jc w:val="both"/>
+      </w:pPr>
       <w:r>
         <w:t>—Hazlo —dijo al fin—. Pero sin ejecuciones. Sin arrestos a ciegas. No quiero que un soldado raso pague por una orden que le bajó desde arriba.</w:t>
       </w:r>
     </w:p>
     <w:p>
+      <w:pPr>
+        <w:spacing w:after="120" w:line="360" w:lineRule="auto"/>
+        <w:ind w:firstLine="432"/>
+        <w:jc w:val="both"/>
+      </w:pPr>
       <w:r>
         <w:t>—No habrá ninguno. Palabra de Burdoun.</w:t>
       </w:r>
     </w:p>
     <w:p>
+      <w:pPr>
+        <w:spacing w:after="120" w:line="360" w:lineRule="auto"/>
+        <w:ind w:firstLine="432"/>
+        <w:jc w:val="both"/>
+      </w:pPr>
       <w:r>
         <w:t>Y era verdad. Cuando Jerah Burdoun empeñaba el nombre de su casa, la cosa se hacía, y se hacía limpia. Ese era, en el fondo, el único poder con el que Darius contaba todavía sin reservas: un hombre cuya palabra valía más que el sello de un rey. Lo tranquilizaba y lo asustaba a partes iguales, porque un reino que dependía de la honradez de un solo hombre era un reino que ya había empezado a caerse.</w:t>
       </w:r>
     </w:p>
     <w:p>
+      <w:pPr>
+        <w:spacing w:after="120" w:line="360" w:lineRule="auto"/>
+        <w:ind w:firstLine="432"/>
+        <w:jc w:val="both"/>
+      </w:pPr>
       <w:r>
         <w:t>El capitán se retiró. Darius volvió a la ventana.</w:t>
       </w:r>
     </w:p>
     <w:p>
+      <w:pPr>
+        <w:spacing w:after="120" w:line="360" w:lineRule="auto"/>
+        <w:ind w:firstLine="432"/>
+        <w:jc w:val="both"/>
+      </w:pPr>
       <w:r>
         <w:t>Veintisiete carros de grano. Había firmado decretos que decidían la suerte de miles de personas. Había negociado treguas que habían salvado ciudades enteras del incendio. Había pasado noches sin dormir impidiendo que una rencilla entre dos casas se convirtiera en una guerra que se tragara a tres generaciones. Y aquella mañana iba a empezar, como tantas, perdiendo el tiempo por veintisiete carros de grano.</w:t>
       </w:r>
     </w:p>
     <w:p>
+      <w:pPr>
+        <w:spacing w:after="120" w:line="360" w:lineRule="auto"/>
+        <w:ind w:firstLine="432"/>
+        <w:jc w:val="both"/>
+      </w:pPr>
       <w:r>
         <w:t>No era la primera vez. Temía que no fuera la última. Y temía, más que ninguna otra cosa, el día en que dejara de perder el tiempo en cosas pequeñas porque ya no le quedara poder ni para eso.</w:t>
       </w:r>
@@ -1655,371 +3060,741 @@
       </w:r>
     </w:p>
     <w:p>
+      <w:pPr>
+        <w:spacing w:after="120" w:line="360" w:lineRule="auto"/>
+        <w:ind w:firstLine="432"/>
+        <w:jc w:val="both"/>
+      </w:pPr>
       <w:r>
         <w:t>La sala del consejo había sido construida para recordarle a quien entrara en ella que el reino era más antiguo que cualquiera de sus reyes.</w:t>
       </w:r>
     </w:p>
     <w:p>
+      <w:pPr>
+        <w:spacing w:after="120" w:line="360" w:lineRule="auto"/>
+        <w:ind w:firstLine="432"/>
+        <w:jc w:val="both"/>
+      </w:pPr>
       <w:r>
         <w:t>El techo era un cielo de piedra pintada: coronaciones, juramentos de vasallaje, victorias cuyos nombres solo los eruditos recordaban ya, batallas en las que los muertos habían tenido la elegancia de morir en composiciones armoniosas. Los pilares subían hasta perderse en aquella historia idealizada, y en el centro de la estancia, una mesa de piedra oscura sostenía los mapas de Adoral y de sus territorios dependientes. Seis asientos la rodeaban. Aquella mañana, solo cuatro estaban ocupados, y los cuatro ocupantes habían prescindido, desde hacía años, de la costumbre de saludarse.</w:t>
       </w:r>
     </w:p>
     <w:p>
+      <w:pPr>
+        <w:spacing w:after="120" w:line="360" w:lineRule="auto"/>
+        <w:ind w:firstLine="432"/>
+        <w:jc w:val="both"/>
+      </w:pPr>
       <w:r>
         <w:t>Darius presidía desde la cabecera, en el asiento más alto, el único tallado con el escudo de la corona. A veces le parecía que aquel asiento había sido diseñado por alguien con un sentido del humor cruel: lo bastante elevado para dominar la mesa, lo bastante solo para que nadie se sentara nunca a su lado.</w:t>
       </w:r>
     </w:p>
     <w:p>
+      <w:pPr>
+        <w:spacing w:after="120" w:line="360" w:lineRule="auto"/>
+        <w:ind w:firstLine="432"/>
+        <w:jc w:val="both"/>
+      </w:pPr>
       <w:r>
         <w:t>A su derecha, Edwyn Cendrel. Vestía con una sobriedad calculada, sin una sola joya que pudiera leerse como exhibición, con las botas limpias y cada pliegue de la ropa colocado con una intención que solo él conocía. La casa Cendrel había construido su poder sobre los nombramientos, las alianzas, la lenta administración de todo lo que la corte tocaba. Edwyn nunca alzaba la voz. No le hacía falta. Su arma era el tiempo: una petición que se extraviaba, un cargo que tardaba meses en cubrirse, una investigación que avanzaba justo despacio para llegar siempre tarde.</w:t>
       </w:r>
     </w:p>
     <w:p>
+      <w:pPr>
+        <w:spacing w:after="120" w:line="360" w:lineRule="auto"/>
+        <w:ind w:firstLine="432"/>
+        <w:jc w:val="both"/>
+      </w:pPr>
       <w:r>
         <w:t>Enfrente, Misael Aurelvar, de la casa del elefante y del dinero. Había llegado con dos escribanos y una carpeta de cuero sobre la que apoyaba los dedos con la calma de un hombre acostumbrado a que los demás necesiten algo de él. Los Aurelvar no amenazaban ni prometían. Calculaban. Para Misael, una guerra, una hambruna y una boda eran la misma cosa con distintos márgenes, y Darius nunca había logrado decidir si eso lo hacía más o menos peligroso que los otros.</w:t>
       </w:r>
     </w:p>
     <w:p>
+      <w:pPr>
+        <w:spacing w:after="120" w:line="360" w:lineRule="auto"/>
+        <w:ind w:firstLine="432"/>
+        <w:jc w:val="both"/>
+      </w:pPr>
       <w:r>
         <w:t>El cuarto asiento lo ocupaba Jerah, de vuelta del paso del norte, con el rostro de quien ya ha trabajado media mañana mientras los demás desayunaban.</w:t>
       </w:r>
     </w:p>
     <w:p>
+      <w:pPr>
+        <w:spacing w:after="120" w:line="360" w:lineRule="auto"/>
+        <w:ind w:firstLine="432"/>
+        <w:jc w:val="both"/>
+      </w:pPr>
       <w:r>
         <w:t>—Veintisiete carros —dijo Darius, sin preámbulos—. Detenidos cuatro horas por una autorización que llevaba mi sello.</w:t>
       </w:r>
     </w:p>
     <w:p>
+      <w:pPr>
+        <w:spacing w:after="120" w:line="360" w:lineRule="auto"/>
+        <w:ind w:firstLine="432"/>
+        <w:jc w:val="both"/>
+      </w:pPr>
       <w:r>
         <w:t>—Una situación lamentable. —Misael levantó apenas una ceja. Sus ojos azulados tenían un brillo que, a aquella distancia, era difícil distinguir de la burla.</w:t>
       </w:r>
     </w:p>
     <w:p>
+      <w:pPr>
+        <w:spacing w:after="120" w:line="360" w:lineRule="auto"/>
+        <w:ind w:firstLine="432"/>
+        <w:jc w:val="both"/>
+      </w:pPr>
       <w:r>
         <w:t>—¿Lamentable?</w:t>
       </w:r>
     </w:p>
     <w:p>
+      <w:pPr>
+        <w:spacing w:after="120" w:line="360" w:lineRule="auto"/>
+        <w:ind w:firstLine="432"/>
+        <w:jc w:val="both"/>
+      </w:pPr>
       <w:r>
         <w:t>—Los retrasos siempre perjudican a alguien, majestad. A los comerciantes que no entregan, a los trabajadores que no cobran, a las familias que no comen. Pero atribuir una intención política a lo que todavía no hemos investigado sería… prematuro.</w:t>
       </w:r>
     </w:p>
     <w:p>
+      <w:pPr>
+        <w:spacing w:after="120" w:line="360" w:lineRule="auto"/>
+        <w:ind w:firstLine="432"/>
+        <w:jc w:val="both"/>
+      </w:pPr>
       <w:r>
         <w:t>—El capitán ya lo ha investigado.</w:t>
       </w:r>
     </w:p>
     <w:p>
+      <w:pPr>
+        <w:spacing w:after="120" w:line="360" w:lineRule="auto"/>
+        <w:ind w:firstLine="432"/>
+        <w:jc w:val="both"/>
+      </w:pPr>
       <w:r>
         <w:t>—Entonces confío en que su informe lo aclare.</w:t>
       </w:r>
     </w:p>
     <w:p>
+      <w:pPr>
+        <w:spacing w:after="120" w:line="360" w:lineRule="auto"/>
+        <w:ind w:firstLine="432"/>
+        <w:jc w:val="both"/>
+      </w:pPr>
       <w:r>
         <w:t>Darius apoyó las dos manos sobre la mesa. No fue un golpe. Fue solo el peso de las manos sobre la piedra, pero bastó para que Misael, que seguía acomodando a sus escribanos con estudiada indiferencia, levantara por fin la vista.</w:t>
       </w:r>
     </w:p>
     <w:p>
+      <w:pPr>
+        <w:spacing w:after="120" w:line="360" w:lineRule="auto"/>
+        <w:ind w:firstLine="432"/>
+        <w:jc w:val="both"/>
+      </w:pPr>
       <w:r>
         <w:t>—No le pido que confíe en el informe. Le pregunto por qué los carros fueron detenidos.</w:t>
       </w:r>
     </w:p>
     <w:p>
+      <w:pPr>
+        <w:spacing w:after="120" w:line="360" w:lineRule="auto"/>
+        <w:ind w:firstLine="432"/>
+        <w:jc w:val="both"/>
+      </w:pPr>
       <w:r>
         <w:t>—No tengo acceso a las órdenes internas de los Dravon, majestad.</w:t>
       </w:r>
     </w:p>
     <w:p>
+      <w:pPr>
+        <w:spacing w:after="120" w:line="360" w:lineRule="auto"/>
+        <w:ind w:firstLine="432"/>
+        <w:jc w:val="both"/>
+      </w:pPr>
       <w:r>
         <w:t>—Pero tiene acceso a sus almacenes. A sus rutas. A sus contratos.</w:t>
       </w:r>
     </w:p>
     <w:p>
+      <w:pPr>
+        <w:spacing w:after="120" w:line="360" w:lineRule="auto"/>
+        <w:ind w:firstLine="432"/>
+        <w:jc w:val="both"/>
+      </w:pPr>
       <w:r>
         <w:t>—Como cualquier comerciante que quiera seguir siéndolo.</w:t>
       </w:r>
     </w:p>
     <w:p>
+      <w:pPr>
+        <w:spacing w:after="120" w:line="360" w:lineRule="auto"/>
+        <w:ind w:firstLine="432"/>
+        <w:jc w:val="both"/>
+      </w:pPr>
       <w:r>
         <w:t>—Y cualquier comerciante que quiera seguir siéndolo sabe, hasta el último saco, cuánto grano hay hoy en los almacenes de esta ciudad.</w:t>
       </w:r>
     </w:p>
     <w:p>
+      <w:pPr>
+        <w:spacing w:after="120" w:line="360" w:lineRule="auto"/>
+        <w:ind w:firstLine="432"/>
+        <w:jc w:val="both"/>
+      </w:pPr>
       <w:r>
         <w:t>—Saber cuánto grano hay —Misael sonrió, sin prisa— no es lo mismo que saber quién lo ha detenido.</w:t>
       </w:r>
     </w:p>
     <w:p>
+      <w:pPr>
+        <w:spacing w:after="120" w:line="360" w:lineRule="auto"/>
+        <w:ind w:firstLine="432"/>
+        <w:jc w:val="both"/>
+      </w:pPr>
       <w:r>
         <w:t>La respuesta era impecable. Era, también, completamente inútil, y estaba diseñada para serlo: para hacerle perder la paciencia, para que el rey elevara la voz primero y quedara, ante la mesa, como el hombre que no sabe gobernar sus propios nervios. Darius conocía la trampa. Apartó la mirada antes de caer en ella, y se dirigió a la sala entera.</w:t>
       </w:r>
     </w:p>
     <w:p>
+      <w:pPr>
+        <w:spacing w:after="120" w:line="360" w:lineRule="auto"/>
+        <w:ind w:firstLine="432"/>
+        <w:jc w:val="both"/>
+      </w:pPr>
       <w:r>
         <w:t>—La cosecha fue buena. Las rutas están abiertas. No hay ninguna amenaza que justifique retener suministros. Si empezamos a usar las reservas como instrumento de presión, muy pronto cada casa tendrá una razón excelente para decidir quién come en Adoral y quién espera.</w:t>
       </w:r>
     </w:p>
     <w:p>
+      <w:pPr>
+        <w:spacing w:after="120" w:line="360" w:lineRule="auto"/>
+        <w:ind w:firstLine="432"/>
+        <w:jc w:val="both"/>
+      </w:pPr>
       <w:r>
         <w:t>—Con el debido respeto, majestad. —Edwyn Cendrel habló por primera vez, y lo hizo despacio, como quien no quiere despertar a nadie—. Las casas no deciden quién come. Las casas administran los recursos que permiten que la ciudad funcione.</w:t>
       </w:r>
     </w:p>
     <w:p>
+      <w:pPr>
+        <w:spacing w:after="120" w:line="360" w:lineRule="auto"/>
+        <w:ind w:firstLine="432"/>
+        <w:jc w:val="both"/>
+      </w:pPr>
       <w:r>
         <w:t>—Y hay quien confunde administrar con poseer.</w:t>
       </w:r>
     </w:p>
     <w:p>
+      <w:pPr>
+        <w:spacing w:after="120" w:line="360" w:lineRule="auto"/>
+        <w:ind w:firstLine="432"/>
+        <w:jc w:val="both"/>
+      </w:pPr>
       <w:r>
         <w:t>Lo dijo mirándolo a los ojos. Edwyn no se inmutó; apenas una sonrisa que no llegó a mover el resto del rostro, la sonrisa de quien ha recibido golpes mejores y los ha archivado todos.</w:t>
       </w:r>
     </w:p>
     <w:p>
+      <w:pPr>
+        <w:spacing w:after="120" w:line="360" w:lineRule="auto"/>
+        <w:ind w:firstLine="432"/>
+        <w:jc w:val="both"/>
+      </w:pPr>
       <w:r>
         <w:t>—Precisamente por eso necesitamos normas claras, majestad. Si cada decisión administrativa se interpreta como una afrenta a la corona, cualquier malentendido puede convertirse en una crisis. Y las crisis, hoy, no nos convienen a ninguno.</w:t>
       </w:r>
     </w:p>
     <w:p>
+      <w:pPr>
+        <w:spacing w:after="120" w:line="360" w:lineRule="auto"/>
+        <w:ind w:firstLine="432"/>
+        <w:jc w:val="both"/>
+      </w:pPr>
       <w:r>
         <w:t>—No es un malentendido. Son hombres armados que han desobedecido una orden real.</w:t>
       </w:r>
     </w:p>
     <w:p>
+      <w:pPr>
+        <w:spacing w:after="120" w:line="360" w:lineRule="auto"/>
+        <w:ind w:firstLine="432"/>
+        <w:jc w:val="both"/>
+      </w:pPr>
       <w:r>
         <w:t>—Hombres que, según el informe preliminar, siguieron los procedimientos fijados por sus superiores.</w:t>
       </w:r>
     </w:p>
     <w:p>
+      <w:pPr>
+        <w:spacing w:after="120" w:line="360" w:lineRule="auto"/>
+        <w:ind w:firstLine="432"/>
+        <w:jc w:val="both"/>
+      </w:pPr>
       <w:r>
         <w:t>—¿Y quién fijó esos procedimientos?</w:t>
       </w:r>
     </w:p>
     <w:p>
+      <w:pPr>
+        <w:spacing w:after="120" w:line="360" w:lineRule="auto"/>
+        <w:ind w:firstLine="432"/>
+        <w:jc w:val="both"/>
+      </w:pPr>
       <w:r>
         <w:t>—Eso —Edwyn juntó las manos sobre la mesa, satisfecho de haber llegado a donde quería— deberá determinarlo la investigación.</w:t>
       </w:r>
     </w:p>
     <w:p>
+      <w:pPr>
+        <w:spacing w:after="120" w:line="360" w:lineRule="auto"/>
+        <w:ind w:firstLine="432"/>
+        <w:jc w:val="both"/>
+      </w:pPr>
       <w:r>
         <w:t>Darius sintió que la conversación empezaba a cerrarse sobre sí misma, igual que todas. Con los Cendrel siempre había una norma que consultar, una autoridad que verificar, un procedimiento que respetar antes del procedimiento. No necesitaban desobedecerlo. Les bastaba con conseguir que sus órdenes llegaran tarde, y una orden que llega tarde es, a efectos del mundo, una orden que nunca existió.</w:t>
       </w:r>
     </w:p>
     <w:p>
+      <w:pPr>
+        <w:spacing w:after="120" w:line="360" w:lineRule="auto"/>
+        <w:ind w:firstLine="432"/>
+        <w:jc w:val="both"/>
+      </w:pPr>
       <w:r>
         <w:t>El cuarto hombre llegó cuando la reunión agonizaba.</w:t>
       </w:r>
     </w:p>
     <w:p>
+      <w:pPr>
+        <w:spacing w:after="120" w:line="360" w:lineRule="auto"/>
+        <w:ind w:firstLine="432"/>
+        <w:jc w:val="both"/>
+      </w:pPr>
       <w:r>
         <w:t>El representante de Dravon no pidió disculpas por el retraso ni explicó por qué venía acompañado de un oficial que cargaba, bajo el brazo, una carpeta lacrada con los sellos de media docena de mandos militares. Se llamaba Aldair, y tenía la cortesía exacta de un hombre que sabe que no la necesita. Saludó al rey, reconoció a los presentes con una inclinación medida y ocupó el asiento de su casa como quien recupera algo que le pertenece.</w:t>
       </w:r>
     </w:p>
     <w:p>
+      <w:pPr>
+        <w:spacing w:after="120" w:line="360" w:lineRule="auto"/>
+        <w:ind w:firstLine="432"/>
+        <w:jc w:val="both"/>
+      </w:pPr>
       <w:r>
         <w:t>—Me han informado del incidente del paso del norte —dijo, con una templanza irritante.</w:t>
       </w:r>
     </w:p>
     <w:p>
+      <w:pPr>
+        <w:spacing w:after="120" w:line="360" w:lineRule="auto"/>
+        <w:ind w:firstLine="432"/>
+        <w:jc w:val="both"/>
+      </w:pPr>
       <w:r>
         <w:t>—Entonces sabrá que he ordenado liberar los carros.</w:t>
       </w:r>
     </w:p>
     <w:p>
+      <w:pPr>
+        <w:spacing w:after="120" w:line="360" w:lineRule="auto"/>
+        <w:ind w:firstLine="432"/>
+        <w:jc w:val="both"/>
+      </w:pPr>
       <w:r>
         <w:t>—Sí, majestad.</w:t>
       </w:r>
     </w:p>
     <w:p>
+      <w:pPr>
+        <w:spacing w:after="120" w:line="360" w:lineRule="auto"/>
+        <w:ind w:firstLine="432"/>
+        <w:jc w:val="both"/>
+      </w:pPr>
       <w:r>
         <w:t>—¿Tiene algo que añadir?</w:t>
       </w:r>
     </w:p>
     <w:p>
+      <w:pPr>
+        <w:spacing w:after="120" w:line="360" w:lineRule="auto"/>
+        <w:ind w:firstLine="432"/>
+        <w:jc w:val="both"/>
+      </w:pPr>
       <w:r>
         <w:t>Aldair dejó la carpeta sobre la mesa de piedra, sin abrirla.</w:t>
       </w:r>
     </w:p>
     <w:p>
+      <w:pPr>
+        <w:spacing w:after="120" w:line="360" w:lineRule="auto"/>
+        <w:ind w:firstLine="432"/>
+        <w:jc w:val="both"/>
+      </w:pPr>
       <w:r>
         <w:t>—Los controles del norte existen para impedir el contrabando de armas y el desvío de suministros militares. Las órdenes que los establecieron son anteriores a la autorización del capitán.</w:t>
       </w:r>
     </w:p>
     <w:p>
+      <w:pPr>
+        <w:spacing w:after="120" w:line="360" w:lineRule="auto"/>
+        <w:ind w:firstLine="432"/>
+        <w:jc w:val="both"/>
+      </w:pPr>
       <w:r>
         <w:t>—Mi autorización no es anterior a esas órdenes. Las deroga.</w:t>
       </w:r>
     </w:p>
     <w:p>
+      <w:pPr>
+        <w:spacing w:after="120" w:line="360" w:lineRule="auto"/>
+        <w:ind w:firstLine="432"/>
+        <w:jc w:val="both"/>
+      </w:pPr>
       <w:r>
         <w:t>—Eso depende de cómo se interprete el alcance de una orden real.</w:t>
       </w:r>
     </w:p>
     <w:p>
+      <w:pPr>
+        <w:spacing w:after="120" w:line="360" w:lineRule="auto"/>
+        <w:ind w:firstLine="432"/>
+        <w:jc w:val="both"/>
+      </w:pPr>
       <w:r>
         <w:t>Fue Jerah quien giró la cabeza, despacio, como un espadachín que calcula la distancia antes del paso.</w:t>
       </w:r>
     </w:p>
     <w:p>
+      <w:pPr>
+        <w:spacing w:after="120" w:line="360" w:lineRule="auto"/>
+        <w:ind w:firstLine="432"/>
+        <w:jc w:val="both"/>
+      </w:pPr>
       <w:r>
         <w:t>—No hay nada que interpretar. Una orden del rey deroga una orden anterior. Eso no es militar ni administrativo. Es la primera cosa que aprende un recluta el día que jura.</w:t>
       </w:r>
     </w:p>
     <w:p>
+      <w:pPr>
+        <w:spacing w:after="120" w:line="360" w:lineRule="auto"/>
+        <w:ind w:firstLine="432"/>
+        <w:jc w:val="both"/>
+      </w:pPr>
       <w:r>
         <w:t>—Yo no juré ante un recluta, capitán. —Aldair sostuvo la mirada sin alzar la voz—. Y usted tampoco, aunque a veces lo olvide.</w:t>
       </w:r>
     </w:p>
     <w:p>
+      <w:pPr>
+        <w:spacing w:after="120" w:line="360" w:lineRule="auto"/>
+        <w:ind w:firstLine="432"/>
+        <w:jc w:val="both"/>
+      </w:pPr>
       <w:r>
         <w:t>Algo cambió en el aire de la sala. Fue sutil, pero Darius lo notó, porque llevaba años esperándolo: aquel intercambio ya no trataba de carros ni de grano. Los dos hombres se habían encontrado antes, en otra mesa, en otros años, y lo que fuera que se dijeron entonces seguía sin saldarse.</w:t>
       </w:r>
     </w:p>
     <w:p>
+      <w:pPr>
+        <w:spacing w:after="120" w:line="360" w:lineRule="auto"/>
+        <w:ind w:firstLine="432"/>
+        <w:jc w:val="both"/>
+      </w:pPr>
       <w:r>
         <w:t>—Los controles del norte —continuó Aldair— los supervisa un oficial que usted mismo ascendió, capitán. Hace nueve años. ¿Lo recuerda? Le prendió la insignia con sus propias manos. Un hombre de la Corte Dorada, formado por la Corte Dorada, leal a la Corte Dorada. —hizo una pausa milimétrica—. Si hoy aplica un procedimiento que a usted le incomoda, quizá el problema no sea de qué casa recibe sus órdenes. Quizá sea que la Corte Dorada ya no es tan de una sola pieza como le gusta contarle al rey.</w:t>
       </w:r>
     </w:p>
     <w:p>
+      <w:pPr>
+        <w:spacing w:after="120" w:line="360" w:lineRule="auto"/>
+        <w:ind w:firstLine="432"/>
+        <w:jc w:val="both"/>
+      </w:pPr>
       <w:r>
         <w:t>Jerah no se movió. Pero Darius, que lo conocía como se conoce la propia mano, vio el músculo que se tensó bajo la mandíbula del capitán, y supo que Aldair acababa de tocar la herida con la precisión que solo da el conocimiento largo de un adversario.</w:t>
       </w:r>
     </w:p>
     <w:p>
+      <w:pPr>
+        <w:spacing w:after="120" w:line="360" w:lineRule="auto"/>
+        <w:ind w:firstLine="432"/>
+        <w:jc w:val="both"/>
+      </w:pPr>
       <w:r>
         <w:t>—Ese oficial —dijo Jerah, y la voz le salió más baja, más lenta, lo que en él era peor que un grito— era un buen soldado cuando le prendí la insignia. En lo que se haya convertido no tuvo nada que ver la Corte Dorada. Tuvo que ver quién le prometió tierras que la corona no le había dado.</w:t>
       </w:r>
     </w:p>
     <w:p>
+      <w:pPr>
+        <w:spacing w:after="120" w:line="360" w:lineRule="auto"/>
+        <w:ind w:firstLine="432"/>
+        <w:jc w:val="both"/>
+      </w:pPr>
       <w:r>
         <w:t>—Las tierras se ganan sirviendo.</w:t>
       </w:r>
     </w:p>
     <w:p>
+      <w:pPr>
+        <w:spacing w:after="120" w:line="360" w:lineRule="auto"/>
+        <w:ind w:firstLine="432"/>
+        <w:jc w:val="both"/>
+      </w:pPr>
       <w:r>
         <w:t>—Se ganan sirviendo a la corona. No a quien paga mejor por vestir el mismo uniforme.</w:t>
       </w:r>
     </w:p>
     <w:p>
+      <w:pPr>
+        <w:spacing w:after="120" w:line="360" w:lineRule="auto"/>
+        <w:ind w:firstLine="432"/>
+        <w:jc w:val="both"/>
+      </w:pPr>
       <w:r>
         <w:t>—Qué pintoresco. —el representante de Dravon esbozó algo que no era del todo una sonrisa—. Treinta años jurándole lealtad a un solo hombre, y todavía habla como si la lealtad fuese gratis. Algunos tenemos familias, capitán. Deudas. Hijos que no eligieron nacer donde nacieron. No todos podemos permitirnos su clase de pureza. —se recostó en el asiento—. Aunque, pensándolo bien, a usted la pureza le salió barata. Nunca tuvo nada que perder.</w:t>
       </w:r>
     </w:p>
     <w:p>
+      <w:pPr>
+        <w:spacing w:after="120" w:line="360" w:lineRule="auto"/>
+        <w:ind w:firstLine="432"/>
+        <w:jc w:val="both"/>
+      </w:pPr>
       <w:r>
         <w:t>Fue lo más cerca que estuvieron de desenvainar sin tocar el acero. Jerah abrió la boca, y por primera vez en treinta años Darius temió lo que su capitán pudiera decir delante de testigos.</w:t>
       </w:r>
     </w:p>
     <w:p>
+      <w:pPr>
+        <w:spacing w:after="120" w:line="360" w:lineRule="auto"/>
+        <w:ind w:firstLine="432"/>
+        <w:jc w:val="both"/>
+      </w:pPr>
       <w:r>
         <w:t>—Basta.</w:t>
       </w:r>
     </w:p>
     <w:p>
+      <w:pPr>
+        <w:spacing w:after="120" w:line="360" w:lineRule="auto"/>
+        <w:ind w:firstLine="432"/>
+        <w:jc w:val="both"/>
+      </w:pPr>
       <w:r>
         <w:t>Darius lo dijo sin levantar la voz, pero la mano que alzó cortó la sala en seco. En el silencio que siguió quedó flotando la certeza de que aquellos dos hombres habían librado esa misma batalla muchas veces —en antesalas, en patios de armas, en los márgenes de otros consejos como aquel—, y de que ninguna de las dos casas, ni la corona misma, sabría nunca del todo cuántos de los hombres de la Corte Dorada respondían ya al uniforme y cuántos a la bolsa que lo pagaba. Esa era la verdadera guerra de Adoral. No la del grano. La que se libraba, callada, dentro del único ejército en el que el rey aún creía poder confiar.</w:t>
       </w:r>
     </w:p>
     <w:p>
+      <w:pPr>
+        <w:spacing w:after="120" w:line="360" w:lineRule="auto"/>
+        <w:ind w:firstLine="432"/>
+        <w:jc w:val="both"/>
+      </w:pPr>
       <w:r>
         <w:t>La sala calló. El rey dejó que el silencio se asentara un instante, el tiempo justo para recordarles a todos quién seguía presidiendo aquella mesa, aunque fuera desde un asiento demasiado solo.</w:t>
       </w:r>
     </w:p>
     <w:p>
+      <w:pPr>
+        <w:spacing w:after="120" w:line="360" w:lineRule="auto"/>
+        <w:ind w:firstLine="432"/>
+        <w:jc w:val="both"/>
+      </w:pPr>
       <w:r>
         <w:t>—Los carros pasan. Hoy. Las órdenes que contradigan mi sello quedan suspendidas, todas, sin excepción, hasta que yo diga lo contrario. Y quiero saber por qué se han usado controles militares para retener comida de civiles.</w:t>
       </w:r>
     </w:p>
     <w:p>
+      <w:pPr>
+        <w:spacing w:after="120" w:line="360" w:lineRule="auto"/>
+        <w:ind w:firstLine="432"/>
+        <w:jc w:val="both"/>
+      </w:pPr>
       <w:r>
         <w:t>Aldair no pareció sorprendido. Su mirada cruzó, apenas una fracción de segundo, la de Edwyn y la de Misael; un relámpago de entendimiento entre tres hombres que fingían no entenderse, y que a Darius no se le escapó, porque llevaba veinte años aprendiendo a cazar justo esos relámpagos.</w:t>
       </w:r>
     </w:p>
     <w:p>
+      <w:pPr>
+        <w:spacing w:after="120" w:line="360" w:lineRule="auto"/>
+        <w:ind w:firstLine="432"/>
+        <w:jc w:val="both"/>
+      </w:pPr>
       <w:r>
         <w:t>—La seguridad de Adoral depende de que sus suministros lleguen a quienes deben recibirlos, majestad.</w:t>
       </w:r>
     </w:p>
     <w:p>
+      <w:pPr>
+        <w:spacing w:after="120" w:line="360" w:lineRule="auto"/>
+        <w:ind w:firstLine="432"/>
+        <w:jc w:val="both"/>
+      </w:pPr>
       <w:r>
         <w:t>—Entonces estamos de acuerdo.</w:t>
       </w:r>
     </w:p>
     <w:p>
+      <w:pPr>
+        <w:spacing w:after="120" w:line="360" w:lineRule="auto"/>
+        <w:ind w:firstLine="432"/>
+        <w:jc w:val="both"/>
+      </w:pPr>
       <w:r>
         <w:t>—No del todo. También depende de que esos suministros no acaben financiando a quienes amenazan la estabilidad del reino.</w:t>
       </w:r>
     </w:p>
     <w:p>
+      <w:pPr>
+        <w:spacing w:after="120" w:line="360" w:lineRule="auto"/>
+        <w:ind w:firstLine="432"/>
+        <w:jc w:val="both"/>
+      </w:pPr>
       <w:r>
         <w:t>Y ahí estaba. El argumento verdadero, por fin, desnudo sobre la mesa de piedra.</w:t>
       </w:r>
     </w:p>
     <w:p>
+      <w:pPr>
+        <w:spacing w:after="120" w:line="360" w:lineRule="auto"/>
+        <w:ind w:firstLine="432"/>
+        <w:jc w:val="both"/>
+      </w:pPr>
       <w:r>
         <w:t>Darius lo conocía. Lo peor era que no era falso. Había grupos armados en los territorios exteriores. Había comunidades que consideraban ilegítima cualquier autoridad llegada de la capital, aldeas que se negaban a pagar tributos, movimientos que crecían en los barrios del sur como el musgo entre las piedras: despacio, en silencio, en los lugares donde nadie limpiaba. Algunos robaban convoyes. Algunos tenían razón para hacerlo, lo cual no los hacía menos peligrosos. Y en medio de todo eso, el grano era grano: alimentaba igual a una familia honrada que a un hombre con una espada escondida bajo el jergón.</w:t>
       </w:r>
     </w:p>
     <w:p>
+      <w:pPr>
+        <w:spacing w:after="120" w:line="360" w:lineRule="auto"/>
+        <w:ind w:firstLine="432"/>
+        <w:jc w:val="both"/>
+      </w:pPr>
       <w:r>
         <w:t>No toda preocupación por la seguridad era una excusa. Ese era, exactamente, el problema. Una medida razonable, en manos de quien no tiene que responder ante nadie, se convierte en la mejor de las coartadas.</w:t>
       </w:r>
     </w:p>
     <w:p>
+      <w:pPr>
+        <w:spacing w:after="120" w:line="360" w:lineRule="auto"/>
+        <w:ind w:firstLine="432"/>
+        <w:jc w:val="both"/>
+      </w:pPr>
       <w:r>
         <w:t>—¿Está acusando a los comerciantes de financiar una rebelión? —preguntó Misael, y por primera vez su voz perdió el filo de la burla. Las armas eran terreno de Dravon, pero el dinero era suyo, y a nadie le gusta que le registren la bolsa.</w:t>
       </w:r>
     </w:p>
     <w:p>
+      <w:pPr>
+        <w:spacing w:after="120" w:line="360" w:lineRule="auto"/>
+        <w:ind w:firstLine="432"/>
+        <w:jc w:val="both"/>
+      </w:pPr>
       <w:r>
         <w:t>—Estoy diciendo que no podemos permitirnos ignorarlo.</w:t>
       </w:r>
     </w:p>
     <w:p>
+      <w:pPr>
+        <w:spacing w:after="120" w:line="360" w:lineRule="auto"/>
+        <w:ind w:firstLine="432"/>
+        <w:jc w:val="both"/>
+      </w:pPr>
       <w:r>
         <w:t>—Entonces investiguemos antes de bloquear las rutas.</w:t>
       </w:r>
     </w:p>
     <w:p>
+      <w:pPr>
+        <w:spacing w:after="120" w:line="360" w:lineRule="auto"/>
+        <w:ind w:firstLine="432"/>
+        <w:jc w:val="both"/>
+      </w:pPr>
       <w:r>
         <w:t>—Investiguemos antes de permitir que las rutas alimenten a nuestros enemigos.</w:t>
       </w:r>
     </w:p>
     <w:p>
+      <w:pPr>
+        <w:spacing w:after="120" w:line="360" w:lineRule="auto"/>
+        <w:ind w:firstLine="432"/>
+        <w:jc w:val="both"/>
+      </w:pPr>
       <w:r>
         <w:t>—Si cada carro debe esperar a que un oficial decida si su destino es políticamente aceptable —Misael cerró su carpeta de cuero con un chasquido seco—, no habrá comercio en Veridia que pueda sostenerse.</w:t>
       </w:r>
     </w:p>
     <w:p>
+      <w:pPr>
+        <w:spacing w:after="120" w:line="360" w:lineRule="auto"/>
+        <w:ind w:firstLine="432"/>
+        <w:jc w:val="both"/>
+      </w:pPr>
       <w:r>
         <w:t>—Y si cada carro circula sin control —replicó Aldair—, no habrá reino que proteger.</w:t>
       </w:r>
     </w:p>
     <w:p>
+      <w:pPr>
+        <w:spacing w:after="120" w:line="360" w:lineRule="auto"/>
+        <w:ind w:firstLine="432"/>
+        <w:jc w:val="both"/>
+      </w:pPr>
       <w:r>
         <w:t>Darius golpeó la mesa con dos dedos. No fue violento. No necesitaba serlo.</w:t>
       </w:r>
     </w:p>
     <w:p>
+      <w:pPr>
+        <w:spacing w:after="120" w:line="360" w:lineRule="auto"/>
+        <w:ind w:firstLine="432"/>
+        <w:jc w:val="both"/>
+      </w:pPr>
       <w:r>
         <w:t>—El ejército existe para defender Adoral —dijo—. No para decidir qué ciudadanos de Adoral merecen comer.</w:t>
       </w:r>
     </w:p>
     <w:p>
+      <w:pPr>
+        <w:spacing w:after="120" w:line="360" w:lineRule="auto"/>
+        <w:ind w:firstLine="432"/>
+        <w:jc w:val="both"/>
+      </w:pPr>
       <w:r>
         <w:t>Aldair inclinó la cabeza.</w:t>
       </w:r>
     </w:p>
     <w:p>
+      <w:pPr>
+        <w:spacing w:after="120" w:line="360" w:lineRule="auto"/>
+        <w:ind w:firstLine="432"/>
+        <w:jc w:val="both"/>
+      </w:pPr>
       <w:r>
         <w:t>—Por supuesto, majestad.</w:t>
       </w:r>
     </w:p>
     <w:p>
+      <w:pPr>
+        <w:spacing w:after="120" w:line="360" w:lineRule="auto"/>
+        <w:ind w:firstLine="432"/>
+        <w:jc w:val="both"/>
+      </w:pPr>
       <w:r>
         <w:t>La respuesta fue rápida. Demasiado. Y Darius supo, con la certeza fría de quien ha presidido mil de aquellas mañanas, que no había convencido a ninguno de los tres. Habían cedido en el grano porque el grano no les importaba. Veintisiete carros eran una partida pequeña en un cálculo mucho más largo, y los tres acababan de confirmar, cada uno a su manera, que ya habían empezado a hacer ese cálculo. Lo veía en cómo Edwyn recogía sus papeles sin prisa. En cómo Misael devolvía la carpeta a sus escribanos. En cómo Aldair dejaba la suya, lacrada, sin llegar a abrirla nunca: no había venido a mostrar nada. Había venido a que el rey viera que tenía algo que mostrar.</w:t>
       </w:r>
     </w:p>
     <w:p>
+      <w:pPr>
+        <w:spacing w:after="120" w:line="360" w:lineRule="auto"/>
+        <w:ind w:firstLine="432"/>
+        <w:jc w:val="both"/>
+      </w:pPr>
       <w:r>
         <w:t>La reunión terminó sin acuerdos. Como todas. Cada casa se marchó habiendo obtenido lo justo para no sentirse derrotada, cediendo lo justo para no parecer desleal. Era el arte en el que los tres eran maestros, y contra el que Darius llevaba dos décadas luchando con la única arma que le quedaba: aguantar. Seguir sentado en el asiento solo. No caerse todavía.</w:t>
       </w:r>
@@ -2035,51 +3810,101 @@
       </w:r>
     </w:p>
     <w:p>
+      <w:pPr>
+        <w:spacing w:after="120" w:line="360" w:lineRule="auto"/>
+        <w:ind w:firstLine="432"/>
+        <w:jc w:val="both"/>
+      </w:pPr>
       <w:r>
         <w:t>El rey cenó solo.</w:t>
       </w:r>
     </w:p>
     <w:p>
+      <w:pPr>
+        <w:spacing w:after="120" w:line="360" w:lineRule="auto"/>
+        <w:ind w:firstLine="432"/>
+        <w:jc w:val="both"/>
+      </w:pPr>
       <w:r>
         <w:t>Había despedido a los consejeros y a los criados. No tenía hambre —hacía semanas que no la tenía de verdad—, pero sabía que si seguía saltándose las comidas acabaría en cama, y un rey en cama era un rey que no preside, y un rey que no preside era, para aquella mesa de piedra, una vacante. Probó la sopa. La dejó enfriar.</w:t>
       </w:r>
     </w:p>
     <w:p>
+      <w:pPr>
+        <w:spacing w:after="120" w:line="360" w:lineRule="auto"/>
+        <w:ind w:firstLine="432"/>
+        <w:jc w:val="both"/>
+      </w:pPr>
       <w:r>
         <w:t>Sobre su escritorio esperaban tres documentos.</w:t>
       </w:r>
     </w:p>
     <w:p>
+      <w:pPr>
+        <w:spacing w:after="120" w:line="360" w:lineRule="auto"/>
+        <w:ind w:firstLine="432"/>
+        <w:jc w:val="both"/>
+      </w:pPr>
       <w:r>
         <w:t>El primero era el informe del paso del norte, ya resuelto, ya archivado, una pequeña victoria del tamaño de veintisiete carros. El segundo, una lista de nombramientos militares pendientes, cada uno con un nombre propuesto por Dravon y una sonrisa de Edwyn garantizando que el trámite sería impecable. Darius los leería mañana. Cambiaría dos o tres, los que pudiera, sabiendo que por cada uno que cambiara las casas colocarían cinco mientras él dormía.</w:t>
       </w:r>
     </w:p>
     <w:p>
+      <w:pPr>
+        <w:spacing w:after="120" w:line="360" w:lineRule="auto"/>
+        <w:ind w:firstLine="432"/>
+        <w:jc w:val="both"/>
+      </w:pPr>
       <w:r>
         <w:t>El tercero no lo había abierto.</w:t>
       </w:r>
     </w:p>
     <w:p>
+      <w:pPr>
+        <w:spacing w:after="120" w:line="360" w:lineRule="auto"/>
+        <w:ind w:firstLine="432"/>
+        <w:jc w:val="both"/>
+      </w:pPr>
       <w:r>
         <w:t>Reconocía el sello: administración penitenciaria. Y reconocía, sin necesidad de abrirlo, de quién trataba. Había un solo preso en toda Adoral capaz de hacer que la administración penitenciaria redactara un documento con aquel cuidado, con aquel miedo a decir demasiado. Un solo preso cuyo expediente los funcionarios manejaban con pinzas, como quien sostiene algo que podría estallar o, peor, delatar a quien lo sostiene.</w:t>
       </w:r>
     </w:p>
     <w:p>
+      <w:pPr>
+        <w:spacing w:after="120" w:line="360" w:lineRule="auto"/>
+        <w:ind w:firstLine="432"/>
+        <w:jc w:val="both"/>
+      </w:pPr>
       <w:r>
         <w:t>Darius se sirvió una copa de agua —nunca vino, no en aquellas noches— y por fin lo abrió.</w:t>
       </w:r>
     </w:p>
     <w:p>
+      <w:pPr>
+        <w:spacing w:after="120" w:line="360" w:lineRule="auto"/>
+        <w:ind w:firstLine="432"/>
+        <w:jc w:val="both"/>
+      </w:pPr>
       <w:r>
         <w:t>El muchacho había rechazado una visita de los administradores reales. Había solicitado, además, que se revisaran las condiciones de los detenidos trasladados desde los barrios exteriores. La petición estaba escrita con una precisión que al rey le dolió casi físicamente: sin una sola amenaza, sin un solo insulto, sin una de esas bravatas que delatarían a un preso corriente. Solo hechos. Párrafo tras párrafo, una irregularidad que la administración prefería no mirar, expuesta con la calma de quien no pide un favor, sino que levanta acta de una deuda.</w:t>
       </w:r>
     </w:p>
     <w:p>
+      <w:pPr>
+        <w:spacing w:after="120" w:line="360" w:lineRule="auto"/>
+        <w:ind w:firstLine="432"/>
+        <w:jc w:val="both"/>
+      </w:pPr>
       <w:r>
         <w:t>Al final, una sola línea, de puño y letra:</w:t>
       </w:r>
     </w:p>
     <w:p>
+      <w:pPr>
+        <w:spacing w:after="120" w:line="360" w:lineRule="auto"/>
+        <w:ind w:firstLine="432"/>
+        <w:jc w:val="both"/>
+      </w:pPr>
       <w:r>
         <w:rPr>
           <w:i/>
@@ -2088,26 +3913,51 @@
       </w:r>
     </w:p>
     <w:p>
+      <w:pPr>
+        <w:spacing w:after="120" w:line="360" w:lineRule="auto"/>
+        <w:ind w:firstLine="432"/>
+        <w:jc w:val="both"/>
+      </w:pPr>
       <w:r>
         <w:t>Darius la leyó dos veces. Después dejó el papel sobre la mesa, muy despacio, como si pudiera romperse.</w:t>
       </w:r>
     </w:p>
     <w:p>
+      <w:pPr>
+        <w:spacing w:after="120" w:line="360" w:lineRule="auto"/>
+        <w:ind w:firstLine="432"/>
+        <w:jc w:val="both"/>
+      </w:pPr>
       <w:r>
         <w:t>Podía ordenar su liberación. Tenía el poder —todavía lo tenía, en teoría— de abrir aquella celda con una sola firma. Podía recibir al muchacho en el palacio, sentarlo en una de aquellas salas de techo pintado y explicarle, con la paciencia de un viejo que ha visto caer demasiadas cosas, por qué el mundo no se arregla derribándolo entero; por qué un reino no se transforma destruyendo lo único que, mal que bien, todavía lo mantiene en pie.</w:t>
       </w:r>
     </w:p>
     <w:p>
+      <w:pPr>
+        <w:spacing w:after="120" w:line="360" w:lineRule="auto"/>
+        <w:ind w:firstLine="432"/>
+        <w:jc w:val="both"/>
+      </w:pPr>
       <w:r>
         <w:t>Pero sabía lo que ocurriría si abría esa puerta.</w:t>
       </w:r>
     </w:p>
     <w:p>
+      <w:pPr>
+        <w:spacing w:after="120" w:line="360" w:lineRule="auto"/>
+        <w:ind w:firstLine="432"/>
+        <w:jc w:val="both"/>
+      </w:pPr>
       <w:r>
         <w:t>Pero eso no era lo peor. Eso era solo lo que ocurriría si las casas seguían viendo en él lo que creían ver: un agitador de los barrios del sur, un preso político con demasiada labia, una molestia que la corona, por alguna debilidad incomprensible, se negaba a ejecutar. Mientras lo creyeran eso, el muchacho estaba a salvo dentro de su peligro. Era una pieza del tablero, y a las piezas no se las destruye hasta saber a quién benefician.</w:t>
       </w:r>
     </w:p>
     <w:p>
+      <w:pPr>
+        <w:spacing w:after="120" w:line="360" w:lineRule="auto"/>
+        <w:ind w:firstLine="432"/>
+        <w:jc w:val="both"/>
+      </w:pPr>
       <w:r>
         <w:t xml:space="preserve">Lo que de verdad helaba a Darius —lo que lo despertaba algunas noches con el corazón desbocado— era la otra cosa. La que no estaba en ningún expediente. La que no compartía la administración penitenciaria, ni el capitán, ni el consejo, ni un solo ser vivo en toda Veridia salvo él mismo y, quizá, un hombre muerto hacía mucho que se había llevado el secreto a la tumba. Si las casas llegaran a saber </w:t>
       </w:r>
@@ -2122,61 +3972,121 @@
       </w:r>
     </w:p>
     <w:p>
+      <w:pPr>
+        <w:spacing w:after="120" w:line="360" w:lineRule="auto"/>
+        <w:ind w:firstLine="432"/>
+        <w:jc w:val="both"/>
+      </w:pPr>
       <w:r>
         <w:t>Por eso no estaba preso por lo que había hecho.</w:t>
       </w:r>
     </w:p>
     <w:p>
+      <w:pPr>
+        <w:spacing w:after="120" w:line="360" w:lineRule="auto"/>
+        <w:ind w:firstLine="432"/>
+        <w:jc w:val="both"/>
+      </w:pPr>
       <w:r>
         <w:t>Estaba preso por lo que era. Y la celda no era un castigo, sino el único escondite que a Darius se le había ocurrido lo bastante a la vista de todos como para que nadie pensara en mirar dentro. Un secreto enterrado en el lugar más ruidoso de la ciudad, bajo el disfraz de un expediente aburrido, custodiado por funcionarios que manejaban sus papeles con pinzas sin saber del todo por qué.</w:t>
       </w:r>
     </w:p>
     <w:p>
+      <w:pPr>
+        <w:spacing w:after="120" w:line="360" w:lineRule="auto"/>
+        <w:ind w:firstLine="432"/>
+        <w:jc w:val="both"/>
+      </w:pPr>
       <w:r>
         <w:t>La contradicción lo despertaba y no lo dejaba volver a dormir. Había enjaulado a un ser vivo no por lo que podía hacerle al reino, sino por lo que el reino le haría a él si lo descubría. Había convertido un acto de protección en una crueldad, y lo peor —lo que de verdad lo vaciaba— era que, por muchas noches que lo pensara, seguía sin hallar una sola alternativa que no terminara con el muchacho en una tumba sin nombre y con Adoral, tarde o temprano, en llamas.</w:t>
       </w:r>
     </w:p>
     <w:p>
+      <w:pPr>
+        <w:spacing w:after="120" w:line="360" w:lineRule="auto"/>
+        <w:ind w:firstLine="432"/>
+        <w:jc w:val="both"/>
+      </w:pPr>
       <w:r>
         <w:t>Porque esa era la otra mitad de la verdad, la que Darius solo se permitía pensar en noches como aquella, a solas, con la sopa fría y la ciudad encendiéndose al otro lado del cristal: que el muchacho tenía razón. Que había visto la misma Adoral que veía el rey —el sur sin nombres, el barro que heredaba el barro, la gente que no entraba en los mapas— y que, a diferencia del rey, se había negado a aprender a convivir con ella. Darius había pasado veinte años haciendo las paces con lo insoportable, llamándolo prudencia, llamándolo paciencia, llamándolo el precio de que no ardiera todo. El muchacho no había hecho esas paces. Y quizá —esa era la idea que más lo asustaba— quizá esa falta de paciencia fuera exactamente lo que hacía falta. Quizá el que podía salvar Adoral fuera, precisamente, el que estaba dispuesto a romperla.</w:t>
       </w:r>
     </w:p>
     <w:p>
+      <w:pPr>
+        <w:spacing w:after="120" w:line="360" w:lineRule="auto"/>
+        <w:ind w:firstLine="432"/>
+        <w:jc w:val="both"/>
+      </w:pPr>
       <w:r>
         <w:t>O a quemarla hasta los cimientos. Las dos posibilidades vivían en la misma línea escrita con la misma letra firme, y Darius no sabía a cuál de las dos había dado alas al encerrarlo.</w:t>
       </w:r>
     </w:p>
     <w:p>
+      <w:pPr>
+        <w:spacing w:after="120" w:line="360" w:lineRule="auto"/>
+        <w:ind w:firstLine="432"/>
+        <w:jc w:val="both"/>
+      </w:pPr>
       <w:r>
         <w:t>Dobló la petición. La guardó bajo las otras dos, donde no tuviera que mirarla.</w:t>
       </w:r>
     </w:p>
     <w:p>
+      <w:pPr>
+        <w:spacing w:after="120" w:line="360" w:lineRule="auto"/>
+        <w:ind w:firstLine="432"/>
+        <w:jc w:val="both"/>
+      </w:pPr>
       <w:r>
         <w:t>Se acercó a la ventana. Abajo, Adoral encendía sus luces una a una, y desde aquella altura no se distinguían los rostros de quienes caminaban por las calles, ni se oía si reían o maldecían, ni se sabía cuántos de ellos llegarían a una casa con comida y cuántos a una pared por la que entraba el frío. La distancia volvía ordenada la miseria. Siempre lo hacía. Y un rey que gobernaba desde la distancia podía corregir el orden de un reino entero sin tocar nunca a una sola de las personas que lo habitaban.</w:t>
       </w:r>
     </w:p>
     <w:p>
+      <w:pPr>
+        <w:spacing w:after="120" w:line="360" w:lineRule="auto"/>
+        <w:ind w:firstLine="432"/>
+        <w:jc w:val="both"/>
+      </w:pPr>
       <w:r>
         <w:t>Apagó una de las lámparas. Al día siguiente volvería al consejo, revisaría los nombramientos, perdería el tiempo en cosas pequeñas con la esperanza terca de que las cosas pequeñas todavía importaran. Al día siguiente, quizá, bajaría por fin a la ciudad interior, cruzaría el patio del viejo edificio de los documentos y entraría en la celda del muchacho, y le diría a la cara lo que no se atrevía a escribir en ninguna orden.</w:t>
       </w:r>
     </w:p>
     <w:p>
+      <w:pPr>
+        <w:spacing w:after="120" w:line="360" w:lineRule="auto"/>
+        <w:ind w:firstLine="432"/>
+        <w:jc w:val="both"/>
+      </w:pPr>
       <w:r>
         <w:t>Le diría que lo sentía. Que lo había encerrado para esconderlo, no para castigarlo. Que en algún rincón del miedo que le tenía al muchacho había también otra cosa, más terca y más peligrosa que el miedo: la sospecha de que aquel preso de los barrios del sur, aquel secreto enterrado bajo un expediente aburrido, fuera lo único que quedaba en toda Adoral capaz de poner orden donde el rey ya solo sabía aguantar. Que lo había enjaulado, a la vez, para protegerlo del reino y para proteger al reino de lo que significaría reconocerlo.</w:t>
       </w:r>
     </w:p>
     <w:p>
+      <w:pPr>
+        <w:spacing w:after="120" w:line="360" w:lineRule="auto"/>
+        <w:ind w:firstLine="432"/>
+        <w:jc w:val="both"/>
+      </w:pPr>
       <w:r>
         <w:t>Que cargaba con todo eso solo, en un asiento tallado para uno.</w:t>
       </w:r>
     </w:p>
     <w:p>
+      <w:pPr>
+        <w:spacing w:after="120" w:line="360" w:lineRule="auto"/>
+        <w:ind w:firstLine="432"/>
+        <w:jc w:val="both"/>
+      </w:pPr>
       <w:r>
         <w:t>Al día siguiente.</w:t>
       </w:r>
     </w:p>
     <w:p>
+      <w:pPr>
+        <w:spacing w:after="120" w:line="360" w:lineRule="auto"/>
+        <w:ind w:firstLine="432"/>
+        <w:jc w:val="both"/>
+      </w:pPr>
       <w:r>
         <w:t>Se lo decía todas las noches. Y todas las noches, al apagar la última lámpara, sabía que volvería a decírselo mañana.</w:t>
       </w:r>
@@ -2201,66 +4111,131 @@
       </w:r>
     </w:p>
     <w:p>
+      <w:pPr>
+        <w:spacing w:after="120" w:line="360" w:lineRule="auto"/>
+        <w:ind w:firstLine="432"/>
+        <w:jc w:val="both"/>
+      </w:pPr>
       <w:r>
         <w:t>La primera oración de la mañana siempre comenzaba antes del amanecer, y Hope nunca había entendido por qué.</w:t>
       </w:r>
     </w:p>
     <w:p>
+      <w:pPr>
+        <w:spacing w:after="120" w:line="360" w:lineRule="auto"/>
+        <w:ind w:firstLine="432"/>
+        <w:jc w:val="both"/>
+      </w:pPr>
       <w:r>
         <w:t>Si los dioses escuchaban las plegarias de los hombres desde cualquier rincón de la tierra —y eso era lo primero que le habían enseñado, antes incluso de enseñarle a leer—, no veía qué ganaban recibiéndolas cuando el mundo todavía dormía. Un dios que lo oía todo podía oírla igual de bien unas horas más tarde, con el sol fuera y los dedos calientes. Pero aquella pregunta, como tantas otras, no había encontrado nunca un lugar apropiado entre los muros del convento. Algunas cosas se hacían porque siempre se habían hecho así, y preguntar por qué era, en la práctica, confesar que una todavía no había aprendido a obedecer.</w:t>
       </w:r>
     </w:p>
     <w:p>
+      <w:pPr>
+        <w:spacing w:after="120" w:line="360" w:lineRule="auto"/>
+        <w:ind w:firstLine="432"/>
+        <w:jc w:val="both"/>
+      </w:pPr>
       <w:r>
         <w:t>La campana sonó por segunda vez. Hope se incorporó bajo las mantas.</w:t>
       </w:r>
     </w:p>
     <w:p>
+      <w:pPr>
+        <w:spacing w:after="120" w:line="360" w:lineRule="auto"/>
+        <w:ind w:firstLine="432"/>
+        <w:jc w:val="both"/>
+      </w:pPr>
       <w:r>
         <w:t>El frío se había instalado entre las piedras durante la noche. Se filtraba por las juntas de los muros, se acumulaba en los rincones y convertía cada respiración en una nubecilla que se deshacía apenas nacía. Hope se frotó las manos, buscó sus medias a tientas y se recogió el cabello castaño, todavía enredado del sueño. Después hizo lo que hacía cada mañana antes de poner un pie en el suelo helado: alargó la mano hacia la almohada y tomó el relicario.</w:t>
       </w:r>
     </w:p>
     <w:p>
+      <w:pPr>
+        <w:spacing w:after="120" w:line="360" w:lineRule="auto"/>
+        <w:ind w:firstLine="432"/>
+        <w:jc w:val="both"/>
+      </w:pPr>
       <w:r>
         <w:t>Lo abrió. Se cerró con un chasquido limpio, firme, nuevo.</w:t>
       </w:r>
     </w:p>
     <w:p>
+      <w:pPr>
+        <w:spacing w:after="120" w:line="360" w:lineRule="auto"/>
+        <w:ind w:firstLine="432"/>
+        <w:jc w:val="both"/>
+      </w:pPr>
       <w:r>
         <w:t>Sonrió a pesar del frío. El día anterior aquel cierre llevaba años atascado, y ella se había resignado a forzarlo con la uña en el punto exacto donde el metal cedía de mala gana. Ahora obedecía al primer intento. Eloy lo había reparado con una seguridad que al principio no había tenido —lo había visto dudar, medir, elegir una esquirla de cerámica entre los restos de la mesa como quien escoge un arma— y que al final, cuando el mecanismo respondió, había fingido haber tenido desde el principio. Si ella se lo dijera, lo negaría. Por eso no pensaba decírselo.</w:t>
       </w:r>
     </w:p>
     <w:p>
+      <w:pPr>
+        <w:spacing w:after="120" w:line="360" w:lineRule="auto"/>
+        <w:ind w:firstLine="432"/>
+        <w:jc w:val="both"/>
+      </w:pPr>
       <w:r>
         <w:t>El relicario no contenía nada. Nunca había contenido nada. No había dentro un retrato de su madre, ni un mechón de pelo, ni una inscripción, ni una de esas reliquias que otras muchachas guardaban como prueba de que alguna vez habían pertenecido a alguien. Solo las dos valvas vacías, el hueco liso donde debería haber habido algo y no lo había.</w:t>
       </w:r>
     </w:p>
     <w:p>
+      <w:pPr>
+        <w:spacing w:after="120" w:line="360" w:lineRule="auto"/>
+        <w:ind w:firstLine="432"/>
+        <w:jc w:val="both"/>
+      </w:pPr>
       <w:r>
         <w:t>A Hope no le hacía falta que contuviera algo para quererlo. Esa era, quizá, la primera cosa que había creído de verdad por su cuenta, sin que nadie se la enseñara: que se puede amar un recipiente vacío por el solo hecho de que fue de quien fue. Se lo colgó al cuello, bajo la ropa, donde el metal acabaría robándole el calor del cuerpo, y salió al pasillo.</w:t>
       </w:r>
     </w:p>
     <w:p>
+      <w:pPr>
+        <w:spacing w:after="120" w:line="360" w:lineRule="auto"/>
+        <w:ind w:firstLine="432"/>
+        <w:jc w:val="both"/>
+      </w:pPr>
       <w:r>
         <w:t>Las otras muchachas empezaban a abandonar sus habitaciones, arrastrando los pies, envueltas en mantas que tendrían que devolver antes del desayuno. Hope saludó a una de las novicias y recibió a cambio un gruñido adormilado.</w:t>
       </w:r>
     </w:p>
     <w:p>
+      <w:pPr>
+        <w:spacing w:after="120" w:line="360" w:lineRule="auto"/>
+        <w:ind w:firstLine="432"/>
+        <w:jc w:val="both"/>
+      </w:pPr>
       <w:r>
         <w:t>—Tienes el pelo hecho un desastre —le dijo la chica, mirándole la cabeza con los ojos entrecerrados.</w:t>
       </w:r>
     </w:p>
     <w:p>
+      <w:pPr>
+        <w:spacing w:after="120" w:line="360" w:lineRule="auto"/>
+        <w:ind w:firstLine="432"/>
+        <w:jc w:val="both"/>
+      </w:pPr>
       <w:r>
         <w:t>—Y tú tienes cara de haber dormido dentro de una tumba.</w:t>
       </w:r>
     </w:p>
     <w:p>
+      <w:pPr>
+        <w:spacing w:after="120" w:line="360" w:lineRule="auto"/>
+        <w:ind w:firstLine="432"/>
+        <w:jc w:val="both"/>
+      </w:pPr>
       <w:r>
         <w:t>—Al menos las tumbas son silenciosas, pequeña dama.</w:t>
       </w:r>
     </w:p>
     <w:p>
+      <w:pPr>
+        <w:spacing w:after="120" w:line="360" w:lineRule="auto"/>
+        <w:ind w:firstLine="432"/>
+        <w:jc w:val="both"/>
+      </w:pPr>
       <w:r>
         <w:t xml:space="preserve">Hope soltó una risa demasiado alta para la hora. Un codazo suave, una risa ajena mal contenida, y las dos siguieron hacia la capilla con la familiaridad de quien ha recorrido el mismo pasillo frío diez mil veces. </w:t>
       </w:r>
@@ -2285,71 +4260,141 @@
       </w:r>
     </w:p>
     <w:p>
+      <w:pPr>
+        <w:spacing w:after="120" w:line="360" w:lineRule="auto"/>
+        <w:ind w:firstLine="432"/>
+        <w:jc w:val="both"/>
+      </w:pPr>
       <w:r>
         <w:t>El convento se alzaba sobre una elevación rocosa, separado del pueblo minero por un camino estrecho que bajaba entre árboles desnudos. Muros antiguos de piedra gris, ventanas protegidas por celosías de hierro. Desde el valle parecía un lugar sereno, casi al margen del mundo. Por dentro, Hope sabía, cada corredor tenía un propósito, cada habitación una función y cada hora del día una tarea con su nombre escrito en la gran tabla de la cocina.</w:t>
       </w:r>
     </w:p>
     <w:p>
+      <w:pPr>
+        <w:spacing w:after="120" w:line="360" w:lineRule="auto"/>
+        <w:ind w:firstLine="432"/>
+        <w:jc w:val="both"/>
+      </w:pPr>
       <w:r>
         <w:t>Había crecido allí. No recordaba otra cosa.</w:t>
       </w:r>
     </w:p>
     <w:p>
+      <w:pPr>
+        <w:spacing w:after="120" w:line="360" w:lineRule="auto"/>
+        <w:ind w:firstLine="432"/>
+        <w:jc w:val="both"/>
+      </w:pPr>
       <w:r>
         <w:t>De su madre conservaba fragmentos que ni siquiera estaba segura de no haber inventado: una voz que parecía cantarle desde muy lejos, unas manos cálidas, la impresión de haber sido sostenida con una ternura que ningún recuerdo lograba reconstruir entera. El resto pertenecía a lo que otros le habían contado. El convento la había acogido cuando no tenía a nadie más; eso era lo que siempre le habían dicho, y ella lo creía, porque no tenía motivos para dudarlo y porque la alternativa —que alguien hubiera decidido, un día, dejarla— era más de lo que una niña necesitaba cargar.</w:t>
       </w:r>
     </w:p>
     <w:p>
+      <w:pPr>
+        <w:spacing w:after="120" w:line="360" w:lineRule="auto"/>
+        <w:ind w:firstLine="432"/>
+        <w:jc w:val="both"/>
+      </w:pPr>
       <w:r>
         <w:t>Creía en los dioses de los altares. Creía en la promesa de que ninguna vida estaba del todo abandonada. Creía que la bondad tenía un sentido aunque nadie la recompensara, que había algo digno en alimentar a quien tenía hambre y en abrigar a quien tenía frío, y que esa dignidad no dependía de que funcionara. No necesitaba comprender los misterios del mundo; para eso estaban los dioses. Su fe no le pesaba. Era, sencillamente, la forma en que había aprendido a mirar lo que la rodeaba: como si todo, hasta lo roto, mereciera cuidado.</w:t>
       </w:r>
     </w:p>
     <w:p>
+      <w:pPr>
+        <w:spacing w:after="120" w:line="360" w:lineRule="auto"/>
+        <w:ind w:firstLine="432"/>
+        <w:jc w:val="both"/>
+      </w:pPr>
       <w:r>
         <w:t>Lo que empezaba a pesarle —aunque todavía no se atrevía a decírselo ni a sí misma— era el convento. No la fe. El convento. La diferencia entre las dos cosas era una grieta tan fina que ni ella la veía aún, pero crecía. Porque la fe le decía que cuidara, y el convento le decía a quién, cuándo y cuánto. La fe le hablaba de los débiles, y el convento le enseñaba a distinguir qué débiles valían la pena. A veces, por las noches, Hope se descubría pensando en lo que haría si pudiera salir de allí: bajar al pueblo, a la mina, a las casas donde la gente se moría de cosas que ella sabía curar y que nadie le dejaba curar porque su sitio estaba arriba, en la roca, rezando por ellos a una hora en que todavía dormían. Era un pensamiento peligroso. Lo apartaba siempre. Siempre volvía.</w:t>
       </w:r>
     </w:p>
     <w:p>
+      <w:pPr>
+        <w:spacing w:after="120" w:line="360" w:lineRule="auto"/>
+        <w:ind w:firstLine="432"/>
+        <w:jc w:val="both"/>
+      </w:pPr>
       <w:r>
         <w:t>La capilla estaba casi llena. Las velas ardían en soportes de hierro, el incienso se acumulaba bajo el techo y se mezclaba con el olor a cera, a piedra húmeda, a ropa recién lavada. Hope ocupó su sitio entre las demás, juntó las manos y bajó la cabeza.</w:t>
       </w:r>
     </w:p>
     <w:p>
+      <w:pPr>
+        <w:spacing w:after="120" w:line="360" w:lineRule="auto"/>
+        <w:ind w:firstLine="432"/>
+        <w:jc w:val="both"/>
+      </w:pPr>
       <w:r>
         <w:t>La oración era conocida. La había repetido tantas veces que podía pronunciarla sin pensar, y a veces se asustaba al darse cuenta de que la había terminado sin haber escuchado una sola de sus palabras. Hablaba de la misericordia, del deber, de la humildad. Hope la decía con sinceridad —nunca había aprendido a fingir devoción, ni le había hecho falta—, pero cuando llegó el momento de pedir protección para los que sufrían, cerró los ojos con más fuerza y dejó, por un instante, de recitar. Pensó en los enfermos del pueblo. En los niños que dormían sin abrigo. En los hombres que bajaban cada día a la mina, a lugares donde una piedra mal puesta podía costarles la vida, y en las mujeres que los esperaban arriba contando las horas. Y, como le ocurría a veces sin querer, pensó en su madre.</w:t>
       </w:r>
     </w:p>
     <w:p>
+      <w:pPr>
+        <w:spacing w:after="120" w:line="360" w:lineRule="auto"/>
+        <w:ind w:firstLine="432"/>
+        <w:jc w:val="both"/>
+      </w:pPr>
       <w:r>
         <w:t>Cuando la oración terminó, la hermana superiora se levantó frente al altar.</w:t>
       </w:r>
     </w:p>
     <w:p>
+      <w:pPr>
+        <w:spacing w:after="120" w:line="360" w:lineRule="auto"/>
+        <w:ind w:firstLine="432"/>
+        <w:jc w:val="both"/>
+      </w:pPr>
       <w:r>
         <w:t>Era una mujer de rostro alargado y espalda recta, con el cabello recogido bajo un velo oscuro y una voz que no necesitaba alzarse para imponer silencio. Le bastaba con mirar a alguien un segundo más de lo necesario.</w:t>
       </w:r>
     </w:p>
     <w:p>
+      <w:pPr>
+        <w:spacing w:after="120" w:line="360" w:lineRule="auto"/>
+        <w:ind w:firstLine="432"/>
+        <w:jc w:val="both"/>
+      </w:pPr>
       <w:r>
         <w:t>—Recordad que la misericordia no es debilidad —dijo, y la voz le salió magullada por los años, pero firme—. Los dioses nos conceden la capacidad de distinguir entre aquello que merece nuestro cuidado y aquello que amenaza el orden que debemos preservar.</w:t>
       </w:r>
     </w:p>
     <w:p>
+      <w:pPr>
+        <w:spacing w:after="120" w:line="360" w:lineRule="auto"/>
+        <w:ind w:firstLine="432"/>
+        <w:jc w:val="both"/>
+      </w:pPr>
       <w:r>
         <w:t>Hope alzó la mirada.</w:t>
       </w:r>
     </w:p>
     <w:p>
+      <w:pPr>
+        <w:spacing w:after="120" w:line="360" w:lineRule="auto"/>
+        <w:ind w:firstLine="432"/>
+        <w:jc w:val="both"/>
+      </w:pPr>
       <w:r>
         <w:t>Conocía la frase. La había oído decenas de veces y nunca se había detenido a pensarla de verdad. La misericordia tenía límites: se lo repetían desde niña. No podía permitirse que la compasión destruyera la disciplina, ni que el deseo de ayudar a uno hiciera daño a muchos. Tenía sentido. En teoría, todo lo que decía la hermana superiora tenía sentido en teoría.</w:t>
       </w:r>
     </w:p>
     <w:p>
+      <w:pPr>
+        <w:spacing w:after="120" w:line="360" w:lineRule="auto"/>
+        <w:ind w:firstLine="432"/>
+        <w:jc w:val="both"/>
+      </w:pPr>
       <w:r>
         <w:t>—Una persona que no sabe obedecer no puede pretender enseñar virtud a los demás —continuó la mujer, recorriendo los bancos con los ojos—. Y quien desea servir a los dioses debe aprender primero a dominar sus propios impulsos.</w:t>
       </w:r>
     </w:p>
     <w:p>
+      <w:pPr>
+        <w:spacing w:after="120" w:line="360" w:lineRule="auto"/>
+        <w:ind w:firstLine="432"/>
+        <w:jc w:val="both"/>
+      </w:pPr>
       <w:r>
         <w:t xml:space="preserve">Varias cabezas se inclinaron. Hope, por ese contagio que no es convicción sino rebaño, inclinó la suya también. Pero mientras la bajaba se sorprendió pensando, con una claridad incómoda, que nunca había oído a la hermana superiora explicar </w:t>
       </w:r>
@@ -2364,6 +4409,11 @@
       </w:r>
     </w:p>
     <w:p>
+      <w:pPr>
+        <w:spacing w:after="120" w:line="360" w:lineRule="auto"/>
+        <w:ind w:firstLine="432"/>
+        <w:jc w:val="both"/>
+      </w:pPr>
       <w:r>
         <w:t>Apartó el pensamiento. Como el de salir del convento. Y, como aquel, no se fue del todo.</w:t>
       </w:r>
@@ -2379,111 +4429,221 @@
       </w:r>
     </w:p>
     <w:p>
+      <w:pPr>
+        <w:spacing w:after="120" w:line="360" w:lineRule="auto"/>
+        <w:ind w:firstLine="432"/>
+        <w:jc w:val="both"/>
+      </w:pPr>
       <w:r>
         <w:t>La primera tarea del día era subir agua desde el depósito a la cocina. Fue entonces, con un cubo en cada mano y los dedos ya entumecidos, cuando oyó el aleteo.</w:t>
       </w:r>
     </w:p>
     <w:p>
+      <w:pPr>
+        <w:spacing w:after="120" w:line="360" w:lineRule="auto"/>
+        <w:ind w:firstLine="432"/>
+        <w:jc w:val="both"/>
+      </w:pPr>
       <w:r>
         <w:t>Venía de un hueco entre la pared exterior y una pila de leña. Hope dejó los cubos en el suelo y se acercó despacio.</w:t>
       </w:r>
     </w:p>
     <w:p>
+      <w:pPr>
+        <w:spacing w:after="120" w:line="360" w:lineRule="auto"/>
+        <w:ind w:firstLine="432"/>
+        <w:jc w:val="both"/>
+      </w:pPr>
       <w:r>
         <w:t>Un ave pequeña se agitaba entre las ramas caídas. Plumaje gris, con manchas más claras en el pecho; una de las alas extendida en un ángulo que no era natural, y las plumas de la cola embarradas. Cada vez que intentaba incorporarse perdía el equilibrio y volvía a caer contra las piedras, y cada caída parecía costarle un poco más que la anterior.</w:t>
       </w:r>
     </w:p>
     <w:p>
+      <w:pPr>
+        <w:spacing w:after="120" w:line="360" w:lineRule="auto"/>
+        <w:ind w:firstLine="432"/>
+        <w:jc w:val="both"/>
+      </w:pPr>
       <w:r>
         <w:t>—Tranquila. —Hope se agachó.</w:t>
       </w:r>
     </w:p>
     <w:p>
+      <w:pPr>
+        <w:spacing w:after="120" w:line="360" w:lineRule="auto"/>
+        <w:ind w:firstLine="432"/>
+        <w:jc w:val="both"/>
+      </w:pPr>
       <w:r>
         <w:t>El ave abrió el pico y soltó un sonido áspero, más protesta que canto.</w:t>
       </w:r>
     </w:p>
     <w:p>
+      <w:pPr>
+        <w:spacing w:after="120" w:line="360" w:lineRule="auto"/>
+        <w:ind w:firstLine="432"/>
+        <w:jc w:val="both"/>
+      </w:pPr>
       <w:r>
         <w:t>—Ya te he oído. No hace falta que me grites.</w:t>
       </w:r>
     </w:p>
     <w:p>
+      <w:pPr>
+        <w:spacing w:after="120" w:line="360" w:lineRule="auto"/>
+        <w:ind w:firstLine="432"/>
+        <w:jc w:val="both"/>
+      </w:pPr>
       <w:r>
         <w:t>Extendió la mano. El animal intentó alejarse, tropezó consigo mismo y se quedó temblando, con los ojos brillantes de un miedo que Hope reconoció sin necesidad de palabras: el miedo del que está herido y no puede huir, y sabe que no puede, y aun así lo intenta. Retiró la mano. No iba a asustarlo más.</w:t>
       </w:r>
     </w:p>
     <w:p>
+      <w:pPr>
+        <w:spacing w:after="120" w:line="360" w:lineRule="auto"/>
+        <w:ind w:firstLine="432"/>
+        <w:jc w:val="both"/>
+      </w:pPr>
       <w:r>
         <w:t>Podía llamar a alguien. Pero recordó que el encargado de los establos espantaba a las aves que se acercaban al grano —decía que ensuciaban las reservas, que atraían plagas—, y supo que si lo contaba perdería al animal antes de poder ayudarlo. Así que hizo lo que sabía hacer, lo que llevaba haciendo toda la vida contra la norma: actuar primero y cargar después con las consecuencias. Se quitó la bufanda, la extendió en el suelo, apartó la leña con una rama delgada para no tocarlo, y cuando por fin consiguió envolverlo en la tela, lo levantó con las dos manos.</w:t>
       </w:r>
     </w:p>
     <w:p>
+      <w:pPr>
+        <w:spacing w:after="120" w:line="360" w:lineRule="auto"/>
+        <w:ind w:firstLine="432"/>
+        <w:jc w:val="both"/>
+      </w:pPr>
       <w:r>
         <w:t>Pesaba casi nada. Sintió contra las palmas el latido rápido, desbocado, de una vida diminuta que no entendía lo que le ocurría. Por un instante le dio miedo apretar demasiado, hacerle más daño, descubrir que no sabía nada de alas ni de huesos de pájaro. Pero el animal se quedó quieto contra su pecho, y Hope decidió que la quietud era confianza aunque probablemente solo fuera agotamiento.</w:t>
       </w:r>
     </w:p>
     <w:p>
+      <w:pPr>
+        <w:spacing w:after="120" w:line="360" w:lineRule="auto"/>
+        <w:ind w:firstLine="432"/>
+        <w:jc w:val="both"/>
+      </w:pPr>
       <w:r>
         <w:t>En la cocina pidió permiso para ausentarse unos minutos.</w:t>
       </w:r>
     </w:p>
     <w:p>
+      <w:pPr>
+        <w:spacing w:after="120" w:line="360" w:lineRule="auto"/>
+        <w:ind w:firstLine="432"/>
+        <w:jc w:val="both"/>
+      </w:pPr>
       <w:r>
         <w:t>—¿Para qué? —preguntó una de las hermanas, sin levantar la vista del pan que cortaba.</w:t>
       </w:r>
     </w:p>
     <w:p>
+      <w:pPr>
+        <w:spacing w:after="120" w:line="360" w:lineRule="auto"/>
+        <w:ind w:firstLine="432"/>
+        <w:jc w:val="both"/>
+      </w:pPr>
       <w:r>
         <w:t>—He encontrado un animal herido. Tiene el ala rota. Solo quiero dejarlo en un sitio caliente.</w:t>
       </w:r>
     </w:p>
     <w:p>
+      <w:pPr>
+        <w:spacing w:after="120" w:line="360" w:lineRule="auto"/>
+        <w:ind w:firstLine="432"/>
+        <w:jc w:val="both"/>
+      </w:pPr>
       <w:r>
         <w:t>—No somos un refugio de bestias. ¿Y quién te ha dicho que puedas abandonar tus obligaciones por un capricho?</w:t>
       </w:r>
     </w:p>
     <w:p>
+      <w:pPr>
+        <w:spacing w:after="120" w:line="360" w:lineRule="auto"/>
+        <w:ind w:firstLine="432"/>
+        <w:jc w:val="both"/>
+      </w:pPr>
       <w:r>
         <w:t>La mirada que acompañó la pregunta no buscaba una explicación. Era un aviso: cualquier respuesta podía empeorarlo.</w:t>
       </w:r>
     </w:p>
     <w:p>
+      <w:pPr>
+        <w:spacing w:after="120" w:line="360" w:lineRule="auto"/>
+        <w:ind w:firstLine="432"/>
+        <w:jc w:val="both"/>
+      </w:pPr>
       <w:r>
         <w:t>—Nadie, hermana.</w:t>
       </w:r>
     </w:p>
     <w:p>
+      <w:pPr>
+        <w:spacing w:after="120" w:line="360" w:lineRule="auto"/>
+        <w:ind w:firstLine="432"/>
+        <w:jc w:val="both"/>
+      </w:pPr>
       <w:r>
         <w:t>—Entonces vuelve al trabajo.</w:t>
       </w:r>
     </w:p>
     <w:p>
+      <w:pPr>
+        <w:spacing w:after="120" w:line="360" w:lineRule="auto"/>
+        <w:ind w:firstLine="432"/>
+        <w:jc w:val="both"/>
+      </w:pPr>
       <w:r>
         <w:t>Hope bajó la cabeza y se marchó con el ave oculta bajo la bufanda. No se sentía orgullosa de haber mentido por omisión; pero tampoco creía haber hecho nada malo. Un animal que no podía defenderse, abandonado al frío, era una muerte que quizá podía evitarse. Y evitar una muerte evitable no le parecía un capricho. Le parecía, exactamente, lo único que su fe le pedía sin letra pequeña.</w:t>
       </w:r>
     </w:p>
     <w:p>
+      <w:pPr>
+        <w:spacing w:after="120" w:line="360" w:lineRule="auto"/>
+        <w:ind w:firstLine="432"/>
+        <w:jc w:val="both"/>
+      </w:pPr>
       <w:r>
         <w:t>Encontró vacío el cuarto de las herramientas de limpieza. Preparó un lecho con una cesta vieja y unas telas, acomodó al ave encima y le apartó con cuidado las plumas sucias para mirarle el ala. No supo qué veía. Sabía vendar una herida de hombre, limpiar una raspadura, reconocer una fiebre por el tacto de una frente. Pero el cuerpo de un pájaro era otro idioma, y el miedo a empeorar las cosas con una torpeza le detuvo las manos. Acercó un cuenco con agua y unas migas de pan.</w:t>
       </w:r>
     </w:p>
     <w:p>
+      <w:pPr>
+        <w:spacing w:after="120" w:line="360" w:lineRule="auto"/>
+        <w:ind w:firstLine="432"/>
+        <w:jc w:val="both"/>
+      </w:pPr>
       <w:r>
         <w:t>—No sé si esto te gusta —dijo—. A mí me parece bastante seco.</w:t>
       </w:r>
     </w:p>
     <w:p>
+      <w:pPr>
+        <w:spacing w:after="120" w:line="360" w:lineRule="auto"/>
+        <w:ind w:firstLine="432"/>
+        <w:jc w:val="both"/>
+      </w:pPr>
       <w:r>
         <w:t>El ave ladeó la cabeza, como si de verdad considerara la queja.</w:t>
       </w:r>
     </w:p>
     <w:p>
+      <w:pPr>
+        <w:spacing w:after="120" w:line="360" w:lineRule="auto"/>
+        <w:ind w:firstLine="432"/>
+        <w:jc w:val="both"/>
+      </w:pPr>
       <w:r>
         <w:t>—Eso ha sido una crítica muy cruel para alguien que está intentando ayudarte.</w:t>
       </w:r>
     </w:p>
     <w:p>
+      <w:pPr>
+        <w:spacing w:after="120" w:line="360" w:lineRule="auto"/>
+        <w:ind w:firstLine="432"/>
+        <w:jc w:val="both"/>
+      </w:pPr>
       <w:r>
         <w:t>Se quedó un rato en cuclillas junto a la cesta. El animal no hizo nada memorable: no se acercó, no la reconoció, no obró el pequeño milagro de confiar que Hope, en secreto, esperaba. Solo respiró, con el pecho subiendo y bajando demasiado deprisa, mientras la primera luz entraba por el ventanuco. A Hope le bastó. Dejó el agua a su alcance, cerró la puerta con cuidado y se prometió volver después del desayuno. Y al siguiente. Tantas veces como hiciera falta.</w:t>
       </w:r>
@@ -2499,81 +4659,161 @@
       </w:r>
     </w:p>
     <w:p>
+      <w:pPr>
+        <w:spacing w:after="120" w:line="360" w:lineRule="auto"/>
+        <w:ind w:firstLine="432"/>
+        <w:jc w:val="both"/>
+      </w:pPr>
       <w:r>
         <w:t>A mitad del desayuno, la hermana superiora entró en el comedor y el murmullo se apagó solo, como una vela a la que le falta el aire.</w:t>
       </w:r>
     </w:p>
     <w:p>
+      <w:pPr>
+        <w:spacing w:after="120" w:line="360" w:lineRule="auto"/>
+        <w:ind w:firstLine="432"/>
+        <w:jc w:val="both"/>
+      </w:pPr>
       <w:r>
         <w:t>—Esta tarde recibimos a los benefactores —anunció—. Quiero los corredores limpios y la capilla lista antes del mediodía. —y entonces sus ojos encontraron a Hope, y el estómago de Hope se cerró en un nudo—. Me han dicho que abandonaste tus tareas esta mañana.</w:t>
       </w:r>
     </w:p>
     <w:p>
+      <w:pPr>
+        <w:spacing w:after="120" w:line="360" w:lineRule="auto"/>
+        <w:ind w:firstLine="432"/>
+        <w:jc w:val="both"/>
+      </w:pPr>
       <w:r>
         <w:t>—Solo unos minutos, hermana.</w:t>
       </w:r>
     </w:p>
     <w:p>
+      <w:pPr>
+        <w:spacing w:after="120" w:line="360" w:lineRule="auto"/>
+        <w:ind w:firstLine="432"/>
+        <w:jc w:val="both"/>
+      </w:pPr>
       <w:r>
         <w:t>—¿Para qué?</w:t>
       </w:r>
     </w:p>
     <w:p>
+      <w:pPr>
+        <w:spacing w:after="120" w:line="360" w:lineRule="auto"/>
+        <w:ind w:firstLine="432"/>
+        <w:jc w:val="both"/>
+      </w:pPr>
       <w:r>
         <w:t>Hope podía mentir. Decir que se había mareado, que había ido a por agua, cualquiera de las mentiras pequeñas que engrasaban la vida en comunidad. Pero la mentira le pesaba ya antes de pronunciarla, como si la boca se le resistiera a formarla.</w:t>
       </w:r>
     </w:p>
     <w:p>
+      <w:pPr>
+        <w:spacing w:after="120" w:line="360" w:lineRule="auto"/>
+        <w:ind w:firstLine="432"/>
+        <w:jc w:val="both"/>
+      </w:pPr>
       <w:r>
         <w:t>—Encontré un ave herida.</w:t>
       </w:r>
     </w:p>
     <w:p>
+      <w:pPr>
+        <w:spacing w:after="120" w:line="360" w:lineRule="auto"/>
+        <w:ind w:firstLine="432"/>
+        <w:jc w:val="both"/>
+      </w:pPr>
       <w:r>
         <w:t>—¿Y eso te pareció más importante que tus obligaciones? —la hermana la miró sin un solo cambio en la expresión—. La compasión sin discernimiento es una forma de vanidad, niña. Te permite sentirte virtuosa mientras descuidas lo que de verdad se te ha encomendado.</w:t>
       </w:r>
     </w:p>
     <w:p>
+      <w:pPr>
+        <w:spacing w:after="120" w:line="360" w:lineRule="auto"/>
+        <w:ind w:firstLine="432"/>
+        <w:jc w:val="both"/>
+      </w:pPr>
       <w:r>
         <w:t>La frase le produjo un malestar que no supo nombrar. Porque Hope no se había sentido virtuosa. Ni por un segundo había pensado en sí misma. Había visto un bicho roto temblando de miedo y había querido que dejara de temblar, y si eso era vanidad, entonces no entendía la palabra, o no entendía la fe, o —y esta posibilidad fue la que de verdad le heló la nuca— las dos cosas significaban algo distinto en la boca de la hermana superiora de lo que significaban en la suya.</w:t>
       </w:r>
     </w:p>
     <w:p>
+      <w:pPr>
+        <w:spacing w:after="120" w:line="360" w:lineRule="auto"/>
+        <w:ind w:firstLine="432"/>
+        <w:jc w:val="both"/>
+      </w:pPr>
       <w:r>
         <w:t>—No volverá a ocurrir —dijo.</w:t>
       </w:r>
     </w:p>
     <w:p>
+      <w:pPr>
+        <w:spacing w:after="120" w:line="360" w:lineRule="auto"/>
+        <w:ind w:firstLine="432"/>
+        <w:jc w:val="both"/>
+      </w:pPr>
       <w:r>
         <w:t>—Procura que así sea.</w:t>
       </w:r>
     </w:p>
     <w:p>
+      <w:pPr>
+        <w:spacing w:after="120" w:line="360" w:lineRule="auto"/>
+        <w:ind w:firstLine="432"/>
+        <w:jc w:val="both"/>
+      </w:pPr>
       <w:r>
         <w:t>Y Hope terminó el desayuno en silencio, obligándose a creer que la reprimenda era justa. El convento necesitaba orden; la superiora no podía dejar que cada muchacha hiciera lo que le dictaran los sentimientos. Todo eso era verdad. Pero entre descuidar un deber y robarle cinco minutos al día para que una criatura no muriera sola había una distancia que ninguna de las enseñanzas que Hope conocía sabía medir. Buscó dónde colocar esa distancia. No la encontró. Así que dejó de buscar, porque tenía corredores que fregar, y porque había aprendido que algunas preguntas se hacían más pequeñas si una les daba la espalda el tiempo suficiente.</w:t>
       </w:r>
     </w:p>
     <w:p>
+      <w:pPr>
+        <w:spacing w:after="120" w:line="360" w:lineRule="auto"/>
+        <w:ind w:firstLine="432"/>
+        <w:jc w:val="both"/>
+      </w:pPr>
       <w:r>
         <w:t>A mediodía, cuando por fin logró volver, el ave comió. Apenas unas migas de pan mojado, picoteadas con desgana, pero comió.</w:t>
       </w:r>
     </w:p>
     <w:p>
+      <w:pPr>
+        <w:spacing w:after="120" w:line="360" w:lineRule="auto"/>
+        <w:ind w:firstLine="432"/>
+        <w:jc w:val="both"/>
+      </w:pPr>
       <w:r>
         <w:t>—Eso es. Despacio. —Hope sonrió como si presenciara un milagro, y en cierto modo lo era: no bastaba para salvarla, lo sabía, pero era algo, y el algo, cuando una se pasa la vida entre normas, es una forma de victoria.</w:t>
       </w:r>
     </w:p>
     <w:p>
+      <w:pPr>
+        <w:spacing w:after="120" w:line="360" w:lineRule="auto"/>
+        <w:ind w:firstLine="432"/>
+        <w:jc w:val="both"/>
+      </w:pPr>
       <w:r>
         <w:t>Le habló en voz baja de cosas sin importancia: de que el convento tenía demasiadas escaleras, de que el pan de la mañana estaba duro, de un amigo suyo que tenía la costumbre de hacer cinco preguntas antes de responder la primera.</w:t>
       </w:r>
     </w:p>
     <w:p>
+      <w:pPr>
+        <w:spacing w:after="120" w:line="360" w:lineRule="auto"/>
+        <w:ind w:firstLine="432"/>
+        <w:jc w:val="both"/>
+      </w:pPr>
       <w:r>
         <w:t>—Si te viera, intentaría averiguar cómo funciona cada una de tus plumas. —el ave no pareció impresionada—. No lo culpes. A veces es insoportable. Pero arregla cosas que todos los demás damos por perdidas.</w:t>
       </w:r>
     </w:p>
     <w:p>
+      <w:pPr>
+        <w:spacing w:after="120" w:line="360" w:lineRule="auto"/>
+        <w:ind w:firstLine="432"/>
+        <w:jc w:val="both"/>
+      </w:pPr>
       <w:r>
         <w:t xml:space="preserve">Pensó en el relicario. En cómo Eloy lo había tomado entre los dedos, lo había girado bajo la lámpara, había buscado entre la basura de su mesa un trozo de nada con el que devolverle la vida a un mecanismo muerto. </w:t>
       </w:r>
@@ -2588,6 +4828,11 @@
       </w:r>
     </w:p>
     <w:p>
+      <w:pPr>
+        <w:spacing w:after="120" w:line="360" w:lineRule="auto"/>
+        <w:ind w:firstLine="432"/>
+        <w:jc w:val="both"/>
+      </w:pPr>
       <w:r>
         <w:t>No pensó en los dioses como jueces, ni como autoridades, ni como la lista secreta de a quién salvar. Pensó en ellos como los había imaginado de niña, antes de que le enseñaran a tenerles miedo: presentes en la mano que sostiene sin apretar, en el cuidado que no espera recompensa. Si su fe significaba algo, tenía que significar también aquello. Y si no lo significaba, entonces Hope no sabía qué llevaba defendiendo toda su vida.</w:t>
       </w:r>
@@ -2603,61 +4848,121 @@
       </w:r>
     </w:p>
     <w:p>
+      <w:pPr>
+        <w:spacing w:after="120" w:line="360" w:lineRule="auto"/>
+        <w:ind w:firstLine="432"/>
+        <w:jc w:val="both"/>
+      </w:pPr>
       <w:r>
         <w:t>Los benefactores llegaron al caer la tarde. Tres hombres y una mujer, vestidos de buen paño, con un elefante bordado en el pecho que Hope no supo leer como lo que era: el emblema de una de las tres grandes casas de Adoral, la del dinero, la que decidía desde muy lejos si aquel convento comía o no.</w:t>
       </w:r>
     </w:p>
     <w:p>
+      <w:pPr>
+        <w:spacing w:after="120" w:line="360" w:lineRule="auto"/>
+        <w:ind w:firstLine="432"/>
+        <w:jc w:val="both"/>
+      </w:pPr>
       <w:r>
         <w:t>La hermana superiora les habló de la labor de la casa de los dioses: de los necesitados que recibían alimento, de las muchachas que habían hallado allí un hogar. No mentía del todo, y esa era la parte difícil. El convento alimentaba a gente que, sin él, no comería. Hope misma había recibido un techo cuando era demasiado pequeña para saber lo que significaba no tener ninguno. La institución no era una mentira completa. Quizá por eso costaba tanto distinguir las partes que sí lo eran.</w:t>
       </w:r>
     </w:p>
     <w:p>
+      <w:pPr>
+        <w:spacing w:after="120" w:line="360" w:lineRule="auto"/>
+        <w:ind w:firstLine="432"/>
+        <w:jc w:val="both"/>
+      </w:pPr>
       <w:r>
         <w:t>—Cada criatura tiene su lugar en el orden de los dioses —decía la superiora—. Nuestra labor es ayudar a cada persona a encontrarlo. Con disciplina. Con humildad. Con virtud.</w:t>
       </w:r>
     </w:p>
     <w:p>
+      <w:pPr>
+        <w:spacing w:after="120" w:line="360" w:lineRule="auto"/>
+        <w:ind w:firstLine="432"/>
+        <w:jc w:val="both"/>
+      </w:pPr>
       <w:r>
         <w:t>—Una tarea admirable —murmuró uno de los hombres, con la aprobación cómoda del que paga.</w:t>
       </w:r>
     </w:p>
     <w:p>
+      <w:pPr>
+        <w:spacing w:after="120" w:line="360" w:lineRule="auto"/>
+        <w:ind w:firstLine="432"/>
+        <w:jc w:val="both"/>
+      </w:pPr>
       <w:r>
         <w:t>—Una tarea necesaria, señor Aurelvar. La caridad sin orden no produce más que dependencia.</w:t>
       </w:r>
     </w:p>
     <w:p>
+      <w:pPr>
+        <w:spacing w:after="120" w:line="360" w:lineRule="auto"/>
+        <w:ind w:firstLine="432"/>
+        <w:jc w:val="both"/>
+      </w:pPr>
       <w:r>
         <w:t>—Misael Aurelvar —corrigió él, sin interés, ignorando por completo lo que venía después de su apellido.</w:t>
       </w:r>
     </w:p>
     <w:p>
+      <w:pPr>
+        <w:spacing w:after="120" w:line="360" w:lineRule="auto"/>
+        <w:ind w:firstLine="432"/>
+        <w:jc w:val="both"/>
+      </w:pPr>
       <w:r>
         <w:t>Hope, de pie junto a una columna con las manos cruzadas, oyó aquello y pensó en el ave de la cesta. No sabía qué disciplina necesitaba un pájaro con el ala rota. No sabía qué lugar ocupaba, dentro de aquel orden perfecto que ninguno de los presentes sabía explicar, una criatura que lo único que había hecho era tener miedo y no poder volar. Solo sabía que estaba herida, y que cuando la encontró había intentado huir de ella, y que eso —el miedo, la fuga inútil, la vida diminuta negándose a rendirse— le había bastado para quererla ayudar. No le había hecho falta comprender nada más.</w:t>
       </w:r>
     </w:p>
     <w:p>
+      <w:pPr>
+        <w:spacing w:after="120" w:line="360" w:lineRule="auto"/>
+        <w:ind w:firstLine="432"/>
+        <w:jc w:val="both"/>
+      </w:pPr>
       <w:r>
         <w:t>Quizá, pensó, ese era el problema. Quizá en aquella sala llena de gente que hablaba de órdenes y de merecimientos, ella era la única que todavía creía que el sufrimiento no necesitaba permiso para merecer compasión.</w:t>
       </w:r>
     </w:p>
     <w:p>
+      <w:pPr>
+        <w:spacing w:after="120" w:line="360" w:lineRule="auto"/>
+        <w:ind w:firstLine="432"/>
+        <w:jc w:val="both"/>
+      </w:pPr>
       <w:r>
         <w:t>Cuando los benefactores se marcharon, la sonrisa de la superiora se fue con ellos.</w:t>
       </w:r>
     </w:p>
     <w:p>
+      <w:pPr>
+        <w:spacing w:after="120" w:line="360" w:lineRule="auto"/>
+        <w:ind w:firstLine="432"/>
+        <w:jc w:val="both"/>
+      </w:pPr>
       <w:r>
         <w:t>—Han venido a sostener nuestra labor, no a contemplar nuestros defectos. Aquí no come nadie si no es por ellos. Recordadlo.</w:t>
       </w:r>
     </w:p>
     <w:p>
+      <w:pPr>
+        <w:spacing w:after="120" w:line="360" w:lineRule="auto"/>
+        <w:ind w:firstLine="432"/>
+        <w:jc w:val="both"/>
+      </w:pPr>
       <w:r>
         <w:t>Hope lo recordó. Recordó, sobre todo, que la mujer que acababa de hablar de caridad durante toda una tarde parecía mucho más preocupada por una posible mancha en la madera que por cualquiera de las personas a las que el convento decía proteger. Quiso decir algo. No encontró cómo hacerlo sin que sonara a desafío, y no estaba segura de tener derecho a desafiar a quien había dedicado la vida a sostener aquel lugar. Así que, una vez más, se tragó la pregunta y se aferró a la posibilidad de estar equivocada, porque esa posibilidad era más fácil de cargar que la otra.</w:t>
       </w:r>
     </w:p>
     <w:p>
+      <w:pPr>
+        <w:spacing w:after="120" w:line="360" w:lineRule="auto"/>
+        <w:ind w:firstLine="432"/>
+        <w:jc w:val="both"/>
+      </w:pPr>
       <w:r>
         <w:t>Aquella noche, en la última oración, pidió paciencia. Pidió sabiduría. Pidió que el ave sobreviviera. No esperaba un milagro —nunca lo había esperado—, solo quería creer que sus palabras tenían algún lugar en el mundo, aunque ella no alcanzara a verlo.</w:t>
       </w:r>
@@ -2673,76 +4978,151 @@
       </w:r>
     </w:p>
     <w:p>
+      <w:pPr>
+        <w:spacing w:after="120" w:line="360" w:lineRule="auto"/>
+        <w:ind w:firstLine="432"/>
+        <w:jc w:val="both"/>
+      </w:pPr>
       <w:r>
         <w:t>La mañana llegó con la misma campana de siempre, y Hope despertó antes de que sonara por segunda vez. Se vistió deprisa, se colgó el relicario y salió sin detenerse a saludar a nadie. Tenía una sola cosa en la cabeza.</w:t>
       </w:r>
     </w:p>
     <w:p>
+      <w:pPr>
+        <w:spacing w:after="120" w:line="360" w:lineRule="auto"/>
+        <w:ind w:firstLine="432"/>
+        <w:jc w:val="both"/>
+      </w:pPr>
       <w:r>
         <w:t>El cuarto de las herramientas estaba en penumbra. La luz gris del amanecer entraba por el ventanuco. El cuenco de agua seguía donde lo había dejado. Las migas, esparcidas sobre la tela. El ave estaba en la cesta.</w:t>
       </w:r>
     </w:p>
     <w:p>
+      <w:pPr>
+        <w:spacing w:after="120" w:line="360" w:lineRule="auto"/>
+        <w:ind w:firstLine="432"/>
+        <w:jc w:val="both"/>
+      </w:pPr>
       <w:r>
         <w:t>—Buenos días. —se arrodilló, sonriendo.</w:t>
       </w:r>
     </w:p>
     <w:p>
+      <w:pPr>
+        <w:spacing w:after="120" w:line="360" w:lineRule="auto"/>
+        <w:ind w:firstLine="432"/>
+        <w:jc w:val="both"/>
+      </w:pPr>
       <w:r>
         <w:t>No hubo respuesta. Quizá dormía. Hope había visto dormir a los pájaros con la cabeza hundida entre las plumas, y durante medio segundo se permitió creerlo.</w:t>
       </w:r>
     </w:p>
     <w:p>
+      <w:pPr>
+        <w:spacing w:after="120" w:line="360" w:lineRule="auto"/>
+        <w:ind w:firstLine="432"/>
+        <w:jc w:val="both"/>
+      </w:pPr>
       <w:r>
         <w:t>—Vamos. Te he traído más pan.</w:t>
       </w:r>
     </w:p>
     <w:p>
+      <w:pPr>
+        <w:spacing w:after="120" w:line="360" w:lineRule="auto"/>
+        <w:ind w:firstLine="432"/>
+        <w:jc w:val="both"/>
+      </w:pPr>
       <w:r>
         <w:t>Dejó las migas a un lado y acercó la mano. Tocó el lomo del ave con la yema de dos dedos, muy suave, esperando notar el subir y bajar del pecho, aquel latido desbocado que la tarde anterior le había llenado las palmas.</w:t>
       </w:r>
     </w:p>
     <w:p>
+      <w:pPr>
+        <w:spacing w:after="120" w:line="360" w:lineRule="auto"/>
+        <w:ind w:firstLine="432"/>
+        <w:jc w:val="both"/>
+      </w:pPr>
       <w:r>
         <w:t>No notó nada.</w:t>
       </w:r>
     </w:p>
     <w:p>
+      <w:pPr>
+        <w:spacing w:after="120" w:line="360" w:lineRule="auto"/>
+        <w:ind w:firstLine="432"/>
+        <w:jc w:val="both"/>
+      </w:pPr>
       <w:r>
         <w:t>Retiró la mano. Volvió a acercarla, como si la segunda vez pudiera corregir la primera, como si la delicadeza fuera capaz de cambiar lo que ya estaba cambiado. El cuerpo estaba inmóvil. Las plumas, que ayer habían guardado un resto de calor, estaban frías.</w:t>
       </w:r>
     </w:p>
     <w:p>
+      <w:pPr>
+        <w:spacing w:after="120" w:line="360" w:lineRule="auto"/>
+        <w:ind w:firstLine="432"/>
+        <w:jc w:val="both"/>
+      </w:pPr>
       <w:r>
         <w:t>—No.</w:t>
       </w:r>
     </w:p>
     <w:p>
+      <w:pPr>
+        <w:spacing w:after="120" w:line="360" w:lineRule="auto"/>
+        <w:ind w:firstLine="432"/>
+        <w:jc w:val="both"/>
+      </w:pPr>
       <w:r>
         <w:t>La palabra le salió tan baja que apenas la oyó. Levantó el ave entre las manos. La cabeza cayó hacia un lado, blanda, sin resistencia. El ala rota siguió extendida en el mismo ángulo imposible, y ya no había miedo en el animal, ni fuga, ni temblor: solo la quietud perfecta y terrible de lo que ya no es.</w:t>
       </w:r>
     </w:p>
     <w:p>
+      <w:pPr>
+        <w:spacing w:after="120" w:line="360" w:lineRule="auto"/>
+        <w:ind w:firstLine="432"/>
+        <w:jc w:val="both"/>
+      </w:pPr>
       <w:r>
         <w:t>—No, no, no…</w:t>
       </w:r>
     </w:p>
     <w:p>
+      <w:pPr>
+        <w:spacing w:after="120" w:line="360" w:lineRule="auto"/>
+        <w:ind w:firstLine="432"/>
+        <w:jc w:val="both"/>
+      </w:pPr>
       <w:r>
         <w:t>La acercó al pecho. No sabía cuánto tiempo llevaba muerta. No sabía si había sufrido en la oscuridad, si había tenido miedo de estar sola, si había esperado —del modo en que esperan los animales, sin palabras— que la mano que la había salvado volviera a tiempo. No sabía si habría podido hacer algo más. Eso era lo peor: no el hecho de la muerte, sino el enjambre de cosas que quizá habría cambiado el final y que ella no había sabido ver. Había buscado un lugar caliente. Había dado agua y comida. Había vuelto cuantas veces le dejaron. Había rezado.</w:t>
       </w:r>
     </w:p>
     <w:p>
+      <w:pPr>
+        <w:spacing w:after="120" w:line="360" w:lineRule="auto"/>
+        <w:ind w:firstLine="432"/>
+        <w:jc w:val="both"/>
+      </w:pPr>
       <w:r>
         <w:t>Lo había hecho todo. Y el ave estaba muerta igual.</w:t>
       </w:r>
     </w:p>
     <w:p>
+      <w:pPr>
+        <w:spacing w:after="120" w:line="360" w:lineRule="auto"/>
+        <w:ind w:firstLine="432"/>
+        <w:jc w:val="both"/>
+      </w:pPr>
       <w:r>
         <w:t>Primero llegó el desconcierto, casi absurdo: la sensación de estar esperando que alguien entrara por la puerta y le explicara que se equivocaba, que el animal solo dormía muy profundo, que existía un remedio que ella desconocía. Después llegaron las lágrimas, pequeñas, calientes, sobre las plumas grises. Se las limpió con la manga, avergonzada de un llanto que no tenía testigos. No había nadie para reprenderla. Nadie para recordarle que la compasión tenía límites. Y sin embargo lloró como si alguien pudiera oírla, como si el llanto, igual que la oración, necesitara ir dirigido a alguna parte.</w:t>
       </w:r>
     </w:p>
     <w:p>
+      <w:pPr>
+        <w:spacing w:after="120" w:line="360" w:lineRule="auto"/>
+        <w:ind w:firstLine="432"/>
+        <w:jc w:val="both"/>
+      </w:pPr>
       <w:r>
         <w:t xml:space="preserve">La noche anterior había pedido por aquella vida. No había exigido un milagro; sabía que los dioses no eran criados a los que dar órdenes. Solo había confiado —esa palabra, </w:t>
       </w:r>
@@ -2757,6 +5137,11 @@
       </w:r>
     </w:p>
     <w:p>
+      <w:pPr>
+        <w:spacing w:after="120" w:line="360" w:lineRule="auto"/>
+        <w:ind w:firstLine="432"/>
+        <w:jc w:val="both"/>
+      </w:pPr>
       <w:r>
         <w:t xml:space="preserve">Ahora sostenía un cuerpo frío y no encontraba ninguna explicación que la consolara. Las tenía todas aprendidas, eso sí. </w:t>
       </w:r>
@@ -2777,101 +5162,201 @@
       </w:r>
     </w:p>
     <w:p>
+      <w:pPr>
+        <w:spacing w:after="120" w:line="360" w:lineRule="auto"/>
+        <w:ind w:firstLine="432"/>
+        <w:jc w:val="both"/>
+      </w:pPr>
       <w:r>
         <w:t>La puerta se abrió. Hope se sobresaltó y escondió el ave contra el pecho, por instinto, como si la muerte pudiera ocultarse igual que se había ocultado la vida.</w:t>
       </w:r>
     </w:p>
     <w:p>
+      <w:pPr>
+        <w:spacing w:after="120" w:line="360" w:lineRule="auto"/>
+        <w:ind w:firstLine="432"/>
+        <w:jc w:val="both"/>
+      </w:pPr>
       <w:r>
         <w:t>Era una de las hermanas de la limpieza. Frunció el ceño al verla.</w:t>
       </w:r>
     </w:p>
     <w:p>
+      <w:pPr>
+        <w:spacing w:after="120" w:line="360" w:lineRule="auto"/>
+        <w:ind w:firstLine="432"/>
+        <w:jc w:val="both"/>
+      </w:pPr>
       <w:r>
         <w:t>—¿La has estado escondiendo aquí? Por todos los dioses, muchacha. Los animales mueren. Es lo natural. No puedes recoger cada bicho que te encuentres por el camino. —suspiró, más fastidiada que cruel—. Deshazte de ella antes de que la vea otra. No tenemos tiempo para ceremonias.</w:t>
       </w:r>
     </w:p>
     <w:p>
+      <w:pPr>
+        <w:spacing w:after="120" w:line="360" w:lineRule="auto"/>
+        <w:ind w:firstLine="432"/>
+        <w:jc w:val="both"/>
+      </w:pPr>
       <w:r>
         <w:t>Y se marchó, como si lo hubiera resuelto.</w:t>
       </w:r>
     </w:p>
     <w:p>
+      <w:pPr>
+        <w:spacing w:after="120" w:line="360" w:lineRule="auto"/>
+        <w:ind w:firstLine="432"/>
+        <w:jc w:val="both"/>
+      </w:pPr>
       <w:r>
         <w:t>Durante unos segundos, Hope consideró obedecer. Envolver el cuerpo, tirarlo tras el muro, volver a la cocina y dejar que el día se la tragara como se tragaba todo. Era lo que se esperaba de ella. Era, seguramente, lo sensato.</w:t>
       </w:r>
     </w:p>
     <w:p>
+      <w:pPr>
+        <w:spacing w:after="120" w:line="360" w:lineRule="auto"/>
+        <w:ind w:firstLine="432"/>
+        <w:jc w:val="both"/>
+      </w:pPr>
       <w:r>
         <w:t>No pudo.</w:t>
       </w:r>
     </w:p>
     <w:p>
+      <w:pPr>
+        <w:spacing w:after="120" w:line="360" w:lineRule="auto"/>
+        <w:ind w:firstLine="432"/>
+        <w:jc w:val="both"/>
+      </w:pPr>
       <w:r>
         <w:t>Envolvió el ave en un trozo de tela limpia, con la cabeza cubierta al final, y cruzó el patio hasta el rincón junto al muro donde la tierra se ablandaba con la humedad de los días. Allí, entre las raíces de un árbol desnudo, se arrodilló y cavó con las manos. La tierra estaba fría; se le metió bajo las uñas, le manchó las mangas, le heló los dedos hasta que dejó de sentirlos. Cavó hasta que el hueco fue bastante hondo.</w:t>
       </w:r>
     </w:p>
     <w:p>
+      <w:pPr>
+        <w:spacing w:after="120" w:line="360" w:lineRule="auto"/>
+        <w:ind w:firstLine="432"/>
+        <w:jc w:val="both"/>
+      </w:pPr>
       <w:r>
         <w:t>No conocía ninguna oración para los pájaros. Nadie le había enseñado a despedir algo tan pequeño; las oraciones del convento eran para los hombres, para las almas, para lo que los dioses tenían en cuenta. Así que juntó las manos sobre la tierra removida y se quedó en silencio, que fue lo único honesto que se le ocurrió.</w:t>
       </w:r>
     </w:p>
     <w:p>
+      <w:pPr>
+        <w:spacing w:after="120" w:line="360" w:lineRule="auto"/>
+        <w:ind w:firstLine="432"/>
+        <w:jc w:val="both"/>
+      </w:pPr>
       <w:r>
         <w:t>—Ojalá no hayas tenido miedo —susurró—. Lo siento.</w:t>
       </w:r>
     </w:p>
     <w:p>
+      <w:pPr>
+        <w:spacing w:after="120" w:line="360" w:lineRule="auto"/>
+        <w:ind w:firstLine="432"/>
+        <w:jc w:val="both"/>
+      </w:pPr>
       <w:r>
         <w:t>No supo con quién se disculpaba. Con el ave, por no haber sabido salvarla. Con los dioses, por no comprenderlos. Consigo misma, por haber esperado algo distinto. Quizá con los tres. Cubrió el cuerpo con tierra y alisó el pequeño montículo con la palma.</w:t>
       </w:r>
     </w:p>
     <w:p>
+      <w:pPr>
+        <w:spacing w:after="120" w:line="360" w:lineRule="auto"/>
+        <w:ind w:firstLine="432"/>
+        <w:jc w:val="both"/>
+      </w:pPr>
       <w:r>
         <w:t>Y entonces, arrodillada ante la tumba de un pájaro que nadie más lloraría, Hope hizo algo que no había hecho jamás.</w:t>
       </w:r>
     </w:p>
     <w:p>
+      <w:pPr>
+        <w:spacing w:after="120" w:line="360" w:lineRule="auto"/>
+        <w:ind w:firstLine="432"/>
+        <w:jc w:val="both"/>
+      </w:pPr>
       <w:r>
         <w:t>No rezó.</w:t>
       </w:r>
     </w:p>
     <w:p>
+      <w:pPr>
+        <w:spacing w:after="120" w:line="360" w:lineRule="auto"/>
+        <w:ind w:firstLine="432"/>
+        <w:jc w:val="both"/>
+      </w:pPr>
       <w:r>
         <w:t>Esperó. Como esperaba siempre: esa presencia callada que la había acompañado desde niña, la certeza tibia de que, por debajo de todo lo que no entendía, había un orden más grande sosteniéndola. La buscó dentro de sí como se busca un objeto en un bolsillo a oscuras. Se tocó el relicario bajo la ropa —frío contra el pecho, reparado por las manos de Eloy, vacío como siempre— y buscó la presencia en el mismo gesto, con la misma esperanza.</w:t>
       </w:r>
     </w:p>
     <w:p>
+      <w:pPr>
+        <w:spacing w:after="120" w:line="360" w:lineRule="auto"/>
+        <w:ind w:firstLine="432"/>
+        <w:jc w:val="both"/>
+      </w:pPr>
       <w:r>
         <w:t>No encontró nada.</w:t>
       </w:r>
     </w:p>
     <w:p>
+      <w:pPr>
+        <w:spacing w:after="120" w:line="360" w:lineRule="auto"/>
+        <w:ind w:firstLine="432"/>
+        <w:jc w:val="both"/>
+      </w:pPr>
       <w:r>
         <w:t>No fue rabia. No fue negación. Fue algo peor, más silencioso: el mismo vacío liso del cuarto aquella mañana, cuando acercó la mano esperando un latido y la retiró sin nada. El mismo hueco del relicario, que ella había querido durante años sin que contuviera nada, y que de pronto, por primera vez, le pareció solo lo que era. Un recipiente vacío. Un sitio donde debería haber habido algo. Y nada.</w:t>
       </w:r>
     </w:p>
     <w:p>
+      <w:pPr>
+        <w:spacing w:after="120" w:line="360" w:lineRule="auto"/>
+        <w:ind w:firstLine="432"/>
+        <w:jc w:val="both"/>
+      </w:pPr>
       <w:r>
         <w:t>Por primera vez en su vida, Hope se preguntó si la fe que le habían dado le enseñaba a mirar el sufrimiento de frente o si, al contrario, le había enseñado a tener siempre a mano las palabras exactas para apartar la mirada.</w:t>
       </w:r>
     </w:p>
     <w:p>
+      <w:pPr>
+        <w:spacing w:after="120" w:line="360" w:lineRule="auto"/>
+        <w:ind w:firstLine="432"/>
+        <w:jc w:val="both"/>
+      </w:pPr>
       <w:r>
         <w:t>No supo responderse. Pero supo que la pregunta no iba a marcharse. Que la llevaría consigo igual que llevaba el relicario: un peso frío contra el pecho que no contenía nada, y que, aun así, no era capaz de soltar.</w:t>
       </w:r>
     </w:p>
     <w:p>
+      <w:pPr>
+        <w:spacing w:after="120" w:line="360" w:lineRule="auto"/>
+        <w:ind w:firstLine="432"/>
+        <w:jc w:val="both"/>
+      </w:pPr>
       <w:r>
         <w:t>La campana del desayuno sonó a lo lejos. Hope se puso de pie, se limpió la tierra de las manos y las lágrimas de la cara con el mismo gesto torpe, y volvió hacia el convento.</w:t>
       </w:r>
     </w:p>
     <w:p>
+      <w:pPr>
+        <w:spacing w:after="120" w:line="360" w:lineRule="auto"/>
+        <w:ind w:firstLine="432"/>
+        <w:jc w:val="both"/>
+      </w:pPr>
       <w:r>
         <w:t>Antes de entrar, giró la cabeza hacia el árbol. El montículo apenas se distinguía entre las raíces. Pensó, sin saber de dónde le venía la certeza ni por qué le daba tanto frío, que no sería la última tumba que cavaría con sus propias manos.</w:t>
       </w:r>
     </w:p>
     <w:p>
+      <w:pPr>
+        <w:spacing w:after="120" w:line="360" w:lineRule="auto"/>
+        <w:ind w:firstLine="432"/>
+        <w:jc w:val="both"/>
+      </w:pPr>
       <w:r>
         <w:t>Después cruzó la puerta, y la campana, indiferente, siguió llamando a todos a comer.</w:t>
       </w:r>
@@ -2896,131 +5381,261 @@
       </w:r>
     </w:p>
     <w:p>
+      <w:pPr>
+        <w:spacing w:after="120" w:line="360" w:lineRule="auto"/>
+        <w:ind w:firstLine="432"/>
+        <w:jc w:val="both"/>
+      </w:pPr>
       <w:r>
         <w:t>Había dejado de contar los días cuando descubrió que los guardias borraban las marcas.</w:t>
       </w:r>
     </w:p>
     <w:p>
+      <w:pPr>
+        <w:spacing w:after="120" w:line="360" w:lineRule="auto"/>
+        <w:ind w:firstLine="432"/>
+        <w:jc w:val="both"/>
+      </w:pPr>
       <w:r>
         <w:t>Fue casi un alivio. Durante los primeros meses había rascado la pared con la hebilla del cinturón, una raya por amanecer, convencido de que llevar la cuenta era una forma de resistencia: mientras supiera cuánto tiempo llevaba allí, el tiempo seguiría siendo suyo y no de ellos. Después, una mañana, encontró la pared lisa. Alguien había pasado un cepillo durante la noche, con el mismo cuidado indiferente con que se limpia una mancha, y las semanas de Magnus habían desaparecido en un cubo de agua sucia sin que él lo oyera siquiera.</w:t>
       </w:r>
     </w:p>
     <w:p>
+      <w:pPr>
+        <w:spacing w:after="120" w:line="360" w:lineRule="auto"/>
+        <w:ind w:firstLine="432"/>
+        <w:jc w:val="both"/>
+      </w:pPr>
       <w:r>
         <w:t>Comprendió entonces la lección que la prisión llevaba meses tratando de enseñarle: que el tiempo no le pertenecía. Que nada allí dentro le pertenecía. Que incluso el gesto de contar los días era una pequeña soberbia que el edificio, pacientemente, le iría quitando.</w:t>
       </w:r>
     </w:p>
     <w:p>
+      <w:pPr>
+        <w:spacing w:after="120" w:line="360" w:lineRule="auto"/>
+        <w:ind w:firstLine="432"/>
+        <w:jc w:val="both"/>
+      </w:pPr>
       <w:r>
         <w:t>Así que dejó de contar los días. Y empezó a contar otras cosas.</w:t>
       </w:r>
     </w:p>
     <w:p>
+      <w:pPr>
+        <w:spacing w:after="120" w:line="360" w:lineRule="auto"/>
+        <w:ind w:firstLine="432"/>
+        <w:jc w:val="both"/>
+      </w:pPr>
       <w:r>
         <w:t>Contó los pasos que separaban su celda de la escalera: diecinueve, cuando el guardia caminaba con prisa; veintidós, cuando arrastraba los pies de madrugada. Contó las veces que el carcelero de la noche tosía antes de abrir la mirilla —casi siempre dos, una para aclararse la garganta y otra para avisar, sin saberlo, de que venía—. Contó los días en que la comida llegaba fría, y descubrió que eran más los lunes, lo que significaba que había alguien, en algún punto de la cadena de manos que llevaba la comida desde las cocinas hasta su puerta, a quien los lunes le pesaban igual que a él.</w:t>
       </w:r>
     </w:p>
     <w:p>
+      <w:pPr>
+        <w:spacing w:after="120" w:line="360" w:lineRule="auto"/>
+        <w:ind w:firstLine="432"/>
+        <w:jc w:val="both"/>
+      </w:pPr>
       <w:r>
         <w:t>No lo hacía por conservar la cordura. La cordura, había aprendido, se conservaba sola, terca como una mala hierba. Lo hacía por una razón más simple y más desesperada: porque contar era la única forma que le quedaba de mirar el mundo sin que otra persona decidiera por él qué significaba lo que veía. Le habían quitado el nombre, la calle, el cielo. No iban a quitarle también el derecho a observar.</w:t>
       </w:r>
     </w:p>
     <w:p>
+      <w:pPr>
+        <w:spacing w:after="120" w:line="360" w:lineRule="auto"/>
+        <w:ind w:firstLine="432"/>
+        <w:jc w:val="both"/>
+      </w:pPr>
       <w:r>
         <w:t>Aquella noche, los pasos que se acercaron por el corredor eran los del guardia de la cicatriz.</w:t>
       </w:r>
     </w:p>
     <w:p>
+      <w:pPr>
+        <w:spacing w:after="120" w:line="360" w:lineRule="auto"/>
+        <w:ind w:firstLine="432"/>
+        <w:jc w:val="both"/>
+      </w:pPr>
       <w:r>
         <w:t>Magnus lo supo antes de verlo. Diecinueve pasos, con prisa; el tintineo del manojo de llaves contra el muslo; el raspar de la bandeja contra el suelo al dejarla frente a la puerta. Se acercó a los barrotes de la estrecha ventanilla. Pan duro. Una taza de agua. Un cuenco de sopa tan espesa que no se distinguían los ingredientes, lo cual, en aquel sitio, era probablemente una misericordia.</w:t>
       </w:r>
     </w:p>
     <w:p>
+      <w:pPr>
+        <w:spacing w:after="120" w:line="360" w:lineRule="auto"/>
+        <w:ind w:firstLine="432"/>
+        <w:jc w:val="both"/>
+      </w:pPr>
       <w:r>
         <w:t>—¿Y los de abajo? —preguntó Magnus—. ¿Les han subido las raciones?</w:t>
       </w:r>
     </w:p>
     <w:p>
+      <w:pPr>
+        <w:spacing w:after="120" w:line="360" w:lineRule="auto"/>
+        <w:ind w:firstLine="432"/>
+        <w:jc w:val="both"/>
+      </w:pPr>
       <w:r>
         <w:t>El guardia no contestó. Se agachó a recoger la bandeja del día anterior.</w:t>
       </w:r>
     </w:p>
     <w:p>
+      <w:pPr>
+        <w:spacing w:after="120" w:line="360" w:lineRule="auto"/>
+        <w:ind w:firstLine="432"/>
+        <w:jc w:val="both"/>
+      </w:pPr>
       <w:r>
         <w:t>—Hay dos enfermos en las celdas inferiores. Lo pedí por escrito. Pedí que les dieran lo mismo que a mí, aunque fuera a costa de mi parte.</w:t>
       </w:r>
     </w:p>
     <w:p>
+      <w:pPr>
+        <w:spacing w:after="120" w:line="360" w:lineRule="auto"/>
+        <w:ind w:firstLine="432"/>
+        <w:jc w:val="both"/>
+      </w:pPr>
       <w:r>
         <w:t>—No es asunto mío.</w:t>
       </w:r>
     </w:p>
     <w:p>
+      <w:pPr>
+        <w:spacing w:after="120" w:line="360" w:lineRule="auto"/>
+        <w:ind w:firstLine="432"/>
+        <w:jc w:val="both"/>
+      </w:pPr>
       <w:r>
         <w:t>—Claro que lo es. —Magnus apoyó la frente contra el frío de los barrotes—. Eres tú quien baja la comida. Eres la última mano que la toca antes de que llegue, o no llegue, a una boca. Puede que no decidas cuánto hay. Pero decides a quién se lo das.</w:t>
       </w:r>
     </w:p>
     <w:p>
+      <w:pPr>
+        <w:spacing w:after="120" w:line="360" w:lineRule="auto"/>
+        <w:ind w:firstLine="432"/>
+        <w:jc w:val="both"/>
+      </w:pPr>
       <w:r>
         <w:t>—Como lo que te den y calla.</w:t>
       </w:r>
     </w:p>
     <w:p>
+      <w:pPr>
+        <w:spacing w:after="120" w:line="360" w:lineRule="auto"/>
+        <w:ind w:firstLine="432"/>
+        <w:jc w:val="both"/>
+      </w:pPr>
       <w:r>
         <w:t>—¿Y si mañana te dan a ti la mitad? ¿También callarías?</w:t>
       </w:r>
     </w:p>
     <w:p>
+      <w:pPr>
+        <w:spacing w:after="120" w:line="360" w:lineRule="auto"/>
+        <w:ind w:firstLine="432"/>
+        <w:jc w:val="both"/>
+      </w:pPr>
       <w:r>
         <w:t>El guardia se quedó quieto un instante, la bandeja vieja suspendida en las manos. Magnus lo miró de verdad, por primera vez en días: las manos agrietadas, la cicatriz blanca junto a la oreja, el cansancio hondo de quien trabaja de noche por un sueldo que no le llega para dormir de día. No era un hombre cruel. Magnus lo habría preferido cruel. A un hombre cruel se le odia limpio, de un solo golpe. Lo que aquel guardia era resultaba mucho peor: era un hombre normal, decente incluso, que había aprendido a doblar la decencia hasta que cupiera dentro de las órdenes.</w:t>
       </w:r>
     </w:p>
     <w:p>
+      <w:pPr>
+        <w:spacing w:after="120" w:line="360" w:lineRule="auto"/>
+        <w:ind w:firstLine="432"/>
+        <w:jc w:val="both"/>
+      </w:pPr>
       <w:r>
         <w:t>—Tienes hijos —dijo Magnus. No era una pregunta. Lo había deducido semanas atrás, por cómo el hombre racionaba su propio pan los días que creía que nadie lo veía.</w:t>
       </w:r>
     </w:p>
     <w:p>
+      <w:pPr>
+        <w:spacing w:after="120" w:line="360" w:lineRule="auto"/>
+        <w:ind w:firstLine="432"/>
+        <w:jc w:val="both"/>
+      </w:pPr>
       <w:r>
         <w:t>La cicatriz se tensó.</w:t>
       </w:r>
     </w:p>
     <w:p>
+      <w:pPr>
+        <w:spacing w:after="120" w:line="360" w:lineRule="auto"/>
+        <w:ind w:firstLine="432"/>
+        <w:jc w:val="both"/>
+      </w:pPr>
       <w:r>
         <w:t>—No te importan mis hijos.</w:t>
       </w:r>
     </w:p>
     <w:p>
+      <w:pPr>
+        <w:spacing w:after="120" w:line="360" w:lineRule="auto"/>
+        <w:ind w:firstLine="432"/>
+        <w:jc w:val="both"/>
+      </w:pPr>
       <w:r>
         <w:t>—Tienes razón. No deberían importarme. No sé sus nombres, no sé sus caras. —Magnus hizo una pausa—. Y, sin embargo, si mañana me dijeran que para que tus hijos comieran tengo que renunciar a mi cena, lo haría sin pensarlo. ¿Sabes por qué? Porque es lo correcto, y lo correcto no necesita conocer nombres. —se acercó un dedo al pecho—. Esa es la única diferencia entre tú y yo, amigo. No la celda. No las llaves. Tú necesitas no conocer a la gente para poder dejarla sin comer. Yo no necesito conocerla para no poder.</w:t>
       </w:r>
     </w:p>
     <w:p>
+      <w:pPr>
+        <w:spacing w:after="120" w:line="360" w:lineRule="auto"/>
+        <w:ind w:firstLine="432"/>
+        <w:jc w:val="both"/>
+      </w:pPr>
       <w:r>
         <w:t>El guardia dejó caer la bandeja vieja de golpe, con un estruendo de metal que resonó por el corredor.</w:t>
       </w:r>
     </w:p>
     <w:p>
+      <w:pPr>
+        <w:spacing w:after="120" w:line="360" w:lineRule="auto"/>
+        <w:ind w:firstLine="432"/>
+        <w:jc w:val="both"/>
+      </w:pPr>
       <w:r>
         <w:t>—No tienes ni idea de cómo funciona el mundo —escupió.</w:t>
       </w:r>
     </w:p>
     <w:p>
+      <w:pPr>
+        <w:spacing w:after="120" w:line="360" w:lineRule="auto"/>
+        <w:ind w:firstLine="432"/>
+        <w:jc w:val="both"/>
+      </w:pPr>
       <w:r>
         <w:t>—Eso me dice todo el que se beneficia de cómo funciona. —Magnus rio, breve, sin una gota de alegría—. Es curioso. Nunca se lo he oído a nadie que durmiera al raso.</w:t>
       </w:r>
     </w:p>
     <w:p>
+      <w:pPr>
+        <w:spacing w:after="120" w:line="360" w:lineRule="auto"/>
+        <w:ind w:firstLine="432"/>
+        <w:jc w:val="both"/>
+      </w:pPr>
       <w:r>
         <w:t>El hombre no respondió. Recogió la bandeja del suelo, se dio media vuelta y se alejó, y sus pasos —veintidós, de madrugada, arrastrados— se perdieron por el corredor.</w:t>
       </w:r>
     </w:p>
     <w:p>
+      <w:pPr>
+        <w:spacing w:after="120" w:line="360" w:lineRule="auto"/>
+        <w:ind w:firstLine="432"/>
+        <w:jc w:val="both"/>
+      </w:pPr>
       <w:r>
         <w:t>Magnus esperó a que el silencio volviera antes de recoger su comida. No había ganado nada. Nunca ganaba nada en aquellas conversaciones; el guardia seguiría bajando la comida igual, los enfermos de abajo seguirían enfermos, y él seguiría encerrado. Pero no las tenía para ganar. Las tenía porque cada una era una semilla, y porque había aprendido, fuera de aquellos muros, que las semillas no se plantan para verlas crecer. Se plantan porque es lo único que un hombre puede hacer con las manos atadas: dejar algo en la tierra ajena y confiar en que la tierra haga el resto.</w:t>
       </w:r>
     </w:p>
     <w:p>
+      <w:pPr>
+        <w:spacing w:after="120" w:line="360" w:lineRule="auto"/>
+        <w:ind w:firstLine="432"/>
+        <w:jc w:val="both"/>
+      </w:pPr>
       <w:r>
         <w:t>Comió despacio. Había descubierto que así el cuerpo se engañaba y se sentía más lleno, aunque el pan le raspara la garganta y la sopa estuviera, como casi siempre los lunes, fría.</w:t>
       </w:r>
@@ -3036,41 +5651,81 @@
       </w:r>
     </w:p>
     <w:p>
+      <w:pPr>
+        <w:spacing w:after="120" w:line="360" w:lineRule="auto"/>
+        <w:ind w:firstLine="432"/>
+        <w:jc w:val="both"/>
+      </w:pPr>
       <w:r>
         <w:t>Había llegado a aquella celda creyendo que su padre lo entendería.</w:t>
       </w:r>
     </w:p>
     <w:p>
+      <w:pPr>
+        <w:spacing w:after="120" w:line="360" w:lineRule="auto"/>
+        <w:ind w:firstLine="432"/>
+        <w:jc w:val="both"/>
+      </w:pPr>
       <w:r>
         <w:t>No esperaba que estuviera de acuerdo con él. Eso habría sido pedir demasiado, y Magnus había aprendido pronto a no pedirle demasiado al rey. Pero sí esperaba que lo escuchara. El rey Darius tenía fama de ser capaz de reconocer los errores de sus consejeros, de derogar un decreto injusto cuando se lo demostraban, de plantar cara a las grandes casas cuando la situación lo exigía. Durante años, Magnus había confundido esa capacidad con una voluntad. Había creído que un hombre que sabía ver el mal terminaría, tarde o temprano, combatiéndolo.</w:t>
       </w:r>
     </w:p>
     <w:p>
+      <w:pPr>
+        <w:spacing w:after="120" w:line="360" w:lineRule="auto"/>
+        <w:ind w:firstLine="432"/>
+        <w:jc w:val="both"/>
+      </w:pPr>
       <w:r>
         <w:t>Se había equivocado. Su padre veía el sufrimiento mejor que nadie en todo el palacio. Lo veía, lo lamentaba, a veces hasta lloraba por él en privado, Magnus lo sabía. Pero cuando el remedio exigía enfrentarse a las estructuras que producían ese sufrimiento —a las casas, a los nombramientos, a los acuerdos tejidos durante generaciones—, el rey encontraba siempre una razón para esperar. Una cosecha más. Un pacto más. Una generación más.</w:t>
       </w:r>
     </w:p>
     <w:p>
+      <w:pPr>
+        <w:spacing w:after="120" w:line="360" w:lineRule="auto"/>
+        <w:ind w:firstLine="432"/>
+        <w:jc w:val="both"/>
+      </w:pPr>
       <w:r>
         <w:t>Y mientras el rey esperaba, con esa paciencia infinita que él llamaba prudencia, la gente seguía viviendo en el barro. Esa era la palabra. El barro. No una metáfora: el barro real de los barrios del sur, donde Magnus había pasado más noches de las que su padre sospechaba, escuchando a hombres y mujeres que no sabían quién era él y que por eso mismo le habían contado la verdad.</w:t>
       </w:r>
     </w:p>
     <w:p>
+      <w:pPr>
+        <w:spacing w:after="120" w:line="360" w:lineRule="auto"/>
+        <w:ind w:firstLine="432"/>
+        <w:jc w:val="both"/>
+      </w:pPr>
       <w:r>
         <w:t>Porque esa era la parte que ni su padre ni las casas lograban entender. Magnus no había bajado al sur a predicar. Había bajado a escuchar. Y lo que había aprendido escuchando era que la gente del barro no quería un salvador, ni una revolución, ni ninguna de las grandes palabras que los nobles usaban para asustarse unos a otros. Querían algo mucho más pequeño y mucho más imposible: que el reino dejara de tratar su existencia como una molestia. Que cuando un recaudador se llevaba el grano, alguien respondiera. Que cuando un hijo desaparecía en una celda como aquella, hubiera un nombre al que preguntar. No pedían el cielo. Pedían que las leyes que los obligaban a obedecer existieran también los días en que podían protegerlos.</w:t>
       </w:r>
     </w:p>
     <w:p>
+      <w:pPr>
+        <w:spacing w:after="120" w:line="360" w:lineRule="auto"/>
+        <w:ind w:firstLine="432"/>
+        <w:jc w:val="both"/>
+      </w:pPr>
       <w:r>
         <w:t>Magnus les había dicho una sola cosa, la única que se había atrevido a prometer: que el reino no tenía ningún derecho a exigirles obediencia mientras los tratara como si no existieran. No era gran cosa. Era, descubrió después, lo más peligroso que se podía decir en voz alta en Adoral, porque la gente empezó a repetirlo. Y una frase que la gente repite deja de pertenecer a quien la dijo.</w:t>
       </w:r>
     </w:p>
     <w:p>
+      <w:pPr>
+        <w:spacing w:after="120" w:line="360" w:lineRule="auto"/>
+        <w:ind w:firstLine="432"/>
+        <w:jc w:val="both"/>
+      </w:pPr>
       <w:r>
         <w:t>No había querido ser una bandera. Había querido ser una pregunta. Pero las preguntas, cuando las hace suficiente gente a la vez, empiezan a parecerse a los ejércitos, y eso —no sus palabras, no sus noches en el sur, sino el eco de sus palabras en bocas ajenas— fue lo que terminó de asustar al palacio.</w:t>
       </w:r>
     </w:p>
     <w:p>
+      <w:pPr>
+        <w:spacing w:after="120" w:line="360" w:lineRule="auto"/>
+        <w:ind w:firstLine="432"/>
+        <w:jc w:val="both"/>
+      </w:pPr>
       <w:r>
         <w:t>Lo demás vino solo. Una detención discreta. Un traslado nocturno. Un expediente redactado con tanto cuidado que no decía nada. Y una celda al otro lado de la ciudad interior, en el viejo edificio de los documentos, donde el reino guardaba a las personas que no sabía cómo tratar.</w:t>
       </w:r>
@@ -3086,76 +5741,151 @@
       </w:r>
     </w:p>
     <w:p>
+      <w:pPr>
+        <w:spacing w:after="120" w:line="360" w:lineRule="auto"/>
+        <w:ind w:firstLine="432"/>
+        <w:jc w:val="both"/>
+      </w:pPr>
       <w:r>
         <w:t>Los pasos que escuchó después no eran los del guardia.</w:t>
       </w:r>
     </w:p>
     <w:p>
+      <w:pPr>
+        <w:spacing w:after="120" w:line="360" w:lineRule="auto"/>
+        <w:ind w:firstLine="432"/>
+        <w:jc w:val="both"/>
+      </w:pPr>
       <w:r>
         <w:t>Eran más lentos. Los acompañaba el roce de una tela pesada y un tintineo de llaves distinto, más grave, el de un manojo más grande. Magnus conocía aquellos pasos. Se incorporó.</w:t>
       </w:r>
     </w:p>
     <w:p>
+      <w:pPr>
+        <w:spacing w:after="120" w:line="360" w:lineRule="auto"/>
+        <w:ind w:firstLine="432"/>
+        <w:jc w:val="both"/>
+      </w:pPr>
       <w:r>
         <w:t>—¿Sigues despierto? —dijo la voz al otro lado de la puerta.</w:t>
       </w:r>
     </w:p>
     <w:p>
+      <w:pPr>
+        <w:spacing w:after="120" w:line="360" w:lineRule="auto"/>
+        <w:ind w:firstLine="432"/>
+        <w:jc w:val="both"/>
+      </w:pPr>
       <w:r>
         <w:t>—¿Has venido a comprobar si sigo siendo peligroso?</w:t>
       </w:r>
     </w:p>
     <w:p>
+      <w:pPr>
+        <w:spacing w:after="120" w:line="360" w:lineRule="auto"/>
+        <w:ind w:firstLine="432"/>
+        <w:jc w:val="both"/>
+      </w:pPr>
       <w:r>
         <w:t>—He venido a comprobar si sigues siendo idiota.</w:t>
       </w:r>
     </w:p>
     <w:p>
+      <w:pPr>
+        <w:spacing w:after="120" w:line="360" w:lineRule="auto"/>
+        <w:ind w:firstLine="432"/>
+        <w:jc w:val="both"/>
+      </w:pPr>
       <w:r>
         <w:t>A Magnus se le escapó media sonrisa. El hombre del otro lado era uno de los pocos que todavía se dirigían a él sin usar título alguno —ni el que la ley le negaba, ni el que la calle le había dado—, aunque jamás lo hacía delante de testigos. Había servido décadas en la administración del palacio. Sabía demasiados secretos para permitirse una lealtad ingenua, y quizá por eso la que conservaba, estrecha y terca, valía más que la de nadie: era una lealtad escogida, no heredada.</w:t>
       </w:r>
     </w:p>
     <w:p>
+      <w:pPr>
+        <w:spacing w:after="120" w:line="360" w:lineRule="auto"/>
+        <w:ind w:firstLine="432"/>
+        <w:jc w:val="both"/>
+      </w:pPr>
       <w:r>
         <w:t>—El rey ha recibido tu petición —dijo el viejo.</w:t>
       </w:r>
     </w:p>
     <w:p>
+      <w:pPr>
+        <w:spacing w:after="120" w:line="360" w:lineRule="auto"/>
+        <w:ind w:firstLine="432"/>
+        <w:jc w:val="both"/>
+      </w:pPr>
       <w:r>
         <w:t>—¿Y?</w:t>
       </w:r>
     </w:p>
     <w:p>
+      <w:pPr>
+        <w:spacing w:after="120" w:line="360" w:lineRule="auto"/>
+        <w:ind w:firstLine="432"/>
+        <w:jc w:val="both"/>
+      </w:pPr>
       <w:r>
         <w:t>—No ha ordenado ninguna sanción. —una pausa—. Tampoco tu liberación.</w:t>
       </w:r>
     </w:p>
     <w:p>
+      <w:pPr>
+        <w:spacing w:after="120" w:line="360" w:lineRule="auto"/>
+        <w:ind w:firstLine="432"/>
+        <w:jc w:val="both"/>
+      </w:pPr>
       <w:r>
         <w:t>La media sonrisa se apagó. Magnus se acercó a la ventanilla, a la rejilla estrecha que era lo único que lo separaba del corredor y, más allá, de un mundo que seguía girando sin él.</w:t>
       </w:r>
     </w:p>
     <w:p>
+      <w:pPr>
+        <w:spacing w:after="120" w:line="360" w:lineRule="auto"/>
+        <w:ind w:firstLine="432"/>
+        <w:jc w:val="both"/>
+      </w:pPr>
       <w:r>
         <w:t>—¿Ha dicho algo?</w:t>
       </w:r>
     </w:p>
     <w:p>
+      <w:pPr>
+        <w:spacing w:after="120" w:line="360" w:lineRule="auto"/>
+        <w:ind w:firstLine="432"/>
+        <w:jc w:val="both"/>
+      </w:pPr>
       <w:r>
         <w:t>—No.</w:t>
       </w:r>
     </w:p>
     <w:p>
+      <w:pPr>
+        <w:spacing w:after="120" w:line="360" w:lineRule="auto"/>
+        <w:ind w:firstLine="432"/>
+        <w:jc w:val="both"/>
+      </w:pPr>
       <w:r>
         <w:t>—¿La ha leído?</w:t>
       </w:r>
     </w:p>
     <w:p>
+      <w:pPr>
+        <w:spacing w:after="120" w:line="360" w:lineRule="auto"/>
+        <w:ind w:firstLine="432"/>
+        <w:jc w:val="both"/>
+      </w:pPr>
       <w:r>
         <w:t>—Dos veces. —el viejo bajó la voz—. La segunda, muy despacio.</w:t>
       </w:r>
     </w:p>
     <w:p>
+      <w:pPr>
+        <w:spacing w:after="120" w:line="360" w:lineRule="auto"/>
+        <w:ind w:firstLine="432"/>
+        <w:jc w:val="both"/>
+      </w:pPr>
       <w:r>
         <w:t xml:space="preserve">Magnus guardó silencio. Imaginó a su padre leyendo aquella línea final, la que había escrito sabiendo que la leería: </w:t>
       </w:r>
@@ -3170,56 +5900,111 @@
       </w:r>
     </w:p>
     <w:p>
+      <w:pPr>
+        <w:spacing w:after="120" w:line="360" w:lineRule="auto"/>
+        <w:ind w:firstLine="432"/>
+        <w:jc w:val="both"/>
+      </w:pPr>
       <w:r>
         <w:t>—Entonces sabe lo que pasa aquí dentro.</w:t>
       </w:r>
     </w:p>
     <w:p>
+      <w:pPr>
+        <w:spacing w:after="120" w:line="360" w:lineRule="auto"/>
+        <w:ind w:firstLine="432"/>
+        <w:jc w:val="both"/>
+      </w:pPr>
       <w:r>
         <w:t>—Saberlo no es lo mismo que poder arreglarlo como tú quieres.</w:t>
       </w:r>
     </w:p>
     <w:p>
+      <w:pPr>
+        <w:spacing w:after="120" w:line="360" w:lineRule="auto"/>
+        <w:ind w:firstLine="432"/>
+        <w:jc w:val="both"/>
+      </w:pPr>
       <w:r>
         <w:t>—Siempre hay una razón para no hacer nada. Él las colecciona.</w:t>
       </w:r>
     </w:p>
     <w:p>
+      <w:pPr>
+        <w:spacing w:after="120" w:line="360" w:lineRule="auto"/>
+        <w:ind w:firstLine="432"/>
+        <w:jc w:val="both"/>
+      </w:pPr>
       <w:r>
         <w:t>—No es justo, muchacho.</w:t>
       </w:r>
     </w:p>
     <w:p>
+      <w:pPr>
+        <w:spacing w:after="120" w:line="360" w:lineRule="auto"/>
+        <w:ind w:firstLine="432"/>
+        <w:jc w:val="both"/>
+      </w:pPr>
       <w:r>
         <w:t>—¿Qué parte no es justa? —Magnus apretó los barrotes—. ¿La comida podrida? ¿Los dos enfermos de abajo? ¿Los hombres que entran por esa puerta y no vuelven a salir, y cuyas familias pagan para que les digan, al menos, dónde enterrarlos? Dime cuál de todas esas cosas no es justa, y la tacho de la lista. Me sobra tiempo para listas.</w:t>
       </w:r>
     </w:p>
     <w:p>
+      <w:pPr>
+        <w:spacing w:after="120" w:line="360" w:lineRule="auto"/>
+        <w:ind w:firstLine="432"/>
+        <w:jc w:val="both"/>
+      </w:pPr>
       <w:r>
         <w:t>El viejo suspiró. Golpeó la puerta con los nudillos, suave, un gesto que en él era casi una caricia.</w:t>
       </w:r>
     </w:p>
     <w:p>
+      <w:pPr>
+        <w:spacing w:after="120" w:line="360" w:lineRule="auto"/>
+        <w:ind w:firstLine="432"/>
+        <w:jc w:val="both"/>
+      </w:pPr>
       <w:r>
         <w:t>—No puedo sacarte de aquí.</w:t>
       </w:r>
     </w:p>
     <w:p>
+      <w:pPr>
+        <w:spacing w:after="120" w:line="360" w:lineRule="auto"/>
+        <w:ind w:firstLine="432"/>
+        <w:jc w:val="both"/>
+      </w:pPr>
       <w:r>
         <w:t>—No te lo he pedido.</w:t>
       </w:r>
     </w:p>
     <w:p>
+      <w:pPr>
+        <w:spacing w:after="120" w:line="360" w:lineRule="auto"/>
+        <w:ind w:firstLine="432"/>
+        <w:jc w:val="both"/>
+      </w:pPr>
       <w:r>
         <w:t>—Pero esperas que alguien lo haga. —el tintineo de las llaves, una advertencia sin palabras—. Y mientras esperas, provocas a los guardias. Deja de hacerlo. No todos tienen la paciencia que el rey les supone. Más de uno haría la vista gorda si una noche te encontraran en el suelo. Deberías... —vaciló—. Deberías sobrevivir, Magnus. Solo eso. Sobrevivir.</w:t>
       </w:r>
     </w:p>
     <w:p>
+      <w:pPr>
+        <w:spacing w:after="120" w:line="360" w:lineRule="auto"/>
+        <w:ind w:firstLine="432"/>
+        <w:jc w:val="both"/>
+      </w:pPr>
       <w:r>
         <w:t>La palabra se quedó flotando en el aire frío.</w:t>
       </w:r>
     </w:p>
     <w:p>
+      <w:pPr>
+        <w:spacing w:after="120" w:line="360" w:lineRule="auto"/>
+        <w:ind w:firstLine="432"/>
+        <w:jc w:val="both"/>
+      </w:pPr>
       <w:r>
         <w:t xml:space="preserve">Magnus bajó la cabeza. El pelo largo y sucio le cayó sobre la cara y escondió, por un momento, lo que aquella palabra le hacía. </w:t>
       </w:r>
@@ -3234,16 +6019,31 @@
       </w:r>
     </w:p>
     <w:p>
+      <w:pPr>
+        <w:spacing w:after="120" w:line="360" w:lineRule="auto"/>
+        <w:ind w:firstLine="432"/>
+        <w:jc w:val="both"/>
+      </w:pPr>
       <w:r>
         <w:t>Sobrevivir no era vivir. Era morirse despacio con permiso.</w:t>
       </w:r>
     </w:p>
     <w:p>
+      <w:pPr>
+        <w:spacing w:after="120" w:line="360" w:lineRule="auto"/>
+        <w:ind w:firstLine="432"/>
+        <w:jc w:val="both"/>
+      </w:pPr>
       <w:r>
         <w:t>—¿Y después? —preguntó, con una voz tan baja como ronca—. Sobrevivo. ¿Y después qué?</w:t>
       </w:r>
     </w:p>
     <w:p>
+      <w:pPr>
+        <w:spacing w:after="120" w:line="360" w:lineRule="auto"/>
+        <w:ind w:firstLine="432"/>
+        <w:jc w:val="both"/>
+      </w:pPr>
       <w:r>
         <w:t>El viejo no respondió. No tenía respuesta, y era lo bastante honrado para no fingir una. Los pasos se alejaron poco después, lentos, y el corredor volvió a quedar en silencio.</w:t>
       </w:r>
@@ -3259,46 +6059,91 @@
       </w:r>
     </w:p>
     <w:p>
+      <w:pPr>
+        <w:spacing w:after="120" w:line="360" w:lineRule="auto"/>
+        <w:ind w:firstLine="432"/>
+        <w:jc w:val="both"/>
+      </w:pPr>
       <w:r>
         <w:t>Magnus no se tumbó. Se quedó sentado contra la pared, mirando la línea amarillenta que la antorcha del corredor dibujaba en el suelo a través de la mirilla.</w:t>
       </w:r>
     </w:p>
     <w:p>
+      <w:pPr>
+        <w:spacing w:after="120" w:line="360" w:lineRule="auto"/>
+        <w:ind w:firstLine="432"/>
+        <w:jc w:val="both"/>
+      </w:pPr>
       <w:r>
         <w:t>Extendió una mano hacia la luz y observó cómo la sombra de sus dedos se alargaba sobre la piedra. Unas manos corrientes. Sucias, con las uñas rotas de rascar paredes que luego borraban. No llevaban anillos. Nunca los habían llevado. No había seda en su espalda, ni una espada al cinto, ni un ejército que respondiera a su voz. Visto desde fuera, no era más que un preso flaco de pelo largo en una celda que olía a humedad y a miedo rancio.</w:t>
       </w:r>
     </w:p>
     <w:p>
+      <w:pPr>
+        <w:spacing w:after="120" w:line="360" w:lineRule="auto"/>
+        <w:ind w:firstLine="432"/>
+        <w:jc w:val="both"/>
+      </w:pPr>
       <w:r>
         <w:t>Y, sin embargo, había algo que ni su padre ni las casas terminaban de entender. Podían quitarle la libertad. Podían borrarle las marcas de la pared y el nombre del registro. Podían enterrarlo bajo un expediente aburrido y fingir que, con cerrar una puerta, habían cerrado también el problema. Pero no podían obligarlo a creer que las cadenas eran necesarias. Esa era la única cosa que no habían conseguido quitarle, la raíz que el edificio no alcanzaba por mucho que raspara: la certeza, terca como la cordura, de que el mundo no tenía por qué ser así.</w:t>
       </w:r>
     </w:p>
     <w:p>
+      <w:pPr>
+        <w:spacing w:after="120" w:line="360" w:lineRule="auto"/>
+        <w:ind w:firstLine="432"/>
+        <w:jc w:val="both"/>
+      </w:pPr>
       <w:r>
         <w:t>Fue entonces cuando, al apartar la bandeja para dejarla junto a la puerta, notó algo.</w:t>
       </w:r>
     </w:p>
     <w:p>
+      <w:pPr>
+        <w:spacing w:after="120" w:line="360" w:lineRule="auto"/>
+        <w:ind w:firstLine="432"/>
+        <w:jc w:val="both"/>
+      </w:pPr>
       <w:r>
         <w:t>Bajo el cuenco de sopa, medio escondido por una servilleta de tela basta que no era de la prisión, había un trozo de pan. Pan blanco. Pan de fuera. Magnus lo miró un largo rato sin tocarlo, porque en un sitio como aquel cualquier cosa fuera de su lugar era, primero, una trampa, y solo después —si acaso— un regalo.</w:t>
       </w:r>
     </w:p>
     <w:p>
+      <w:pPr>
+        <w:spacing w:after="120" w:line="360" w:lineRule="auto"/>
+        <w:ind w:firstLine="432"/>
+        <w:jc w:val="both"/>
+      </w:pPr>
       <w:r>
         <w:t>Escuchó. El corredor estaba en silencio. Diecinueve pasos de distancia hasta la escalera, ningún eco de botas, ninguna tos. Entonces levantó el pan.</w:t>
       </w:r>
     </w:p>
     <w:p>
+      <w:pPr>
+        <w:spacing w:after="120" w:line="360" w:lineRule="auto"/>
+        <w:ind w:firstLine="432"/>
+        <w:jc w:val="both"/>
+      </w:pPr>
       <w:r>
         <w:t>Estaba envuelto en un pedazo de papel, doblado tantas veces que casi parecía parte de la miga. Magnus lo desdobló despacio, con los dedos de pronto torpes, y lo acercó a la línea de luz.</w:t>
       </w:r>
     </w:p>
     <w:p>
+      <w:pPr>
+        <w:spacing w:after="120" w:line="360" w:lineRule="auto"/>
+        <w:ind w:firstLine="432"/>
+        <w:jc w:val="both"/>
+      </w:pPr>
       <w:r>
         <w:t>Tres palabras. Una letra que no reconoció, firme, de alguien acostumbrado a escribir deprisa y sin adornos.</w:t>
       </w:r>
     </w:p>
     <w:p>
+      <w:pPr>
+        <w:spacing w:after="120" w:line="360" w:lineRule="auto"/>
+        <w:ind w:firstLine="432"/>
+        <w:jc w:val="both"/>
+      </w:pPr>
       <w:r>
         <w:rPr>
           <w:i/>
@@ -3307,46 +6152,91 @@
       </w:r>
     </w:p>
     <w:p>
+      <w:pPr>
+        <w:spacing w:after="120" w:line="360" w:lineRule="auto"/>
+        <w:ind w:firstLine="432"/>
+        <w:jc w:val="both"/>
+      </w:pPr>
       <w:r>
         <w:t>Las leyó muchas veces. No sabía quién las había escrito. No sabía si eran una promesa verdadera, el cebo de una trampa de las casas para ver si intentaba fugarse, o el delirio piadoso de alguien tan desesperado como él. Lo más sensato era pensar lo peor. Llevaba meses entrenándose en pensar lo peor; era la única higiene que el sitio permitía.</w:t>
       </w:r>
     </w:p>
     <w:p>
+      <w:pPr>
+        <w:spacing w:after="120" w:line="360" w:lineRule="auto"/>
+        <w:ind w:firstLine="432"/>
+        <w:jc w:val="both"/>
+      </w:pPr>
       <w:r>
         <w:t>Al darle la vuelta al papel para comprobar que no escondiera nada más —otra frase, una firma, cualquier cosa que delatara la mano que lo había escrito—, encontró una marca en el reverso.</w:t>
       </w:r>
     </w:p>
     <w:p>
+      <w:pPr>
+        <w:spacing w:after="120" w:line="360" w:lineRule="auto"/>
+        <w:ind w:firstLine="432"/>
+        <w:jc w:val="both"/>
+      </w:pPr>
       <w:r>
         <w:t>No era una palabra. No era un número. Ni siquiera, estrictamente, un dibujo. Era un trazo: una sola línea curva, hecha de un tirón, con un pequeño quiebro al final, como si quien la trazó hubiera dudado un instante antes de levantar la pluma. No representaba nada que Magnus pudiera reconocer. No era una letra de ningún alfabeto que conociera, y Magnus conocía tres. No era el escudo de ninguna casa. No era un mapa, ni una inicial, ni un símbolo de los que pintaban los devotos en los dinteles para espantar la mala suerte.</w:t>
       </w:r>
     </w:p>
     <w:p>
+      <w:pPr>
+        <w:spacing w:after="120" w:line="360" w:lineRule="auto"/>
+        <w:ind w:firstLine="432"/>
+        <w:jc w:val="both"/>
+      </w:pPr>
       <w:r>
         <w:t>Era, sencillamente, una raya con un quiebro. Un garabato.</w:t>
       </w:r>
     </w:p>
     <w:p>
+      <w:pPr>
+        <w:spacing w:after="120" w:line="360" w:lineRule="auto"/>
+        <w:ind w:firstLine="432"/>
+        <w:jc w:val="both"/>
+      </w:pPr>
       <w:r>
         <w:t>La miró el tiempo que se mira cualquier cosa que no significa nada: lo justo para descartarla. Quizá el papel había sido usado antes para otra cosa. Quizá quien escribía deprisa había probado la pluma en el reverso antes de mojarla del todo. Quizá no era más que un accidente, tinta sobrante, el equivalente escrito de un carraspeo. Magnus tenía problemas de verdad —dos enfermos abajo, un guardia al que ganarse, una nota que podía ser una trampa— y no le sobraba atención para gastarla en una mancha sin sentido.</w:t>
       </w:r>
     </w:p>
     <w:p>
+      <w:pPr>
+        <w:spacing w:after="120" w:line="360" w:lineRule="auto"/>
+        <w:ind w:firstLine="432"/>
+        <w:jc w:val="both"/>
+      </w:pPr>
       <w:r>
         <w:t>Volvió a doblar el papel por donde estaba la frase, dejando el trazo de cara a la piedra, y lo guardó. Si acaso pensó algo del garabato, fue que la gente, cuando tiene prisa y miedo, deja marcas raras sin darse cuenta.</w:t>
       </w:r>
     </w:p>
     <w:p>
+      <w:pPr>
+        <w:spacing w:after="120" w:line="360" w:lineRule="auto"/>
+        <w:ind w:firstLine="432"/>
+        <w:jc w:val="both"/>
+      </w:pPr>
       <w:r>
         <w:t>No podía saber —nadie encerrado en una celda, contando pasos y toses, podía saber una cosa así— que aquella raya con un quiebro era la primera de muchas. Que llegaría otra, y otra, en otros papeles, bajo otros panes, a lo largo de las semanas, cada una tan indiferente y tan absurda como la primera. Y que solo mucho después, cuando ya fueran demasiadas para seguir llamándolas accidente, empezarían a encajar unas con otras como las piezas de algo que nunca había dejado de estar ahí, esperando a ser comprendido.</w:t>
       </w:r>
     </w:p>
     <w:p>
+      <w:pPr>
+        <w:spacing w:after="120" w:line="360" w:lineRule="auto"/>
+        <w:ind w:firstLine="432"/>
+        <w:jc w:val="both"/>
+      </w:pPr>
       <w:r>
         <w:t>Pero eso era después. Aquella noche solo había una raya sin sentido en el reverso de un papel, y un preso con asuntos más urgentes que atender.</w:t>
       </w:r>
     </w:p>
     <w:p>
+      <w:pPr>
+        <w:spacing w:after="120" w:line="360" w:lineRule="auto"/>
+        <w:ind w:firstLine="432"/>
+        <w:jc w:val="both"/>
+      </w:pPr>
       <w:r>
         <w:t xml:space="preserve">Pero las palabras seguían ahí, en su letra deprisa, bajo la luz temblorosa. Y por primera vez en mucho tiempo, cuando por fin se tumbó sobre la manta, no lo hizo para esperar un amanecer idéntico al anterior. Cerró la mano alrededor del papel —lo bastante fuerte para sentirlo, lo bastante suave para no romperlo— y se permitió, solo por una noche, el lujo peligroso de que la palabra </w:t>
       </w:r>
@@ -3361,16 +6251,31 @@
       </w:r>
     </w:p>
     <w:p>
+      <w:pPr>
+        <w:spacing w:after="120" w:line="360" w:lineRule="auto"/>
+        <w:ind w:firstLine="432"/>
+        <w:jc w:val="both"/>
+      </w:pPr>
       <w:r>
         <w:t>No rezó. Nunca rezaba; esa era una de las pocas cosas que lo separaban de casi todo el mundo que conocía, y una de las que más desconcertaba a los guardias devotos. No pidió a los dioses que lo salvaran. A Magnus le costaba creer en dioses que, pudiendo abrir cualquier puerta, dejaban tantas cerradas. Si algo iba a cambiar en Adoral, lo cambiarían manos. Manos como las que habían escrito aquella nota. Manos como las suyas, si alguna vez volvían a tocar algo que no fuera piedra.</w:t>
       </w:r>
     </w:p>
     <w:p>
+      <w:pPr>
+        <w:spacing w:after="120" w:line="360" w:lineRule="auto"/>
+        <w:ind w:firstLine="432"/>
+        <w:jc w:val="both"/>
+      </w:pPr>
       <w:r>
         <w:t>Se prometió una sola cosa, la misma que se prometía cada noche, pero que aquella noche —con el papel caliente en el puño— sonó por fin como un plan y no como un consuelo:</w:t>
       </w:r>
     </w:p>
     <w:p>
+      <w:pPr>
+        <w:spacing w:after="120" w:line="360" w:lineRule="auto"/>
+        <w:ind w:firstLine="432"/>
+        <w:jc w:val="both"/>
+      </w:pPr>
       <w:r>
         <w:t>Que si alguna vez salía de aquella celda, no volvería a pedir permiso para cambiar el mundo.</w:t>
       </w:r>
@@ -3386,31 +6291,61 @@
       </w:r>
     </w:p>
     <w:p>
+      <w:pPr>
+        <w:spacing w:after="120" w:line="360" w:lineRule="auto"/>
+        <w:ind w:firstLine="432"/>
+        <w:jc w:val="both"/>
+      </w:pPr>
       <w:r>
         <w:t>Lo que no sabían los hombres del sur que repetían sus palabras, ni el guardia de la cicatriz, ni siquiera la mayoría de las casas que lo temían, era por qué el rey no lo había mandado ejecutar.</w:t>
       </w:r>
     </w:p>
     <w:p>
+      <w:pPr>
+        <w:spacing w:after="120" w:line="360" w:lineRule="auto"/>
+        <w:ind w:firstLine="432"/>
+        <w:jc w:val="both"/>
+      </w:pPr>
       <w:r>
         <w:t>Un agitador de los barrios se ejecuta sin que tiemble el pulso. Se cuelga en una plaza, se escribe en un bando que era un ladrón o un hereje, y el asunto se olvida en una estación. Que Magnus siguiera respirando, encerrado pero vivo, cuidado dentro de su castigo, era la clase de anomalía que en Adoral no pasaba desapercibida. Las casas lo habían notado. Lo achacaban a una debilidad del rey, a un capricho incomprensible de un monarca cada vez más cansado. Se equivocaban, pero el error les convenía, y Magnus los dejaba equivocarse, porque el día en que acertaran sería el último de su vida.</w:t>
       </w:r>
     </w:p>
     <w:p>
+      <w:pPr>
+        <w:spacing w:after="120" w:line="360" w:lineRule="auto"/>
+        <w:ind w:firstLine="432"/>
+        <w:jc w:val="both"/>
+      </w:pPr>
       <w:r>
         <w:t>Porque la verdad no estaba en ningún expediente. No la conocía el guardia que le bajaba la sopa, ni el viejo leal que le pasaba notas de pan blanco, ni los hombres del sur que coreaban su frase sin saber de qué boca había salido. La conocían dos personas en toda Veridia. Una era un rey que cenaba solo en lo alto de una torre y se decía todas las noches que al día siguiente bajaría a aquella celda, y todas las noches no bajaba.</w:t>
       </w:r>
     </w:p>
     <w:p>
+      <w:pPr>
+        <w:spacing w:after="120" w:line="360" w:lineRule="auto"/>
+        <w:ind w:firstLine="432"/>
+        <w:jc w:val="both"/>
+      </w:pPr>
       <w:r>
         <w:t>La otra era el preso.</w:t>
       </w:r>
     </w:p>
     <w:p>
+      <w:pPr>
+        <w:spacing w:after="120" w:line="360" w:lineRule="auto"/>
+        <w:ind w:firstLine="432"/>
+        <w:jc w:val="both"/>
+      </w:pPr>
       <w:r>
         <w:t>Magnus cerró los ojos en la oscuridad, con la nota en el puño y la vieja rabia —caliente, familiar, casi un abrigo— asentándose en el pecho. No lo habían encerrado por lo que había dicho en el sur. No lo habían encerrado por las semillas que plantaba en los guardias ni por la frase que se le había escapado de las manos. Esas eran las excusas. El motivo verdadero era otro, y era de sangre, y era justo lo que lo mantenía con vida: que el agitador flaco de la celda del viejo edificio de los documentos, el que no tenía anillos ni seda ni espada, el al que la calle llamaba, a medias en burla y a medias en serio, el Príncipe del Barro...</w:t>
       </w:r>
     </w:p>
     <w:p>
+      <w:pPr>
+        <w:spacing w:after="120" w:line="360" w:lineRule="auto"/>
+        <w:ind w:firstLine="432"/>
+        <w:jc w:val="both"/>
+      </w:pPr>
       <w:r>
         <w:t>...era, además, y antes que nada, y sin que una sola ley del reino se atreviera a reconocerlo, el hijo bastardo del rey de Adoral.</w:t>
       </w:r>
@@ -3435,51 +6370,101 @@
       </w:r>
     </w:p>
     <w:p>
+      <w:pPr>
+        <w:spacing w:after="120" w:line="360" w:lineRule="auto"/>
+        <w:ind w:firstLine="432"/>
+        <w:jc w:val="both"/>
+      </w:pPr>
       <w:r>
         <w:t>El patio de armas olía a hierro, a sudor viejo y a la escarcha que no terminaba de derretirse en los rincones donde no daba el sol.</w:t>
       </w:r>
     </w:p>
     <w:p>
+      <w:pPr>
+        <w:spacing w:after="120" w:line="360" w:lineRule="auto"/>
+        <w:ind w:firstLine="432"/>
+        <w:jc w:val="both"/>
+      </w:pPr>
       <w:r>
         <w:t>Iliana llevaba allí desde antes del amanecer. Nadie se lo había ordenado —a un escudero nadie le ordena madrugar más de lo debido—, pero había aprendido, a fuerza de años, que el patio vacío era el único sitio del mundo donde podía equivocarse sin que alguien lo anotara. Repetía el mismo movimiento desde hacía casi una hora: guardia alta, paso, descarga, recuperación. El escudo de prácticas pesaba más que uno de verdad, madera maciza reforzada con bandas de hierro, pensado para que el brazo que lo sostuviera supiera, al final del día, exactamente cuánto odiaba su oficio. Para cuando el cielo empezó a clarear sobre los tejados, el brazo izquierdo le temblaba al levantarlo.</w:t>
       </w:r>
     </w:p>
     <w:p>
+      <w:pPr>
+        <w:spacing w:after="120" w:line="360" w:lineRule="auto"/>
+        <w:ind w:firstLine="432"/>
+        <w:jc w:val="both"/>
+      </w:pPr>
       <w:r>
         <w:t>Volvió a levantarlo.</w:t>
       </w:r>
     </w:p>
     <w:p>
+      <w:pPr>
+        <w:spacing w:after="120" w:line="360" w:lineRule="auto"/>
+        <w:ind w:firstLine="432"/>
+        <w:jc w:val="both"/>
+      </w:pPr>
       <w:r>
         <w:t>No era fuerza lo que le faltaba. Era otra cosa, algo que no sabía nombrar y que notaba sobre todo en mañanas como aquella, cuando el frío le recordaba inviernos peores. La certeza de que, por mucho que repitiera el gesto, siempre habría alguien que lo había aprendido antes y mejor: con un maestro que le corregía la muñeca en lugar de un patio desierto; con un escudo de su medida en lugar de uno prestado; con el estómago lleno en lugar de aquel hueco constante que ella había aprendido a confundir con disciplina.</w:t>
       </w:r>
     </w:p>
     <w:p>
+      <w:pPr>
+        <w:spacing w:after="120" w:line="360" w:lineRule="auto"/>
+        <w:ind w:firstLine="432"/>
+        <w:jc w:val="both"/>
+      </w:pPr>
       <w:r>
         <w:t>Guardia alta. Paso. Descarga.</w:t>
       </w:r>
     </w:p>
     <w:p>
+      <w:pPr>
+        <w:spacing w:after="120" w:line="360" w:lineRule="auto"/>
+        <w:ind w:firstLine="432"/>
+        <w:jc w:val="both"/>
+      </w:pPr>
       <w:r>
         <w:t>El golpe resonó contra el poste de entrenamiento, seco, limpio. Doscientos trece. Los contaba todos, aunque jamás lo admitiría. Había descubierto pronto que a los hombres que dirigían aquel sitio no les gustaban los escuderos que contaban: les parecía ambición, y la ambición, en alguien como ella —sin tierras, sin padrino, sin nada salvo un apellido que pesaba como una mentira—, les parecía siempre una impertinencia.</w:t>
       </w:r>
     </w:p>
     <w:p>
+      <w:pPr>
+        <w:spacing w:after="120" w:line="360" w:lineRule="auto"/>
+        <w:ind w:firstLine="432"/>
+        <w:jc w:val="both"/>
+      </w:pPr>
       <w:r>
         <w:t>Las voces llegaron antes que los pasos. Tres, quizá cuatro, jóvenes, descansadas, con esa resonancia de los que han dormido bien y desayunado mejor. Iliana no se volvió. Reconocía a sus dueños por el timbre, igual que reconocía a un caballo por el modo de pisar: los aspirantes de cuna, los hijos de casas medianas que llegaban al patio cuando el sol ya calentaba y se marchaban antes de que apretara el frío.</w:t>
       </w:r>
     </w:p>
     <w:p>
+      <w:pPr>
+        <w:spacing w:after="120" w:line="360" w:lineRule="auto"/>
+        <w:ind w:firstLine="432"/>
+        <w:jc w:val="both"/>
+      </w:pPr>
       <w:r>
         <w:t>—Mira. Otra vez la Valebrand, hablándole al poste.</w:t>
       </w:r>
     </w:p>
     <w:p>
+      <w:pPr>
+        <w:spacing w:after="120" w:line="360" w:lineRule="auto"/>
+        <w:ind w:firstLine="432"/>
+        <w:jc w:val="both"/>
+      </w:pPr>
       <w:r>
         <w:t>—Déjala. Es lo único que la escucha.</w:t>
       </w:r>
     </w:p>
     <w:p>
+      <w:pPr>
+        <w:spacing w:after="120" w:line="360" w:lineRule="auto"/>
+        <w:ind w:firstLine="432"/>
+        <w:jc w:val="both"/>
+      </w:pPr>
       <w:r>
         <w:t xml:space="preserve">Risas. No crueles, que habría sido más fácil; solo cómodas, la clase de burla que no cuesta nada porque quien la hace no teme respuesta. Iliana terminó la descarga. Guardia alta. Paso. No les dio la cara, porque darles la cara era darles importancia, y porque sabía —lo sabía en el cuerpo antes que en la cabeza— que el segundo en que un escudero sin cuna deja de entrenar para responder a una pulla es el segundo que se usa después contra él. </w:t>
       </w:r>
@@ -3494,206 +6479,411 @@
       </w:r>
     </w:p>
     <w:p>
+      <w:pPr>
+        <w:spacing w:after="120" w:line="360" w:lineRule="auto"/>
+        <w:ind w:firstLine="432"/>
+        <w:jc w:val="both"/>
+      </w:pPr>
       <w:r>
         <w:t>Uno de ellos —Corwen, de los Harwick, con una cota nueva que le habían comprado y que aún no se había ganado— se apartó del grupo y se acercó al abrevadero, a tres pasos de ella. No por casualidad. Para ser visto haciéndolo.</w:t>
       </w:r>
     </w:p>
     <w:p>
+      <w:pPr>
+        <w:spacing w:after="120" w:line="360" w:lineRule="auto"/>
+        <w:ind w:firstLine="432"/>
+        <w:jc w:val="both"/>
+      </w:pPr>
       <w:r>
         <w:t>—¿Sabes que puedes pedir un escudo más ligero? —dijo, con la amabilidad venenosa del que ofrece ayuda para subrayar que el otro la necesita—. El de madera maciza lo usamos los primeros meses. Nadie espera que una… —buscó la palabra, y eligió la que hería sin dejar marca— que alguien de tu complexión lo maneje toda la mañana.</w:t>
       </w:r>
     </w:p>
     <w:p>
+      <w:pPr>
+        <w:spacing w:after="120" w:line="360" w:lineRule="auto"/>
+        <w:ind w:firstLine="432"/>
+        <w:jc w:val="both"/>
+      </w:pPr>
       <w:r>
         <w:t>Iliana bajó el escudo. Despacio. Se volvió hacia él y, por un instante, dejó que el cuerpo hiciera lo que el cuerpo quería hacer desde hacía rato: calcular. La distancia hasta Corwen. El peso del escudo en su brazo cansado. El punto exacto, bajo la mandíbula, donde un canto de madera reforzada con hierro convertiría aquella sonrisa en una visita al cirujano. Lo calculó entero, con una claridad fría que le venía de muy atrás, de los años en que calcular salidas y golpes había sido la diferencia entre una noche mala y una peor.</w:t>
       </w:r>
     </w:p>
     <w:p>
+      <w:pPr>
+        <w:spacing w:after="120" w:line="360" w:lineRule="auto"/>
+        <w:ind w:firstLine="432"/>
+        <w:jc w:val="both"/>
+      </w:pPr>
       <w:r>
         <w:t>Y después, como había aprendido a hacer un millar de veces, lo apartó.</w:t>
       </w:r>
     </w:p>
     <w:p>
+      <w:pPr>
+        <w:spacing w:after="120" w:line="360" w:lineRule="auto"/>
+        <w:ind w:firstLine="432"/>
+        <w:jc w:val="both"/>
+      </w:pPr>
       <w:r>
         <w:t>—Tienes razón —dijo, y su voz salió serena, casi agradecida—. El de madera es más pesado. Por eso lo uso.</w:t>
       </w:r>
     </w:p>
     <w:p>
+      <w:pPr>
+        <w:spacing w:after="120" w:line="360" w:lineRule="auto"/>
+        <w:ind w:firstLine="432"/>
+        <w:jc w:val="both"/>
+      </w:pPr>
       <w:r>
         <w:t>Corwen parpadeó, esperando el golpe verbal que no llegó. Ella ya le había dado la espalda y recuperado la guardia.</w:t>
       </w:r>
     </w:p>
     <w:p>
+      <w:pPr>
+        <w:spacing w:after="120" w:line="360" w:lineRule="auto"/>
+        <w:ind w:firstLine="432"/>
+        <w:jc w:val="both"/>
+      </w:pPr>
       <w:r>
         <w:t>—Cuando el día de la prueba me den uno de verdad —añadió, sin volverse—, me va a parecer de pluma. A ti, que has entrenado con el de pluma, te va a parecer de verdad. —levantó el escudo—. Suerte con eso.</w:t>
       </w:r>
     </w:p>
     <w:p>
+      <w:pPr>
+        <w:spacing w:after="120" w:line="360" w:lineRule="auto"/>
+        <w:ind w:firstLine="432"/>
+        <w:jc w:val="both"/>
+      </w:pPr>
       <w:r>
         <w:t>Alguien del grupo soltó una risa, esta vez a costa de Corwen. El muchacho se puso rojo, dijo algo sobre que no valía la pena, y se marcharon, llevándose las voces descansadas con ellos. Iliana se quedó sola otra vez, que era como prefería estar, con el corazón golpeándole más fuerte de lo que habría admitido. No por miedo. Por el esfuerzo de no hacer lo que sabía hacer. Esa era la parte que ninguno de ellos vería jamás: que su mayor destreza no era la espada ni el escudo, sino tragarse, mañana tras mañana, la violencia exacta que el mundo le había enseñado y que una Valebrand arruinada no podía permitirse usar ni una sola vez.</w:t>
       </w:r>
     </w:p>
     <w:p>
+      <w:pPr>
+        <w:spacing w:after="120" w:line="360" w:lineRule="auto"/>
+        <w:ind w:firstLine="432"/>
+        <w:jc w:val="both"/>
+      </w:pPr>
       <w:r>
         <w:t>Guardia alta. Paso. Descarga. Doscientos catorce.</w:t>
       </w:r>
     </w:p>
     <w:p>
+      <w:pPr>
+        <w:spacing w:after="120" w:line="360" w:lineRule="auto"/>
+        <w:ind w:firstLine="432"/>
+        <w:jc w:val="both"/>
+      </w:pPr>
       <w:r>
         <w:t>—Vas a romperte el hombro antes que mejorar la técnica.</w:t>
       </w:r>
     </w:p>
     <w:p>
+      <w:pPr>
+        <w:spacing w:after="120" w:line="360" w:lineRule="auto"/>
+        <w:ind w:firstLine="432"/>
+        <w:jc w:val="both"/>
+      </w:pPr>
       <w:r>
         <w:t>La voz llegó desde el soportal. Distinta. Vieja, grave, con el poso de quien no necesita alzarla. Iliana no se detuvo; terminó el movimiento, recuperó la guardia y solo entonces se volvió, porque interrumpir un gesto a la mitad era, también, una forma de obedecer, y ella obedecía lo justo.</w:t>
       </w:r>
     </w:p>
     <w:p>
+      <w:pPr>
+        <w:spacing w:after="120" w:line="360" w:lineRule="auto"/>
+        <w:ind w:firstLine="432"/>
+        <w:jc w:val="both"/>
+      </w:pPr>
       <w:r>
         <w:t>No esperaba al maestro Harl. Esperaba, como cada mañana, la soledad. Lo que había en el soportal no era el instructor cojo de siempre, sino dos siluetas: Harl, sí, con su capa raída y su pierna destrozada por una lanza en una guerra que Iliana era demasiado joven para recordar. Y, medio paso por detrás, un hombre al que no había visto nunca de cerca, pero que no hacía ninguna falta haber visto para reconocer.</w:t>
       </w:r>
     </w:p>
     <w:p>
+      <w:pPr>
+        <w:spacing w:after="120" w:line="360" w:lineRule="auto"/>
+        <w:ind w:firstLine="432"/>
+        <w:jc w:val="both"/>
+      </w:pPr>
       <w:r>
         <w:t>El cabello albino le escapaba por los bordes del yelmo que llevaba bajo el brazo. La armadura no era de parada —estaba usada, con el dorado de la Corte Dorada deslustrado en los cantos por el roce de cien campañas—, y aun así imponía más que cualquier gala. Iliana supo quién era antes de que Harl abriera la boca, porque no había en toda Adoral otro hombre que vistiera ese dorado con esa clase de cansancio.</w:t>
       </w:r>
     </w:p>
     <w:p>
+      <w:pPr>
+        <w:spacing w:after="120" w:line="360" w:lineRule="auto"/>
+        <w:ind w:firstLine="432"/>
+        <w:jc w:val="both"/>
+      </w:pPr>
       <w:r>
         <w:t>El capitán de la Corte Dorada. Sir Jerah Burdoun en persona, en el patio de los escuderos, a una hora en que los capitanes duermen o conspiran.</w:t>
       </w:r>
     </w:p>
     <w:p>
+      <w:pPr>
+        <w:spacing w:after="120" w:line="360" w:lineRule="auto"/>
+        <w:ind w:firstLine="432"/>
+        <w:jc w:val="both"/>
+      </w:pPr>
       <w:r>
         <w:t>Iliana bajó el escudo y se cuadró. No hizo una reverencia —un escudero no se arrodilla en el barro con el escudo en la mano, se cuadra—, pero sintió cómo el cuerpo entero se le ponía recto por un reflejo que no venía de la instrucción, sino de algo más viejo: la vieja costumbre de hacerse ver intachable cuando entraba en la habitación alguien con poder para decidir sobre ella.</w:t>
       </w:r>
     </w:p>
     <w:p>
+      <w:pPr>
+        <w:spacing w:after="120" w:line="360" w:lineRule="auto"/>
+        <w:ind w:firstLine="432"/>
+        <w:jc w:val="both"/>
+      </w:pPr>
       <w:r>
         <w:t>—Capitán.</w:t>
       </w:r>
     </w:p>
     <w:p>
+      <w:pPr>
+        <w:spacing w:after="120" w:line="360" w:lineRule="auto"/>
+        <w:ind w:firstLine="432"/>
+        <w:jc w:val="both"/>
+      </w:pPr>
       <w:r>
         <w:t>Jerah la miró. No como la miraban casi todos los hombres —esa mirada Iliana la conocía bien, y sabía responderla—, sino con otra, más incómoda todavía: la de quien calcula el peso de una herramienta antes de confiarle una carga.</w:t>
       </w:r>
     </w:p>
     <w:p>
+      <w:pPr>
+        <w:spacing w:after="120" w:line="360" w:lineRule="auto"/>
+        <w:ind w:firstLine="432"/>
+        <w:jc w:val="both"/>
+      </w:pPr>
       <w:r>
         <w:t>—Harl dice que eres la mejor de esta hornada —dijo el capitán. Su voz era grave, sin adornos, la de quien ha dado demasiadas órdenes como para gastar palabras de más—. También dice que eres la que más problemas da.</w:t>
       </w:r>
     </w:p>
     <w:p>
+      <w:pPr>
+        <w:spacing w:after="120" w:line="360" w:lineRule="auto"/>
+        <w:ind w:firstLine="432"/>
+        <w:jc w:val="both"/>
+      </w:pPr>
       <w:r>
         <w:t>—Las dos cosas pueden ser ciertas, señor.</w:t>
       </w:r>
     </w:p>
     <w:p>
+      <w:pPr>
+        <w:spacing w:after="120" w:line="360" w:lineRule="auto"/>
+        <w:ind w:firstLine="432"/>
+        <w:jc w:val="both"/>
+      </w:pPr>
       <w:r>
         <w:t>—Suelen serlo. —algo que no llegó a sonrisa le cruzó el rostro—. ¿Tu nombre?</w:t>
       </w:r>
     </w:p>
     <w:p>
+      <w:pPr>
+        <w:spacing w:after="120" w:line="360" w:lineRule="auto"/>
+        <w:ind w:firstLine="432"/>
+        <w:jc w:val="both"/>
+      </w:pPr>
       <w:r>
         <w:t>—Iliana. —una pausa, la de siempre, la del segundo en que decidía si decir la verdad costaba más caro que callarla—. Iliana Valebrand.</w:t>
       </w:r>
     </w:p>
     <w:p>
+      <w:pPr>
+        <w:spacing w:after="120" w:line="360" w:lineRule="auto"/>
+        <w:ind w:firstLine="432"/>
+        <w:jc w:val="both"/>
+      </w:pPr>
       <w:r>
         <w:t>El capitán no reaccionó al apellido. Harl sí: un gesto mínimo, el de quien ha oído ese nombre antes y sabe lo que vale y lo que no vale ya. Valebrand. Una casa que había tenido tierras, un escudo, un sitio en las listas que importaban. Una casa que una enfermedad había vaciado y una deuda había rematado, sin batallas, sin un enemigo con nombre al que odiar, solo acreedores y documentos y la lenta comprensión, a los ocho años, de que la ley protegía la propiedad mucho mejor de lo que protegía a las personas que la habitaban. Iliana había dejado de ser la hija de una casa para convertirse en una garantía: un cuerpo pequeño que respondía por una deuda que no había firmado.</w:t>
       </w:r>
     </w:p>
     <w:p>
+      <w:pPr>
+        <w:spacing w:after="120" w:line="360" w:lineRule="auto"/>
+        <w:ind w:firstLine="432"/>
+        <w:jc w:val="both"/>
+      </w:pPr>
       <w:r>
         <w:t>De aquellos años no hablaba. Pero el cuerpo hablaba por ella: en cómo se tensaba si alguien se le acercaba por detrás, en cómo calculaba sin querer las salidas de cada estancia, en la facilidad con que reconocía, en la voz de un hombre, el instante exacto en que dejaba de verla como persona. Jerah Burdoun no la miraba así. Eso, por sí solo, ya era más de lo que esperaba de la mañana.</w:t>
       </w:r>
     </w:p>
     <w:p>
+      <w:pPr>
+        <w:spacing w:after="120" w:line="360" w:lineRule="auto"/>
+        <w:ind w:firstLine="432"/>
+        <w:jc w:val="both"/>
+      </w:pPr>
       <w:r>
         <w:t>—Tengo una misión —dijo el capitán—. Pequeña, en apariencia. Una escolta. —hizo una pausa que a Iliana le pareció deliberada, como si midiera su reacción antes de continuar—. Y la daría a cualquiera de mis hombres sin pensarlo, si no fuera porque ninguno de mis hombres está libre de otras lealtades. Y esta misión, por razones que ni yo entiendo del todo, conviene que la haga alguien que no le deba nada a nadie.</w:t>
       </w:r>
     </w:p>
     <w:p>
+      <w:pPr>
+        <w:spacing w:after="120" w:line="360" w:lineRule="auto"/>
+        <w:ind w:firstLine="432"/>
+        <w:jc w:val="both"/>
+      </w:pPr>
       <w:r>
         <w:t>Iliana no dijo nada. Había aprendido que el silencio, bien colocado, obliga al otro a seguir hablando, y que lo que un hombre dice para llenar un silencio suele valer más que lo que dice por su voluntad.</w:t>
       </w:r>
     </w:p>
     <w:p>
+      <w:pPr>
+        <w:spacing w:after="120" w:line="360" w:lineRule="auto"/>
+        <w:ind w:firstLine="432"/>
+        <w:jc w:val="both"/>
+      </w:pPr>
       <w:r>
         <w:t>Jerah lo llenó.</w:t>
       </w:r>
     </w:p>
     <w:p>
+      <w:pPr>
+        <w:spacing w:after="120" w:line="360" w:lineRule="auto"/>
+        <w:ind w:firstLine="432"/>
+        <w:jc w:val="both"/>
+      </w:pPr>
       <w:r>
         <w:t>—Un activo. Un muchacho, en realidad. En Mildraugh, un pueblo minero en el norte, a cuatro o cinco jornadas si el invierno no cierra los pasos. —sacó de dentro de la capa un pliego doblado, lacrado—. Hay que traerlo a Adoral. Sano. Entero. Sin que se entere media Veridia de que un escudero de la Corte Dorada ha subido a un pueblo de mineros a buscar a un aprendiz de nada.</w:t>
       </w:r>
     </w:p>
     <w:p>
+      <w:pPr>
+        <w:spacing w:after="120" w:line="360" w:lineRule="auto"/>
+        <w:ind w:firstLine="432"/>
+        <w:jc w:val="both"/>
+      </w:pPr>
       <w:r>
         <w:t>—¿Un aprendiz de nada que necesita escolta de la Corte Dorada? —las palabras le salieron antes de medir si convenía decirlas.</w:t>
       </w:r>
     </w:p>
     <w:p>
+      <w:pPr>
+        <w:spacing w:after="120" w:line="360" w:lineRule="auto"/>
+        <w:ind w:firstLine="432"/>
+        <w:jc w:val="both"/>
+      </w:pPr>
       <w:r>
         <w:t>Harl carraspeó, una advertencia. Pero Jerah no se molestó. Al contrario: por primera vez la miró con algo parecido al interés.</w:t>
       </w:r>
     </w:p>
     <w:p>
+      <w:pPr>
+        <w:spacing w:after="120" w:line="360" w:lineRule="auto"/>
+        <w:ind w:firstLine="432"/>
+        <w:jc w:val="both"/>
+      </w:pPr>
       <w:r>
         <w:t>—Esa es exactamente la pregunta que me hice yo —dijo—. Y la respuesta que recibí fue esta.</w:t>
       </w:r>
     </w:p>
     <w:p>
+      <w:pPr>
+        <w:spacing w:after="120" w:line="360" w:lineRule="auto"/>
+        <w:ind w:firstLine="432"/>
+        <w:jc w:val="both"/>
+      </w:pPr>
       <w:r>
         <w:t>Le tendió el pliego. Iliana lo tomó con las dos manos, como se toma todo lo que puede quitársete, y miró el lacre.</w:t>
       </w:r>
     </w:p>
     <w:p>
+      <w:pPr>
+        <w:spacing w:after="120" w:line="360" w:lineRule="auto"/>
+        <w:ind w:firstLine="432"/>
+        <w:jc w:val="both"/>
+      </w:pPr>
       <w:r>
         <w:t>No era el sello de la corona. No era el de ninguna de las tres casas —habría reconocido el elefante de Aurelvar, la torre de Cendrel, la espada de Dravon hasta dormida—. Era un sello que no había visto nunca: un círculo, y dentro, un símbolo que no supo leer. No una letra. No un animal. Un trazo, más bien, una línea que se doblaba sobre sí misma con un quiebro al final, como si quien lo hubiera grabado hubiera dudado un instante antes de levantar la mano.</w:t>
       </w:r>
     </w:p>
     <w:p>
+      <w:pPr>
+        <w:spacing w:after="120" w:line="360" w:lineRule="auto"/>
+        <w:ind w:firstLine="432"/>
+        <w:jc w:val="both"/>
+      </w:pPr>
       <w:r>
         <w:t>Algo en aquel símbolo la incomodó, y no supo por qué. Lo miró un segundo de más —el tiempo que se mira una cosa que debería significar algo y no significa nada— y después apartó la vista, porque un escudero no se queda embobado ante el lacre de una orden como si no hubiera visto un sello en su vida.</w:t>
       </w:r>
     </w:p>
     <w:p>
+      <w:pPr>
+        <w:spacing w:after="120" w:line="360" w:lineRule="auto"/>
+        <w:ind w:firstLine="432"/>
+        <w:jc w:val="both"/>
+      </w:pPr>
       <w:r>
         <w:t>—¿De quién es? —preguntó.</w:t>
       </w:r>
     </w:p>
     <w:p>
+      <w:pPr>
+        <w:spacing w:after="120" w:line="360" w:lineRule="auto"/>
+        <w:ind w:firstLine="432"/>
+        <w:jc w:val="both"/>
+      </w:pPr>
       <w:r>
         <w:t>—De la Ciudadela.</w:t>
       </w:r>
     </w:p>
     <w:p>
+      <w:pPr>
+        <w:spacing w:after="120" w:line="360" w:lineRule="auto"/>
+        <w:ind w:firstLine="432"/>
+        <w:jc w:val="both"/>
+      </w:pPr>
       <w:r>
         <w:t>Iliana frunció el ceño. La Ciudadela eran los sabios, los eruditos, los viejos que guardaban los tomos de magia bajo llave y formaban a los maestres en ciudades que ella solo conocía por los mapas. No tenían ejército. No daban órdenes a la Corte Dorada. No tenían, que ella supiera, ningún motivo para interesarse por un aprendiz de pueblo lo bastante como para pedir que una espada lo trajera de vuelta.</w:t>
       </w:r>
     </w:p>
     <w:p>
+      <w:pPr>
+        <w:spacing w:after="120" w:line="360" w:lineRule="auto"/>
+        <w:ind w:firstLine="432"/>
+        <w:jc w:val="both"/>
+      </w:pPr>
       <w:r>
         <w:t>—¿Y la Corona permite que la Ciudadela le encargue misiones a la Corte Dorada?</w:t>
       </w:r>
     </w:p>
     <w:p>
+      <w:pPr>
+        <w:spacing w:after="120" w:line="360" w:lineRule="auto"/>
+        <w:ind w:firstLine="432"/>
+        <w:jc w:val="both"/>
+      </w:pPr>
       <w:r>
         <w:t>—La Corona —Jerah pronunció la palabra con un cuidado que a Iliana no se le escapó— tiene esta temporada preocupaciones más grandes que un muchacho de Mildraugh. Y la Ciudadela ha pedido discreción, no permiso. Yo, personalmente, no sé qué quieren de ese chico ni por qué lo quieren ahora. —la miró a los ojos—. Y si te soy franco, muchacha, prefiero no saberlo. Hay órdenes que se cumplen mejor sin entenderlas. Un soldado que entiende demasiado acaba, tarde o temprano, obedeciendo a quien mejor le explica las cosas. Y eso —su voz se endureció un grado, y Iliana recordó, sin saber por qué, que aquel hombre libraba una guerra dentro de su propio ejército— es justo lo que le está pasando a la Corte Dorada.</w:t>
       </w:r>
     </w:p>
     <w:p>
+      <w:pPr>
+        <w:spacing w:after="120" w:line="360" w:lineRule="auto"/>
+        <w:ind w:firstLine="432"/>
+        <w:jc w:val="both"/>
+      </w:pPr>
       <w:r>
         <w:t>Ahí estaba la verdad, o parte de ella. No la habían elegido por ser la mejor. La habían elegido por ser la más sola. Porque una huérfana sin tierras, sin casa, sin un padrino cuyos intereses atender, era la única clase de soldado del que Jerah Burdoun podía estar seguro de que obedecería a la orden y no a la mano que se la hubiera comprado. Su soledad, lo único que el mundo le había dejado, se había convertido —por una vez— en su mayor cualificación.</w:t>
       </w:r>
     </w:p>
     <w:p>
+      <w:pPr>
+        <w:spacing w:after="120" w:line="360" w:lineRule="auto"/>
+        <w:ind w:firstLine="432"/>
+        <w:jc w:val="both"/>
+      </w:pPr>
       <w:r>
         <w:t>Debería haberle dolido. Le dolió, un poco. Pero por encima del dolor había otra cosa, más grande, más difícil de disimular, y Iliana tuvo que bajar la mirada al pliego para que el capitán no se la viera en la cara.</w:t>
       </w:r>
     </w:p>
     <w:p>
+      <w:pPr>
+        <w:spacing w:after="120" w:line="360" w:lineRule="auto"/>
+        <w:ind w:firstLine="432"/>
+        <w:jc w:val="both"/>
+      </w:pPr>
       <w:r>
         <w:t xml:space="preserve">Porque Harl se lo había explicado semanas atrás, con esa honestidad brutal suya: a los escuderos sin cuna casi nunca los admitían en la Corte Dorada. Salían en las listas, eso sí —quedaba bien, demostraba que la institución premiaba el mérito y no el apellido—, pero casi nunca los elegían. </w:t>
       </w:r>
@@ -3714,46 +6904,91 @@
       </w:r>
     </w:p>
     <w:p>
+      <w:pPr>
+        <w:spacing w:after="120" w:line="360" w:lineRule="auto"/>
+        <w:ind w:firstLine="432"/>
+        <w:jc w:val="both"/>
+      </w:pPr>
       <w:r>
         <w:t>Una misión del capitán en persona no era una lista. Era, por primera vez en su vida, una puerta. Si traía a aquel muchacho a Adoral —sano, entero, sin ruido—, no habría padrino ni cuna ni apellido vacío que pudiera negarle la prueba de ingreso. Sería la escudera que hizo lo que la Corte Dorada le pidió cuando no pudo pedírselo a nadie de confianza. Y a esa escudera, aunque fuera una Valebrand arruinada, aunque se pagara su propio equipo, tendrían que mirarla.</w:t>
       </w:r>
     </w:p>
     <w:p>
+      <w:pPr>
+        <w:spacing w:after="120" w:line="360" w:lineRule="auto"/>
+        <w:ind w:firstLine="432"/>
+        <w:jc w:val="both"/>
+      </w:pPr>
       <w:r>
         <w:t>—¿La acepto o la discuto, capitán? —preguntó, y esta vez la voz le salió firme.</w:t>
       </w:r>
     </w:p>
     <w:p>
+      <w:pPr>
+        <w:spacing w:after="120" w:line="360" w:lineRule="auto"/>
+        <w:ind w:firstLine="432"/>
+        <w:jc w:val="both"/>
+      </w:pPr>
       <w:r>
         <w:t>—Si la discutieras, no te la habría traído yo mismo.</w:t>
       </w:r>
     </w:p>
     <w:p>
+      <w:pPr>
+        <w:spacing w:after="120" w:line="360" w:lineRule="auto"/>
+        <w:ind w:firstLine="432"/>
+        <w:jc w:val="both"/>
+      </w:pPr>
       <w:r>
         <w:t>—Entonces la acepto.</w:t>
       </w:r>
     </w:p>
     <w:p>
+      <w:pPr>
+        <w:spacing w:after="120" w:line="360" w:lineRule="auto"/>
+        <w:ind w:firstLine="432"/>
+        <w:jc w:val="both"/>
+      </w:pPr>
       <w:r>
         <w:t>Jerah asintió, una sola vez. Harl soltó el aire por la nariz, aliviado o resignado, difícil saberlo con Harl.</w:t>
       </w:r>
     </w:p>
     <w:p>
+      <w:pPr>
+        <w:spacing w:after="120" w:line="360" w:lineRule="auto"/>
+        <w:ind w:firstLine="432"/>
+        <w:jc w:val="both"/>
+      </w:pPr>
       <w:r>
         <w:t>—Partes mañana al amanecer —dijo el capitán—. Harl te dará un caballo, provisiones y una bolsa con lo justo. No más: un escudero que viaja con oro llama a los cuervos. —se puso el yelmo, y el hombre cansado desapareció bajo el dorado deslustrado del capitán de la Corte Dorada—. Y, Valebrand. Una última cosa.</w:t>
       </w:r>
     </w:p>
     <w:p>
+      <w:pPr>
+        <w:spacing w:after="120" w:line="360" w:lineRule="auto"/>
+        <w:ind w:firstLine="432"/>
+        <w:jc w:val="both"/>
+      </w:pPr>
       <w:r>
         <w:t>—¿Señor?</w:t>
       </w:r>
     </w:p>
     <w:p>
+      <w:pPr>
+        <w:spacing w:after="120" w:line="360" w:lineRule="auto"/>
+        <w:ind w:firstLine="432"/>
+        <w:jc w:val="both"/>
+      </w:pPr>
       <w:r>
         <w:t>—Los caminos del norte no están como el año pasado. —lo dijo sin dramatismo, como quien comenta el precio del grano—. Hay partidas sueltas por los pasos. Desertores, gente que el invierno ha echado de sus aldeas, hombres que ya no distinguen entre robar para comer y robar por costumbre. No llevan estandarte. No piden rescate. Si te cruzas con ellos, no esperes que respeten el dorado: la mitad de ellos lo vistieron alguna vez y le tienen más rencor que miedo. —la miró una última vez—. Trae al muchacho. Esa es la misión. Todo lo demás, incluida tú, es prescindible. Que no se te olvide.</w:t>
       </w:r>
     </w:p>
     <w:p>
+      <w:pPr>
+        <w:spacing w:after="120" w:line="360" w:lineRule="auto"/>
+        <w:ind w:firstLine="432"/>
+        <w:jc w:val="both"/>
+      </w:pPr>
       <w:r>
         <w:t>Y se marchó, con el repicar metálico de la armadura perdiéndose bajo el soportal, dejando a Iliana sola en el patio con un pliego lacrado en las manos y un sello que no sabía leer.</w:t>
       </w:r>
@@ -3769,21 +7004,41 @@
       </w:r>
     </w:p>
     <w:p>
+      <w:pPr>
+        <w:spacing w:after="120" w:line="360" w:lineRule="auto"/>
+        <w:ind w:firstLine="432"/>
+        <w:jc w:val="both"/>
+      </w:pPr>
       <w:r>
         <w:t>No durmió aquella noche.</w:t>
       </w:r>
     </w:p>
     <w:p>
+      <w:pPr>
+        <w:spacing w:after="120" w:line="360" w:lineRule="auto"/>
+        <w:ind w:firstLine="432"/>
+        <w:jc w:val="both"/>
+      </w:pPr>
       <w:r>
         <w:t>Compartía jergón con otras tres aprendices en un cuarto sobre las caballerizas, y las oía respirar en la oscuridad, acompasadas, ajenas. Abajo, los caballos se removían. Más allá de los muros de la casa de escuderos, Adoral seguía despierta como siempre: las tabernas, las fraguas que trabajaban de noche para los encargos del día, las patrullas recorriendo los barrios interiores. Y más lejos, al sur, donde el pavimento se rendía al barro, la otra ciudad, la que no salía en las canciones, de la que la Corte Dorada era —Iliana lo sabía mejor que nadie— la única puerta de escape que no pasaba por venderse.</w:t>
       </w:r>
     </w:p>
     <w:p>
+      <w:pPr>
+        <w:spacing w:after="120" w:line="360" w:lineRule="auto"/>
+        <w:ind w:firstLine="432"/>
+        <w:jc w:val="both"/>
+      </w:pPr>
       <w:r>
         <w:t>Sacó el pliego de debajo de la almohada y lo acercó a la rendija de luna que entraba por el ventanuco. No lo abrió —no se abren las órdenes selladas antes de tiempo—, pero miró otra vez el lacre. El círculo. El trazo de dentro, esa línea con su quiebro que no significaba nada y que, sin embargo, se le había quedado prendida detrás de los ojos, como se queda prendido un nombre que uno está seguro de haber oído antes y no logra situar.</w:t>
       </w:r>
     </w:p>
     <w:p>
+      <w:pPr>
+        <w:spacing w:after="120" w:line="360" w:lineRule="auto"/>
+        <w:ind w:firstLine="432"/>
+        <w:jc w:val="both"/>
+      </w:pPr>
       <w:r>
         <w:rPr>
           <w:i/>
@@ -3795,21 +7050,41 @@
       </w:r>
     </w:p>
     <w:p>
+      <w:pPr>
+        <w:spacing w:after="120" w:line="360" w:lineRule="auto"/>
+        <w:ind w:firstLine="432"/>
+        <w:jc w:val="both"/>
+      </w:pPr>
       <w:r>
         <w:t>Un muchacho de Mildraugh. Un aprendiz de nada que, por razones que ni el capitán de la Corte Dorada entendía, valía una escolta y un sello de la Ciudadela. Iliana no sabía qué lo hacía tan valioso, y Jerah tenía razón: era mejor no saberlo. Su trabajo no era comprender al muchacho. Su trabajo era traerlo, entero, cruzando cuatro o cinco jornadas de pasos nevados por los que, al parecer, andaban sueltos hombres que vestían rencor en lugar de estandarte.</w:t>
       </w:r>
     </w:p>
     <w:p>
+      <w:pPr>
+        <w:spacing w:after="120" w:line="360" w:lineRule="auto"/>
+        <w:ind w:firstLine="432"/>
+        <w:jc w:val="both"/>
+      </w:pPr>
       <w:r>
         <w:t>Flexionó la mano izquierda en la oscuridad. El hombro le dolía todavía, de las doscientas trece descargas contra el poste. Bien. El dolor era honesto. El dolor no calculaba cuánto valía como herramienta, no la elegía por ser la más sola, no la miraba como a un cuerpo que responde por una deuda. El dolor, al menos, la trataba como lo que quería ser: alguien que resiste.</w:t>
       </w:r>
     </w:p>
     <w:p>
+      <w:pPr>
+        <w:spacing w:after="120" w:line="360" w:lineRule="auto"/>
+        <w:ind w:firstLine="432"/>
+        <w:jc w:val="both"/>
+      </w:pPr>
       <w:r>
         <w:t>Guardó el pliego. Cerró los ojos. Repasó mentalmente la carga para la mañana: el caballo, las provisiones, la bolsa justa, el escudo de verdad que por fin podría llevar en lugar del de madera. Y al otro lado del sueño, por primera vez en mucho tiempo, no había solo otro día idéntico al anterior en un patio helado.</w:t>
       </w:r>
     </w:p>
     <w:p>
+      <w:pPr>
+        <w:spacing w:after="120" w:line="360" w:lineRule="auto"/>
+        <w:ind w:firstLine="432"/>
+        <w:jc w:val="both"/>
+      </w:pPr>
       <w:r>
         <w:t>Había un camino. Tenía nombre y dirección. Subía al norte, hacia un pueblo de mineros envuelto en nieve, hacia un muchacho que no sabía que ella venía a buscarlo, y de vuelta hacia la única cosa que Iliana Valebrand había querido desde que a los ocho años la ley decidió que una niña podía valer lo mismo que un saco de grano: un sitio en el mundo que fuera suyo, con su nombre, y que nadie —ni una deuda, ni una casa, ni un hombre— pudiera volver a reclamarle.</w:t>
       </w:r>
@@ -3825,56 +7100,111 @@
       </w:r>
     </w:p>
     <w:p>
+      <w:pPr>
+        <w:spacing w:after="120" w:line="360" w:lineRule="auto"/>
+        <w:ind w:firstLine="432"/>
+        <w:jc w:val="both"/>
+      </w:pPr>
       <w:r>
         <w:t>Partió al amanecer, como le habían dicho.</w:t>
       </w:r>
     </w:p>
     <w:p>
+      <w:pPr>
+        <w:spacing w:after="120" w:line="360" w:lineRule="auto"/>
+        <w:ind w:firstLine="432"/>
+        <w:jc w:val="both"/>
+      </w:pPr>
       <w:r>
         <w:t>El cielo sobre Adoral era del color del peltre, y el frío mordía antes incluso de cruzar la puerta de la ciudad. Harl la esperaba en el patio con un caballo pardo de patas recias —bueno para la nieve, malo para la prisa, que era justo lo que un camino largo pedía— y una bolsa de provisiones que pesaba exactamente lo que el capitán había prometido: lo justo. El viejo le ajustó él mismo una de las correas de la silla, en silencio, con esas manos que habían enseñado a montar a tres generaciones de escuderos que luego lo olvidaban.</w:t>
       </w:r>
     </w:p>
     <w:p>
+      <w:pPr>
+        <w:spacing w:after="120" w:line="360" w:lineRule="auto"/>
+        <w:ind w:firstLine="432"/>
+        <w:jc w:val="both"/>
+      </w:pPr>
       <w:r>
         <w:t>—No hagas nada heroico —dijo al fin, sin mirarla—. Los héroes son los que vuelven en un carro, tapados con una manta. Tú trae al chico y vuelve andando. ¿Me oyes?</w:t>
       </w:r>
     </w:p>
     <w:p>
+      <w:pPr>
+        <w:spacing w:after="120" w:line="360" w:lineRule="auto"/>
+        <w:ind w:firstLine="432"/>
+        <w:jc w:val="both"/>
+      </w:pPr>
       <w:r>
         <w:t>—Te oigo, Harl.</w:t>
       </w:r>
     </w:p>
     <w:p>
+      <w:pPr>
+        <w:spacing w:after="120" w:line="360" w:lineRule="auto"/>
+        <w:ind w:firstLine="432"/>
+        <w:jc w:val="both"/>
+      </w:pPr>
       <w:r>
         <w:t>—No me oyes. Nunca me oyes. —gruñó, y le dio una palmada seca en la bota, que en Harl era lo más parecido a un abrazo que ella iba a recibir—. Anda. Y abrígate, que allá arriba el invierno no perdona.</w:t>
       </w:r>
     </w:p>
     <w:p>
+      <w:pPr>
+        <w:spacing w:after="120" w:line="360" w:lineRule="auto"/>
+        <w:ind w:firstLine="432"/>
+        <w:jc w:val="both"/>
+      </w:pPr>
       <w:r>
         <w:t>Iliana montó. El caballo resopló una nube blanca. Desde la grupa, por un instante, miró atrás: la casa de escuderos, el patio donde había dejado doscientas trece descargas y media vida, los muros dorados del cuartel de la Corte Dorada recortándose contra el cielo de peltre, prometiendo todo lo que ella todavía no era pero estaba a cuatro o cinco jornadas de empezar a merecer.</w:t>
       </w:r>
     </w:p>
     <w:p>
+      <w:pPr>
+        <w:spacing w:after="120" w:line="360" w:lineRule="auto"/>
+        <w:ind w:firstLine="432"/>
+        <w:jc w:val="both"/>
+      </w:pPr>
       <w:r>
         <w:t>Después volvió la cara hacia el norte, hacia los pasos que ascendían hacia Mildraugh, y espoleó.</w:t>
       </w:r>
     </w:p>
     <w:p>
+      <w:pPr>
+        <w:spacing w:after="120" w:line="360" w:lineRule="auto"/>
+        <w:ind w:firstLine="432"/>
+        <w:jc w:val="both"/>
+      </w:pPr>
       <w:r>
         <w:t>No miró el pliego otra vez. No necesitaba hacerlo; llevaba el sello grabado detrás de los ojos, el círculo y su trazo sin sentido, acompañándola como un presentimiento que todavía no sabía leer. Iba a buscar a un muchacho cuyo nombre ni siquiera le habían dicho, por encargo de unos sabios que nunca había visto, siguiendo una orden que había prometido no entender.</w:t>
       </w:r>
     </w:p>
     <w:p>
+      <w:pPr>
+        <w:spacing w:after="120" w:line="360" w:lineRule="auto"/>
+        <w:ind w:firstLine="432"/>
+        <w:jc w:val="both"/>
+      </w:pPr>
       <w:r>
         <w:t>El invierno, en lo alto de los pasos, la esperaba.</w:t>
       </w:r>
     </w:p>
     <w:p>
+      <w:pPr>
+        <w:spacing w:after="120" w:line="360" w:lineRule="auto"/>
+        <w:ind w:firstLine="432"/>
+        <w:jc w:val="both"/>
+      </w:pPr>
       <w:r>
         <w:t>Y en algún punto de aquel mismo camino, aunque Iliana aún no podía saberlo, la esperaban también otras cosas: un hombre que había despertado de la muerte sin nombre, y los hombres sin estandarte de los que el capitán la había prevenido, subiendo hacia el mismo pueblo de nieve al que ella se dirigía, solo que ellos no iban a buscar a nadie.</w:t>
       </w:r>
     </w:p>
     <w:p>
+      <w:pPr>
+        <w:spacing w:after="120" w:line="360" w:lineRule="auto"/>
+        <w:ind w:firstLine="432"/>
+        <w:jc w:val="both"/>
+      </w:pPr>
       <w:r>
         <w:t>Iban a no dejar a nadie.</w:t>
       </w:r>
